--- a/Outreach Messages - ODAXY Labs.docx
+++ b/Outreach Messages - ODAXY Labs.docx
@@ -155,7 +155,7 @@
     <w:p>
       <w:r>
         <w:rPr/>
-        <w:t xml:space="preserve">Within these companies, we will, wherever possible, reach out to a few decision-makers per company, depending on availability. The roles are defined in the ICP: for ICP 1 and ICP 3 the Founder, CEO or Owner, with the Head of Product or Head of Growth as a strong entry point; for ICP 2 the Owner, Founder or Principal, and the Technical Director.</w:t>
+        <w:t xml:space="preserve">Within these companies, we will, wherever possible, reach out to a few decision-makers per company, depending on availability. The roles are defined in the ICP: for ICP 1 the Founder, Co-Founder, CEO, Owner or President; for ICP 2 the Owner, Founder, President or Managing Director, plus the Technical Director, CTO or Head of Delivery; for ICP 3 the Founder or CEO, plus the Director or Head of Product, Head of Growth, Chief Editor or Head of Content.</w:t>
       </w:r>
     </w:p>
     <w:p>
@@ -635,6 +635,89 @@
     </w:p>
     <w:p>
       <w:pPr>
+        <w:spacing w:before="200" w:after="0"/>
+      </w:pPr>
+      <w:r>
+        <w:rPr>
+          <w:b w:val="1"/>
+          <w:bCs w:val="1"/>
+          <w:i w:val="1"/>
+          <w:iCs w:val="1"/>
+        </w:rPr>
+        <w:t xml:space="preserve">Direct version (low rating or reviews mentioning crashes, GPS or login problems)</w:t>
+      </w:r>
+    </w:p>
+    <w:p>
+      <w:pPr>
+        <w:pBdr>
+          <w:top w:color="4f81bd" w:space="10" w:sz="4" w:val="single"/>
+          <w:bottom w:color="4f81bd" w:space="10" w:sz="4" w:val="single"/>
+        </w:pBdr>
+        <w:spacing w:after="240" w:before="240" w:line="240" w:lineRule="auto"/>
+        <w:ind w:left="720"/>
+        <w:jc w:val="left"/>
+      </w:pPr>
+      <w:r>
+        <w:rPr>
+          <w:i w:val="1"/>
+          <w:iCs w:val="1"/>
+        </w:rPr>
+        <w:t xml:space="preserve">Thanks for adding me, </w:t>
+      </w:r>
+      <w:r>
+        <w:rPr>
+          <w:b w:val="1"/>
+          <w:bCs w:val="1"/>
+          <w:i w:val="1"/>
+          <w:iCs w:val="1"/>
+          <w:color w:val="FF9900"/>
+        </w:rPr>
+        <w:t xml:space="preserve">[First Name]</w:t>
+      </w:r>
+      <w:r>
+        <w:rPr>
+          <w:i w:val="1"/>
+          <w:iCs w:val="1"/>
+        </w:rPr>
+        <w:t xml:space="preserve">. I was reading the reviews for </w:t>
+      </w:r>
+      <w:r>
+        <w:rPr>
+          <w:b w:val="1"/>
+          <w:bCs w:val="1"/>
+          <w:i w:val="1"/>
+          <w:iCs w:val="1"/>
+          <w:color w:val="FF9900"/>
+        </w:rPr>
+        <w:t xml:space="preserve">{app name}</w:t>
+      </w:r>
+      <w:r>
+        <w:rPr>
+          <w:i w:val="1"/>
+          <w:iCs w:val="1"/>
+        </w:rPr>
+        <w:t xml:space="preserve">, and a few people mentioned </w:t>
+      </w:r>
+      <w:r>
+        <w:rPr>
+          <w:b w:val="1"/>
+          <w:bCs w:val="1"/>
+          <w:i w:val="1"/>
+          <w:iCs w:val="1"/>
+          <w:color w:val="FF9900"/>
+        </w:rPr>
+        <w:t xml:space="preserve">{issue from reviews}</w:t>
+      </w:r>
+      <w:r>
+        <w:rPr>
+          <w:i w:val="1"/>
+          <w:iCs w:val="1"/>
+        </w:rPr>
+        <w:t xml:space="preserve">. Is that something you're already working on, or has it been hard to find the right people for it?</w:t>
+      </w:r>
+    </w:p>
+    <w:p>
+      <w:pPr>
         <w:spacing w:before="60" w:after="120"/>
       </w:pPr>
       <w:r>
@@ -885,7 +968,7 @@
           <w:i w:val="1"/>
           <w:iCs w:val="1"/>
         </w:rPr>
-        <w:t xml:space="preserve">, I jumped into questions without properly introducing myself. I'm Igor, founder of ODAXY Labs. I've been building mobile apps for 15+ years, and a lot of our work is taking over apps someone else built. For example, we rebuilt both the iOS and Android apps for a GPS audio-tour company in Los Angeles, with offline maps and turn-by-turn navigation, while the apps stayed live in the stores. If interested, happy to share how we did it.</w:t>
+        <w:t xml:space="preserve">, I jumped into questions without properly introducing myself. I'm Igor, founder of ODAXY Labs. I've been building mobile apps for 15+ years, and we take over and rebuild apps that someone else built. For example, we rebuilt both the iOS and Android apps for a GPS audio-tour company in Los Angeles, with offline maps and turn-by-turn navigation, while the apps stayed live in the stores. If interested, happy to share how we did it.</w:t>
       </w:r>
     </w:p>
     <w:p>
@@ -1320,6 +1403,72 @@
     </w:p>
     <w:p>
       <w:pPr>
+        <w:spacing w:before="200" w:after="0"/>
+      </w:pPr>
+      <w:r>
+        <w:rPr>
+          <w:b w:val="1"/>
+          <w:bCs w:val="1"/>
+          <w:i w:val="1"/>
+          <w:iCs w:val="1"/>
+        </w:rPr>
+        <w:t xml:space="preserve">Technical Director / CTO / Head of Delivery</w:t>
+      </w:r>
+    </w:p>
+    <w:p>
+      <w:pPr>
+        <w:pBdr>
+          <w:top w:color="4f81bd" w:space="10" w:sz="4" w:val="single"/>
+          <w:bottom w:color="4f81bd" w:space="10" w:sz="4" w:val="single"/>
+        </w:pBdr>
+        <w:spacing w:after="240" w:before="240" w:line="240" w:lineRule="auto"/>
+        <w:ind w:left="720"/>
+        <w:jc w:val="left"/>
+      </w:pPr>
+      <w:r>
+        <w:rPr>
+          <w:i w:val="1"/>
+          <w:iCs w:val="1"/>
+        </w:rPr>
+        <w:t xml:space="preserve">I had a thought, </w:t>
+      </w:r>
+      <w:r>
+        <w:rPr>
+          <w:b w:val="1"/>
+          <w:bCs w:val="1"/>
+          <w:i w:val="1"/>
+          <w:iCs w:val="1"/>
+          <w:color w:val="FF9900"/>
+        </w:rPr>
+        <w:t xml:space="preserve">[First Name]</w:t>
+      </w:r>
+      <w:r>
+        <w:rPr>
+          <w:i w:val="1"/>
+          <w:iCs w:val="1"/>
+        </w:rPr>
+        <w:t xml:space="preserve">. When an outside team builds a client app, you're still the one answering for the code. And briefing that team properly can take almost as long as doing the work yourself. How do you handle that at </w:t>
+      </w:r>
+      <w:r>
+        <w:rPr>
+          <w:b w:val="1"/>
+          <w:bCs w:val="1"/>
+          <w:i w:val="1"/>
+          <w:iCs w:val="1"/>
+          <w:color w:val="FF9900"/>
+        </w:rPr>
+        <w:t xml:space="preserve">{company name}</w:t>
+      </w:r>
+      <w:r>
+        <w:rPr>
+          <w:i w:val="1"/>
+          <w:iCs w:val="1"/>
+        </w:rPr>
+        <w:t xml:space="preserve">?</w:t>
+      </w:r>
+    </w:p>
+    <w:p>
+      <w:pPr>
         <w:spacing w:before="60" w:after="120"/>
       </w:pPr>
       <w:r>
@@ -1371,6 +1520,20 @@
     </w:p>
     <w:p>
       <w:pPr>
+        <w:spacing w:before="200" w:after="0"/>
+      </w:pPr>
+      <w:r>
+        <w:rPr>
+          <w:b w:val="1"/>
+          <w:bCs w:val="1"/>
+          <w:i w:val="1"/>
+          <w:iCs w:val="1"/>
+        </w:rPr>
+        <w:t xml:space="preserve">Owner / Founder / Managing Director</w:t>
+      </w:r>
+    </w:p>
+    <w:p>
+      <w:pPr>
         <w:pBdr>
           <w:top w:color="4f81bd" w:space="10" w:sz="4" w:val="single"/>
           <w:bottom w:color="4f81bd" w:space="10" w:sz="4" w:val="single"/>
@@ -1402,6 +1565,55 @@
           <w:iCs w:val="1"/>
         </w:rPr>
         <w:t xml:space="preserve">, I jumped into questions without introducing myself. I'm Igor, founder of ODAXY Labs. We build mobile apps for agencies and MSPs behind the scenes, so your client only deals with you. For a web agency in Pennsylvania, the first version was ready in about six weeks, and we've built inspection apps for an IT company in Florida. You talk to me directly, not an account manager. If interested, happy to share how we set those up.</w:t>
+      </w:r>
+    </w:p>
+    <w:p>
+      <w:pPr>
+        <w:spacing w:before="200" w:after="0"/>
+      </w:pPr>
+      <w:r>
+        <w:rPr>
+          <w:b w:val="1"/>
+          <w:bCs w:val="1"/>
+          <w:i w:val="1"/>
+          <w:iCs w:val="1"/>
+        </w:rPr>
+        <w:t xml:space="preserve">Technical Director / CTO / Head of Delivery</w:t>
+      </w:r>
+    </w:p>
+    <w:p>
+      <w:pPr>
+        <w:pBdr>
+          <w:top w:color="4f81bd" w:space="10" w:sz="4" w:val="single"/>
+          <w:bottom w:color="4f81bd" w:space="10" w:sz="4" w:val="single"/>
+        </w:pBdr>
+        <w:spacing w:after="240" w:before="240" w:line="240" w:lineRule="auto"/>
+        <w:ind w:left="720"/>
+        <w:jc w:val="left"/>
+      </w:pPr>
+      <w:r>
+        <w:rPr>
+          <w:i w:val="1"/>
+          <w:iCs w:val="1"/>
+        </w:rPr>
+        <w:t xml:space="preserve">Sorry, </w:t>
+      </w:r>
+      <w:r>
+        <w:rPr>
+          <w:b w:val="1"/>
+          <w:bCs w:val="1"/>
+          <w:i w:val="1"/>
+          <w:iCs w:val="1"/>
+          <w:color w:val="FF9900"/>
+        </w:rPr>
+        <w:t xml:space="preserve">[First Name]</w:t>
+      </w:r>
+      <w:r>
+        <w:rPr>
+          <w:i w:val="1"/>
+          <w:iCs w:val="1"/>
+        </w:rPr>
+        <w:t xml:space="preserve">, I jumped into questions without introducing myself. I'm Igor, founder of ODAXY Labs, and I've been a developer for 15+ years. We build native iOS, Android and Flutter apps for agencies and MSPs, under their name. You'd work with me directly, and the scope and technical documentation are agreed before we write any code. If interested, happy to share how we set it up with a web agency in Pennsylvania.</w:t>
       </w:r>
     </w:p>
     <w:p>
@@ -1416,7 +1628,7 @@
           <w:sz w:val="22"/>
           <w:szCs w:val="22"/>
         </w:rPr>
-        <w:t xml:space="preserve">Response suggestion: if they ask how it works, keep it simple: scope agreed in writing before we start, direct contact with Igor, the work goes out under their name. If a Technical Director joins the conversation, it's fine to get more technical.</w:t>
+        <w:t xml:space="preserve">Response suggestion: if they ask how it works, keep it simple: scope agreed in writing before we start, direct contact with Igor, the work goes out under their name.</w:t>
       </w:r>
     </w:p>
     <w:p>
@@ -1721,6 +1933,20 @@
     </w:p>
     <w:p>
       <w:pPr>
+        <w:spacing w:before="200" w:after="0"/>
+      </w:pPr>
+      <w:r>
+        <w:rPr>
+          <w:b w:val="1"/>
+          <w:bCs w:val="1"/>
+          <w:i w:val="1"/>
+          <w:iCs w:val="1"/>
+        </w:rPr>
+        <w:t xml:space="preserve">Founder / CEO / Chief Editor / Head of Content</w:t>
+      </w:r>
+    </w:p>
+    <w:p>
+      <w:pPr>
         <w:pBdr>
           <w:top w:color="4f81bd" w:space="10" w:sz="4" w:val="single"/>
           <w:bottom w:color="4f81bd" w:space="10" w:sz="4" w:val="single"/>
@@ -2235,7 +2461,7 @@
           <w:i w:val="1"/>
           <w:iCs w:val="1"/>
         </w:rPr>
-        <w:t xml:space="preserve">. Since this year, Apple only accepts updates built with its latest tools, and Google shows apps that fall behind to fewer users. I'm doing a free limited technical audit, a short written note on where an app stands and what it would take to sort out. Would that be useful? Best, Igor</w:t>
+        <w:t xml:space="preserve">. Since this year, Apple only accepts updates built with its latest tools, and Google stops showing apps that fall behind to people with newer Android phones. I'm doing a free limited technical audit, a short written note on where an app stands and what it would take to sort out. Would that be useful? Best, Igor</w:t>
       </w:r>
     </w:p>
     <w:p>
@@ -2584,7 +2810,7 @@
           <w:i w:val="1"/>
           <w:iCs w:val="1"/>
         </w:rPr>
-        <w:t xml:space="preserve">Following up. The part most owners miss isn't the update itself. About 15% of users delete an app after a single crash, and most don't come back. So ratings and downloads slip, and it's hard to tell why.</w:t>
+        <w:t xml:space="preserve">Following up. The part most owners miss isn't the update itself. About 15% of users delete an app after a single crash, and more than half leave after two or three. So ratings and downloads slip, and it's hard to tell why.</w:t>
       </w:r>
     </w:p>
     <w:p>
@@ -3082,7 +3308,7 @@
           <w:i w:val="1"/>
           <w:iCs w:val="1"/>
         </w:rPr>
-        <w:t xml:space="preserve">Following up. Agency owners tell us the biggest risk isn't the price, it's a partner who goes quiet before a deadline.</w:t>
+        <w:t xml:space="preserve">Following up. For most agency owners, the biggest risk isn't the price. It's losing a retainer client because a partner missed a deadline.</w:t>
       </w:r>
     </w:p>
     <w:p>

--- a/Outreach Messages - ODAXY Labs.docx
+++ b/Outreach Messages - ODAXY Labs.docx
@@ -7,91 +7,157 @@
         <w:pStyle w:val="Title"/>
         <w:spacing w:after="0" w:before="0" w:lineRule="auto"/>
         <w:jc w:val="center"/>
+        <w:rPr/>
       </w:pPr>
       <w:r>
         <w:rPr>
           <w:sz w:val="52"/>
           <w:szCs w:val="52"/>
+          <w:rtl w:val="0"/>
         </w:rPr>
         <w:t xml:space="preserve">Outreach Messages – ODAXY Labs</w:t>
       </w:r>
-    </w:p>
-    <w:p>
+      <w:r>
+        <w:rPr>
+          <w:rtl w:val="0"/>
+        </w:rPr>
+      </w:r>
+    </w:p>
+    <w:p>
+      <w:pPr>
+        <w:rPr/>
+      </w:pPr>
       <w:r>
         <w:pict>
           <v:rect style="width:0.0pt;height:1.5pt" o:hr="t" o:hrstd="t" o:hralign="center" fillcolor="#A0A0A0" stroked="f"/>
         </w:pict>
       </w:r>
-    </w:p>
-    <w:p>
-      <w:r>
-        <w:rPr/>
+      <w:r>
+        <w:rPr>
+          <w:rtl w:val="0"/>
+        </w:rPr>
+      </w:r>
+    </w:p>
+    <w:p>
+      <w:pPr>
+        <w:rPr/>
+      </w:pPr>
+      <w:r>
+        <w:rPr>
+          <w:rtl w:val="0"/>
+        </w:rPr>
         <w:t xml:space="preserve">In this document, we will outline the strategy and message plan we've created for ODAXY Labs. By working with 500+ clients, we've had the opportunity to test what works and what doesn't – and apply the best practices.</w:t>
       </w:r>
     </w:p>
     <w:p>
-      <w:r>
-        <w:rPr/>
+      <w:pPr>
+        <w:rPr/>
+      </w:pPr>
+      <w:r>
+        <w:rPr>
+          <w:rtl w:val="0"/>
+        </w:rPr>
         <w:t xml:space="preserve">However, each client is unique. We have cases where one approach made miracles for one client, while failing to engage prospects for another - using the exact same messages. Responses can vary per target, which is the reason why we can't make assumptions.</w:t>
       </w:r>
     </w:p>
     <w:p>
-      <w:r>
-        <w:rPr/>
+      <w:pPr>
+        <w:rPr/>
+      </w:pPr>
+      <w:r>
+        <w:rPr>
+          <w:rtl w:val="0"/>
+        </w:rPr>
         <w:t xml:space="preserve">Our messages are structured and designed for approaching cold leads – their purpose is to create rapport, build up a relationship, and bring the leads toward you. Burdening the prospect with too much information at an early stage, or pushing directly with sales messages without getting any initial feedback, doesn't work.</w:t>
       </w:r>
     </w:p>
     <w:p>
-      <w:r>
-        <w:rPr/>
+      <w:pPr>
+        <w:rPr/>
+      </w:pPr>
+      <w:r>
+        <w:rPr>
+          <w:rtl w:val="0"/>
+        </w:rPr>
         <w:t xml:space="preserve">Finally, LinkedIn messaging is very different from email messaging. Emails can be longer, as prospects are used to receiving longer emails. However, on LinkedIn, people are used to human, less-formal short messaging, rather than formal long-letters.</w:t>
       </w:r>
     </w:p>
     <w:p>
-      <w:r>
-        <w:rPr/>
+      <w:pPr>
+        <w:rPr/>
+      </w:pPr>
+      <w:r>
+        <w:rPr>
+          <w:rtl w:val="0"/>
+        </w:rPr>
         <w:t xml:space="preserve">The main purpose of this campaign is to raise brand awareness, engage prospects, and ultimately bring in warm leads and schedule appointments.</w:t>
       </w:r>
     </w:p>
     <w:p>
       <w:pPr>
         <w:pStyle w:val="Heading2"/>
-      </w:pPr>
-      <w:r>
-        <w:rPr/>
+        <w:rPr/>
+      </w:pPr>
+      <w:r>
+        <w:rPr>
+          <w:rtl w:val="0"/>
+        </w:rPr>
         <w:t xml:space="preserve">The Solution</w:t>
       </w:r>
     </w:p>
     <w:p>
-      <w:r>
-        <w:rPr/>
+      <w:pPr>
+        <w:rPr/>
+      </w:pPr>
+      <w:r>
+        <w:rPr>
+          <w:rtl w:val="0"/>
+        </w:rPr>
         <w:t xml:space="preserve">ODAXY Labs is a mobile app development company with 15+ years of development experience and a lean senior team. They build native iOS and Android apps as well as cross-platform (Flutter) apps, so clients get full delivery without hiring or managing developers. Their strongest work is taking over apps that already exist: rebuilding live apps, fixing apps that crash or collect poor reviews, and rescuing projects that have gone off track.</w:t>
       </w:r>
     </w:p>
     <w:p>
-      <w:r>
-        <w:rPr/>
+      <w:pPr>
+        <w:rPr/>
+      </w:pPr>
+      <w:r>
+        <w:rPr>
+          <w:rtl w:val="0"/>
+        </w:rPr>
         <w:t xml:space="preserve">The timing is on their side. Since 2026, Apple only accepts app updates built with its latest tools, and Google stops showing apps that fall behind to users on newer Android devices. An app that hasn't been looked after is now a visible, dated problem, and none of the competitors we analysed talk about it.</w:t>
       </w:r>
     </w:p>
     <w:p>
-      <w:r>
-        <w:rPr/>
+      <w:pPr>
+        <w:rPr/>
+      </w:pPr>
+      <w:r>
+        <w:rPr>
+          <w:rtl w:val="0"/>
+        </w:rPr>
         <w:t xml:space="preserve">For the outreach campaign, we will focus on mobile app development, with an emphasis on rebuilding and taking over live apps. The goal is to keep the initial message focused enough to get our foot in the door with cold prospects. Once we've initiated a conversation, during the nurture stage, we can introduce the services in depth and try to schedule a call.</w:t>
       </w:r>
     </w:p>
     <w:p>
       <w:pPr>
         <w:pStyle w:val="Heading2"/>
-      </w:pPr>
-      <w:r>
-        <w:rPr/>
+        <w:rPr/>
+      </w:pPr>
+      <w:r>
+        <w:rPr>
+          <w:rtl w:val="0"/>
+        </w:rPr>
         <w:t xml:space="preserve">Target Audience</w:t>
       </w:r>
     </w:p>
     <w:p>
-      <w:r>
-        <w:rPr/>
+      <w:pPr>
+        <w:rPr/>
+      </w:pPr>
+      <w:r>
+        <w:rPr>
+          <w:rtl w:val="0"/>
+        </w:rPr>
         <w:t xml:space="preserve">The preliminary Ideal Client Profiling gave us an indicative number of leads within the defined criteria. Based on the ICP research, the primary target audience is:</w:t>
       </w:r>
     </w:p>
@@ -103,13 +169,20 @@
         </w:numPr>
         <w:spacing w:after="0" w:before="120" w:lineRule="auto"/>
         <w:ind w:left="720" w:hanging="360"/>
-      </w:pPr>
-      <w:r>
-        <w:rPr>
-          <w:b w:val="1"/>
-          <w:bCs w:val="1"/>
+        <w:rPr/>
+      </w:pPr>
+      <w:r>
+        <w:rPr>
+          <w:b w:val="1"/>
+          <w:bCs w:val="1"/>
+          <w:rtl w:val="0"/>
         </w:rPr>
         <w:t xml:space="preserve">ICP 1 – Location-Based and Experience App Owners (travel, tours, attractions, museums, outdoor recreation, small media) – 10-50 (up to 200) in the USA</w:t>
+      </w:r>
+      <w:r>
+        <w:rPr>
+          <w:rtl w:val="0"/>
+        </w:rPr>
       </w:r>
     </w:p>
     <w:p>
@@ -120,13 +193,20 @@
         </w:numPr>
         <w:spacing w:after="0" w:before="120" w:lineRule="auto"/>
         <w:ind w:left="720" w:hanging="360"/>
-      </w:pPr>
-      <w:r>
-        <w:rPr>
-          <w:b w:val="1"/>
-          <w:bCs w:val="1"/>
+        <w:rPr/>
+      </w:pPr>
+      <w:r>
+        <w:rPr>
+          <w:b w:val="1"/>
+          <w:bCs w:val="1"/>
+          <w:rtl w:val="0"/>
         </w:rPr>
         <w:t xml:space="preserve">ICP 2 – Small Agencies and MSPs Needing a White-Label Mobile Partner – 2-50 in the USA</w:t>
+      </w:r>
+      <w:r>
+        <w:rPr>
+          <w:rtl w:val="0"/>
+        </w:rPr>
       </w:r>
     </w:p>
     <w:p>
@@ -137,65 +217,101 @@
         </w:numPr>
         <w:spacing w:after="0" w:before="120" w:lineRule="auto"/>
         <w:ind w:left="720" w:hanging="360"/>
-      </w:pPr>
-      <w:r>
-        <w:rPr>
-          <w:b w:val="1"/>
-          <w:bCs w:val="1"/>
+        <w:rPr/>
+      </w:pPr>
+      <w:r>
+        <w:rPr>
+          <w:b w:val="1"/>
+          <w:bCs w:val="1"/>
+          <w:rtl w:val="0"/>
         </w:rPr>
         <w:t xml:space="preserve">ICP 3 – Learning, Content and Community App Publishers – 11-50 in the USA</w:t>
       </w:r>
-    </w:p>
-    <w:p>
-      <w:r>
-        <w:rPr/>
-        <w:t xml:space="preserve">We start with California, Florida, Texas and New York. For ICP 1 and ICP 3, the company must have a live app on the App Store or Google Play.</w:t>
-      </w:r>
-    </w:p>
-    <w:p>
-      <w:r>
-        <w:rPr/>
-        <w:t xml:space="preserve">Within these companies, we will, wherever possible, reach out to a few decision-makers per company, depending on availability. The roles are defined in the ICP: for ICP 1 the Founder, Co-Founder, CEO, Owner or President; for ICP 2 the Owner, Founder, President or Managing Director, plus the Technical Director, CTO or Head of Delivery; for ICP 3 the Founder or CEO, plus the Director or Head of Product, Head of Growth, Chief Editor or Head of Content.</w:t>
-      </w:r>
-    </w:p>
-    <w:p>
-      <w:r>
-        <w:rPr/>
+      <w:r>
+        <w:rPr>
+          <w:rtl w:val="0"/>
+        </w:rPr>
+      </w:r>
+    </w:p>
+    <w:p>
+      <w:pPr>
+        <w:rPr/>
+      </w:pPr>
+      <w:r>
+        <w:rPr>
+          <w:rtl w:val="0"/>
+        </w:rPr>
+        <w:t xml:space="preserve">We start with California, Florida, Texas, and New York. For ICP 1 and ICP 3, the company must have a live app on the App Store or Google Play.</w:t>
+      </w:r>
+    </w:p>
+    <w:p>
+      <w:pPr>
+        <w:rPr/>
+      </w:pPr>
+      <w:r>
+        <w:rPr>
+          <w:rtl w:val="0"/>
+        </w:rPr>
+        <w:t xml:space="preserve">Within these companies, we will, wherever possible, reach out to a few decision-makers per company, depending on availability. The roles are defined in the ICP: for ICP 1 the Founder, Co-Founder, CEO, Owner, or President; for ICP 2, the Owner, Founder, President or Managing Director, plus the Technical Director, CTO or Head of Delivery; for ICP 3 the Founder or CEO, plus the Director or Head of Product, Head of Growth, Chief Editor or Head of Content.</w:t>
+      </w:r>
+    </w:p>
+    <w:p>
+      <w:pPr>
+        <w:rPr/>
+      </w:pPr>
+      <w:r>
+        <w:rPr>
+          <w:rtl w:val="0"/>
+        </w:rPr>
         <w:t xml:space="preserve">Where we have the prospect's app data (last update date, rating, recent reviews), we use the </w:t>
       </w:r>
       <w:r>
         <w:rPr>
           <w:b w:val="1"/>
           <w:bCs w:val="1"/>
+          <w:rtl w:val="0"/>
         </w:rPr>
         <w:t xml:space="preserve">Direct version</w:t>
       </w:r>
       <w:r>
-        <w:rPr/>
+        <w:rPr>
+          <w:rtl w:val="0"/>
+        </w:rPr>
         <w:t xml:space="preserve"> of the message, which opens with a fact about their own app.</w:t>
       </w:r>
     </w:p>
     <w:p>
       <w:pPr>
         <w:pStyle w:val="Heading1"/>
-      </w:pPr>
-      <w:r>
-        <w:rPr/>
+        <w:rPr/>
+      </w:pPr>
+      <w:r>
+        <w:rPr>
+          <w:rtl w:val="0"/>
+        </w:rPr>
         <w:t xml:space="preserve">LinkedIn messages</w:t>
       </w:r>
     </w:p>
     <w:p>
       <w:pPr>
         <w:pStyle w:val="Heading2"/>
-      </w:pPr>
-      <w:r>
-        <w:rPr/>
+        <w:rPr/>
+      </w:pPr>
+      <w:r>
+        <w:rPr>
+          <w:rtl w:val="0"/>
+        </w:rPr>
         <w:t xml:space="preserve">Invitation Message Suggestions</w:t>
       </w:r>
     </w:p>
     <w:p>
-      <w:r>
-        <w:rPr/>
+      <w:pPr>
+        <w:rPr/>
+      </w:pPr>
+      <w:r>
+        <w:rPr>
+          <w:rtl w:val="0"/>
+        </w:rPr>
         <w:t xml:space="preserve">The main goal of the invitation message is to get connected—nothing more. Our recommendation is to keep it short and simple, which usually brings the best results. Here are a few options:</w:t>
       </w:r>
     </w:p>
@@ -207,11 +323,13 @@
         </w:numPr>
         <w:spacing w:after="0" w:before="60" w:line="240" w:lineRule="auto"/>
         <w:ind w:left="1584" w:right="864" w:hanging="360"/>
-      </w:pPr>
-      <w:r>
-        <w:rPr>
-          <w:i w:val="1"/>
-          <w:iCs w:val="1"/>
+        <w:rPr/>
+      </w:pPr>
+      <w:r>
+        <w:rPr>
+          <w:i w:val="1"/>
+          <w:iCs w:val="1"/>
+          <w:rtl w:val="0"/>
         </w:rPr>
         <w:t xml:space="preserve">Hey </w:t>
       </w:r>
@@ -221,7 +339,8 @@
           <w:bCs w:val="1"/>
           <w:i w:val="1"/>
           <w:iCs w:val="1"/>
-          <w:color w:val="FF9900"/>
+          <w:color w:val="ff9900"/>
+          <w:rtl w:val="0"/>
         </w:rPr>
         <w:t xml:space="preserve">[First Name]</w:t>
       </w:r>
@@ -229,8 +348,14 @@
         <w:rPr>
           <w:i w:val="1"/>
           <w:iCs w:val="1"/>
+          <w:rtl w:val="0"/>
         </w:rPr>
         <w:t xml:space="preserve">, let's connect!</w:t>
+      </w:r>
+      <w:r>
+        <w:rPr>
+          <w:rtl w:val="0"/>
+        </w:rPr>
       </w:r>
     </w:p>
     <w:p>
@@ -241,11 +366,13 @@
         </w:numPr>
         <w:spacing w:after="0" w:before="60" w:line="240" w:lineRule="auto"/>
         <w:ind w:left="1584" w:right="864" w:hanging="360"/>
-      </w:pPr>
-      <w:r>
-        <w:rPr>
-          <w:i w:val="1"/>
-          <w:iCs w:val="1"/>
+        <w:rPr/>
+      </w:pPr>
+      <w:r>
+        <w:rPr>
+          <w:i w:val="1"/>
+          <w:iCs w:val="1"/>
+          <w:rtl w:val="0"/>
         </w:rPr>
         <w:t xml:space="preserve">Hey </w:t>
       </w:r>
@@ -255,7 +382,8 @@
           <w:bCs w:val="1"/>
           <w:i w:val="1"/>
           <w:iCs w:val="1"/>
-          <w:color w:val="FF9900"/>
+          <w:color w:val="ff9900"/>
+          <w:rtl w:val="0"/>
         </w:rPr>
         <w:t xml:space="preserve">[First Name]</w:t>
       </w:r>
@@ -263,8 +391,14 @@
         <w:rPr>
           <w:i w:val="1"/>
           <w:iCs w:val="1"/>
+          <w:rtl w:val="0"/>
         </w:rPr>
         <w:t xml:space="preserve">, I'd love to connect!</w:t>
+      </w:r>
+      <w:r>
+        <w:rPr>
+          <w:rtl w:val="0"/>
+        </w:rPr>
       </w:r>
     </w:p>
     <w:p>
@@ -275,11 +409,13 @@
         </w:numPr>
         <w:spacing w:after="0" w:before="60" w:line="240" w:lineRule="auto"/>
         <w:ind w:left="1584" w:right="864" w:hanging="360"/>
-      </w:pPr>
-      <w:r>
-        <w:rPr>
-          <w:i w:val="1"/>
-          <w:iCs w:val="1"/>
+        <w:rPr/>
+      </w:pPr>
+      <w:r>
+        <w:rPr>
+          <w:i w:val="1"/>
+          <w:iCs w:val="1"/>
+          <w:rtl w:val="0"/>
         </w:rPr>
         <w:t xml:space="preserve">Hi </w:t>
       </w:r>
@@ -289,7 +425,8 @@
           <w:bCs w:val="1"/>
           <w:i w:val="1"/>
           <w:iCs w:val="1"/>
-          <w:color w:val="FF9900"/>
+          <w:color w:val="ff9900"/>
+          <w:rtl w:val="0"/>
         </w:rPr>
         <w:t xml:space="preserve">[First Name]</w:t>
       </w:r>
@@ -297,8 +434,14 @@
         <w:rPr>
           <w:i w:val="1"/>
           <w:iCs w:val="1"/>
+          <w:rtl w:val="0"/>
         </w:rPr>
         <w:t xml:space="preserve">, it seems like we share similar interests. Let's connect!</w:t>
+      </w:r>
+      <w:r>
+        <w:rPr>
+          <w:rtl w:val="0"/>
+        </w:rPr>
       </w:r>
     </w:p>
     <w:p>
@@ -309,11 +452,13 @@
         </w:numPr>
         <w:spacing w:after="0" w:before="60" w:line="240" w:lineRule="auto"/>
         <w:ind w:left="1584" w:right="864" w:hanging="360"/>
-      </w:pPr>
-      <w:r>
-        <w:rPr>
-          <w:i w:val="1"/>
-          <w:iCs w:val="1"/>
+        <w:rPr/>
+      </w:pPr>
+      <w:r>
+        <w:rPr>
+          <w:i w:val="1"/>
+          <w:iCs w:val="1"/>
+          <w:rtl w:val="0"/>
         </w:rPr>
         <w:t xml:space="preserve">Hey </w:t>
       </w:r>
@@ -323,7 +468,8 @@
           <w:bCs w:val="1"/>
           <w:i w:val="1"/>
           <w:iCs w:val="1"/>
-          <w:color w:val="FF9900"/>
+          <w:color w:val="ff9900"/>
+          <w:rtl w:val="0"/>
         </w:rPr>
         <w:t xml:space="preserve">[First Name]</w:t>
       </w:r>
@@ -331,8 +477,14 @@
         <w:rPr>
           <w:i w:val="1"/>
           <w:iCs w:val="1"/>
+          <w:rtl w:val="0"/>
         </w:rPr>
         <w:t xml:space="preserve">, happy to connect!</w:t>
+      </w:r>
+      <w:r>
+        <w:rPr>
+          <w:rtl w:val="0"/>
+        </w:rPr>
       </w:r>
     </w:p>
     <w:p>
@@ -343,44 +495,133 @@
         </w:numPr>
         <w:spacing w:after="0" w:before="60" w:line="240" w:lineRule="auto"/>
         <w:ind w:left="1584" w:right="864" w:hanging="360"/>
-      </w:pPr>
-      <w:r>
-        <w:rPr>
-          <w:i w:val="1"/>
-          <w:iCs w:val="1"/>
+        <w:rPr/>
+      </w:pPr>
+      <w:r>
+        <w:rPr>
+          <w:i w:val="1"/>
+          <w:iCs w:val="1"/>
+          <w:rtl w:val="0"/>
         </w:rPr>
         <w:t xml:space="preserve">Blank Invitation</w:t>
       </w:r>
-    </w:p>
-    <w:p>
-      <w:r>
-        <w:rPr/>
-        <w:t xml:space="preserve">For prospects who post regularly, or where we share a group or mutual connections:</w:t>
-      </w:r>
-    </w:p>
-    <w:p>
-      <w:pPr>
-        <w:numPr>
-          <w:ilvl w:val="0"/>
-          <w:numId w:val="1"/>
-        </w:numPr>
-        <w:spacing w:after="0" w:before="60" w:line="240" w:lineRule="auto"/>
-        <w:ind w:left="1584" w:right="864" w:hanging="360"/>
-      </w:pPr>
-      <w:r>
-        <w:rPr>
-          <w:i w:val="1"/>
-          <w:iCs w:val="1"/>
-        </w:rPr>
-        <w:t xml:space="preserve">Hi </w:t>
-      </w:r>
-      <w:r>
-        <w:rPr>
-          <w:b w:val="1"/>
-          <w:bCs w:val="1"/>
-          <w:i w:val="1"/>
-          <w:iCs w:val="1"/>
-          <w:color w:val="FF9900"/>
+      <w:r>
+        <w:rPr>
+          <w:rtl w:val="0"/>
+        </w:rPr>
+      </w:r>
+    </w:p>
+    <w:p>
+      <w:pPr>
+        <w:rPr/>
+      </w:pPr>
+      <w:r>
+        <w:rPr>
+          <w:rtl w:val="0"/>
+        </w:rPr>
+      </w:r>
+    </w:p>
+    <w:p>
+      <w:pPr>
+        <w:pStyle w:val="Heading2"/>
+        <w:rPr/>
+      </w:pPr>
+      <w:r>
+        <w:rPr>
+          <w:rtl w:val="0"/>
+        </w:rPr>
+        <w:t xml:space="preserve">LinkedIn Sequence Follow-ups</w:t>
+      </w:r>
+    </w:p>
+    <w:p>
+      <w:pPr>
+        <w:pStyle w:val="Heading3"/>
+        <w:rPr/>
+      </w:pPr>
+      <w:r>
+        <w:rPr>
+          <w:rtl w:val="0"/>
+        </w:rPr>
+        <w:t xml:space="preserve">ICP 1 — Location-Based and Experience App Owners</w:t>
+      </w:r>
+    </w:p>
+    <w:p>
+      <w:pPr>
+        <w:pStyle w:val="Heading4"/>
+        <w:rPr/>
+      </w:pPr>
+      <w:r>
+        <w:rPr>
+          <w:rtl w:val="0"/>
+        </w:rPr>
+        <w:t xml:space="preserve">1</w:t>
+      </w:r>
+      <w:r>
+        <w:rPr>
+          <w:vertAlign w:val="superscript"/>
+          <w:rtl w:val="0"/>
+        </w:rPr>
+        <w:t xml:space="preserve">st</w:t>
+      </w:r>
+      <w:r>
+        <w:rPr>
+          <w:rtl w:val="0"/>
+        </w:rPr>
+        <w:t xml:space="preserve"> Follow-up (1 day after the previous message)</w:t>
+      </w:r>
+    </w:p>
+    <w:p>
+      <w:pPr>
+        <w:rPr/>
+      </w:pPr>
+      <w:r>
+        <w:rPr>
+          <w:rtl w:val="0"/>
+        </w:rPr>
+        <w:t xml:space="preserve">Once the prospect accepts the invitation, we're going for as much of a human-like approach as possible. This is a natural, conversational follow-up. The single goal of this message is to provoke a response. Nothing more. That's why we create </w:t>
+      </w:r>
+      <w:r>
+        <w:rPr>
+          <w:b w:val="1"/>
+          <w:bCs w:val="1"/>
+          <w:rtl w:val="0"/>
+        </w:rPr>
+        <w:t xml:space="preserve">duality</w:t>
+      </w:r>
+      <w:r>
+        <w:rPr>
+          <w:rtl w:val="0"/>
+        </w:rPr>
+        <w:t xml:space="preserve">: the prospect either agrees, disagrees, or feels it doesn't apply to them, and in all three cases they want to reply.</w:t>
+      </w:r>
+    </w:p>
+    <w:p>
+      <w:pPr>
+        <w:pBdr>
+          <w:top w:color="4f81bd" w:space="10" w:sz="4" w:val="single"/>
+          <w:bottom w:color="4f81bd" w:space="10" w:sz="4" w:val="single"/>
+        </w:pBdr>
+        <w:spacing w:after="240" w:before="240" w:line="240" w:lineRule="auto"/>
+        <w:ind w:left="720" w:firstLine="0"/>
+        <w:jc w:val="left"/>
+        <w:rPr/>
+      </w:pPr>
+      <w:r>
+        <w:rPr>
+          <w:i w:val="1"/>
+          <w:iCs w:val="1"/>
+          <w:rtl w:val="0"/>
+        </w:rPr>
+        <w:t xml:space="preserve">Thanks for adding me, </w:t>
+      </w:r>
+      <w:r>
+        <w:rPr>
+          <w:b w:val="1"/>
+          <w:bCs w:val="1"/>
+          <w:i w:val="1"/>
+          <w:iCs w:val="1"/>
+          <w:color w:val="ff9900"/>
+          <w:rtl w:val="0"/>
         </w:rPr>
         <w:t xml:space="preserve">[First Name]</w:t>
       </w:r>
@@ -388,50 +629,83 @@
         <w:rPr>
           <w:i w:val="1"/>
           <w:iCs w:val="1"/>
-        </w:rPr>
-        <w:t xml:space="preserve">, enjoyed your post on </w:t>
-      </w:r>
-      <w:r>
-        <w:rPr>
-          <w:b w:val="1"/>
-          <w:bCs w:val="1"/>
-          <w:i w:val="1"/>
-          <w:iCs w:val="1"/>
-          <w:color w:val="FF9900"/>
-        </w:rPr>
-        <w:t xml:space="preserve">{topic}</w:t>
-      </w:r>
-      <w:r>
-        <w:rPr>
-          <w:i w:val="1"/>
-          <w:iCs w:val="1"/>
-        </w:rPr>
-        <w:t xml:space="preserve">. Would be great to connect!</w:t>
-      </w:r>
-    </w:p>
-    <w:p>
-      <w:pPr>
-        <w:numPr>
-          <w:ilvl w:val="0"/>
-          <w:numId w:val="1"/>
-        </w:numPr>
-        <w:spacing w:after="0" w:before="60" w:line="240" w:lineRule="auto"/>
-        <w:ind w:left="1584" w:right="864" w:hanging="360"/>
-      </w:pPr>
-      <w:r>
-        <w:rPr>
-          <w:i w:val="1"/>
-          <w:iCs w:val="1"/>
-        </w:rPr>
-        <w:t xml:space="preserve">Hi </w:t>
-      </w:r>
-      <w:r>
-        <w:rPr>
-          <w:b w:val="1"/>
-          <w:bCs w:val="1"/>
-          <w:i w:val="1"/>
-          <w:iCs w:val="1"/>
-          <w:color w:val="FF9900"/>
+          <w:rtl w:val="0"/>
+        </w:rPr>
+        <w:t xml:space="preserve">. Curious what you think. I've been talking to a few people who run </w:t>
+      </w:r>
+      <w:r>
+        <w:rPr>
+          <w:b w:val="1"/>
+          <w:bCs w:val="1"/>
+          <w:i w:val="1"/>
+          <w:iCs w:val="1"/>
+          <w:color w:val="ff9900"/>
+          <w:rtl w:val="0"/>
+        </w:rPr>
+        <w:t xml:space="preserve">{industry}</w:t>
+      </w:r>
+      <w:r>
+        <w:rPr>
+          <w:i w:val="1"/>
+          <w:iCs w:val="1"/>
+          <w:rtl w:val="0"/>
+        </w:rPr>
+        <w:t xml:space="preserve"> apps, and opinions seem divided. Some say the app is a nice extra, and the real experience is the visit itself. Others say the app is now the first thing visitors judge them by, before they even show up. Where do you land on that?</w:t>
+      </w:r>
+      <w:r>
+        <w:rPr>
+          <w:rtl w:val="0"/>
+        </w:rPr>
+      </w:r>
+    </w:p>
+    <w:p>
+      <w:pPr>
+        <w:spacing w:after="0" w:before="200" w:lineRule="auto"/>
+        <w:rPr/>
+      </w:pPr>
+      <w:r>
+        <w:rPr>
+          <w:b w:val="1"/>
+          <w:bCs w:val="1"/>
+          <w:i w:val="1"/>
+          <w:iCs w:val="1"/>
+          <w:rtl w:val="0"/>
+        </w:rPr>
+        <w:t xml:space="preserve">Direct version</w:t>
+      </w:r>
+      <w:r>
+        <w:rPr>
+          <w:rtl w:val="0"/>
+        </w:rPr>
+      </w:r>
+    </w:p>
+    <w:p>
+      <w:pPr>
+        <w:pBdr>
+          <w:top w:color="4f81bd" w:space="10" w:sz="4" w:val="single"/>
+          <w:bottom w:color="4f81bd" w:space="10" w:sz="4" w:val="single"/>
+        </w:pBdr>
+        <w:spacing w:after="240" w:before="240" w:line="240" w:lineRule="auto"/>
+        <w:ind w:left="720" w:firstLine="0"/>
+        <w:jc w:val="left"/>
+        <w:rPr/>
+      </w:pPr>
+      <w:r>
+        <w:rPr>
+          <w:i w:val="1"/>
+          <w:iCs w:val="1"/>
+          <w:rtl w:val="0"/>
+        </w:rPr>
+        <w:t xml:space="preserve">Thanks for adding me, </w:t>
+      </w:r>
+      <w:r>
+        <w:rPr>
+          <w:b w:val="1"/>
+          <w:bCs w:val="1"/>
+          <w:i w:val="1"/>
+          <w:iCs w:val="1"/>
+          <w:color w:val="ff9900"/>
+          <w:rtl w:val="0"/>
         </w:rPr>
         <w:t xml:space="preserve">[First Name]</w:t>
       </w:r>
@@ -439,80 +713,73 @@
         <w:rPr>
           <w:i w:val="1"/>
           <w:iCs w:val="1"/>
-        </w:rPr>
-        <w:t xml:space="preserve">, I see we're both in </w:t>
-      </w:r>
-      <w:r>
-        <w:rPr>
-          <w:b w:val="1"/>
-          <w:bCs w:val="1"/>
-          <w:i w:val="1"/>
-          <w:iCs w:val="1"/>
-          <w:color w:val="FF9900"/>
-        </w:rPr>
-        <w:t xml:space="preserve">{group name}</w:t>
-      </w:r>
-      <w:r>
-        <w:rPr>
-          <w:i w:val="1"/>
-          <w:iCs w:val="1"/>
-        </w:rPr>
-        <w:t xml:space="preserve">. Let's connect!</w:t>
-      </w:r>
-    </w:p>
-    <w:p/>
-    <w:p>
-      <w:pPr>
-        <w:pStyle w:val="Heading2"/>
-      </w:pPr>
-      <w:r>
-        <w:rPr/>
-        <w:t xml:space="preserve">LinkedIn Sequence Follow-ups</w:t>
-      </w:r>
-    </w:p>
-    <w:p>
-      <w:pPr>
-        <w:pStyle w:val="Heading3"/>
-      </w:pPr>
-      <w:r>
-        <w:rPr/>
-        <w:t xml:space="preserve">ICP 1 — Location-Based and Experience App Owners</w:t>
-      </w:r>
-    </w:p>
-    <w:p>
-      <w:pPr>
-        <w:pStyle w:val="Heading4"/>
-      </w:pPr>
-      <w:r>
-        <w:rPr/>
-        <w:t xml:space="preserve">1</w:t>
-      </w:r>
-      <w:r>
-        <w:rPr>
-          <w:vertAlign w:val="superscript"/>
-        </w:rPr>
-        <w:t xml:space="preserve">st</w:t>
-      </w:r>
-      <w:r>
-        <w:rPr/>
-        <w:t xml:space="preserve"> Follow-up (1 day after the previous message)</w:t>
-      </w:r>
-    </w:p>
-    <w:p>
-      <w:r>
-        <w:rPr/>
-        <w:t xml:space="preserve">Once the prospect accepts the invitation, we're going for as much of a human-like approach as possible. This is a natural, conversational follow-up. The single goal of this message is to provoke a response. Nothing more. That's why we create </w:t>
-      </w:r>
-      <w:r>
-        <w:rPr>
-          <w:b w:val="1"/>
-          <w:bCs w:val="1"/>
-        </w:rPr>
-        <w:t xml:space="preserve">duality</w:t>
-      </w:r>
-      <w:r>
-        <w:rPr/>
-        <w:t xml:space="preserve">: the prospect either agrees, disagrees, or feels it doesn't apply to them, and in all three cases they want to reply.</w:t>
+          <w:rtl w:val="0"/>
+        </w:rPr>
+        <w:t xml:space="preserve">. I had a quick look at </w:t>
+      </w:r>
+      <w:r>
+        <w:rPr>
+          <w:b w:val="1"/>
+          <w:bCs w:val="1"/>
+          <w:i w:val="1"/>
+          <w:iCs w:val="1"/>
+          <w:color w:val="ff9900"/>
+          <w:rtl w:val="0"/>
+        </w:rPr>
+        <w:t xml:space="preserve">{app name}</w:t>
+      </w:r>
+      <w:r>
+        <w:rPr>
+          <w:i w:val="1"/>
+          <w:iCs w:val="1"/>
+          <w:rtl w:val="0"/>
+        </w:rPr>
+        <w:t xml:space="preserve"> and noticed the last update was in </w:t>
+      </w:r>
+      <w:r>
+        <w:rPr>
+          <w:b w:val="1"/>
+          <w:bCs w:val="1"/>
+          <w:i w:val="1"/>
+          <w:iCs w:val="1"/>
+          <w:color w:val="ff9900"/>
+          <w:rtl w:val="0"/>
+        </w:rPr>
+        <w:t xml:space="preserve">{last update date}</w:t>
+      </w:r>
+      <w:r>
+        <w:rPr>
+          <w:i w:val="1"/>
+          <w:iCs w:val="1"/>
+          <w:rtl w:val="0"/>
+        </w:rPr>
+        <w:t xml:space="preserve">. Is that on purpose, or has it just been hard to find the right people to work on it?</w:t>
+      </w:r>
+      <w:r>
+        <w:rPr>
+          <w:rtl w:val="0"/>
+        </w:rPr>
+      </w:r>
+    </w:p>
+    <w:p>
+      <w:pPr>
+        <w:spacing w:after="0" w:before="200" w:lineRule="auto"/>
+        <w:rPr/>
+      </w:pPr>
+      <w:r>
+        <w:rPr>
+          <w:b w:val="1"/>
+          <w:bCs w:val="1"/>
+          <w:i w:val="1"/>
+          <w:iCs w:val="1"/>
+          <w:rtl w:val="0"/>
+        </w:rPr>
+        <w:t xml:space="preserve">Direct version (low rating or reviews mentioning crashes, GPS or login problems)</w:t>
+      </w:r>
+      <w:r>
+        <w:rPr>
+          <w:rtl w:val="0"/>
+        </w:rPr>
       </w:r>
     </w:p>
     <w:p>
@@ -522,13 +789,15 @@
           <w:bottom w:color="4f81bd" w:space="10" w:sz="4" w:val="single"/>
         </w:pBdr>
         <w:spacing w:after="240" w:before="240" w:line="240" w:lineRule="auto"/>
-        <w:ind w:left="720"/>
-        <w:jc w:val="left"/>
-      </w:pPr>
-      <w:r>
-        <w:rPr>
-          <w:i w:val="1"/>
-          <w:iCs w:val="1"/>
+        <w:ind w:left="720" w:firstLine="0"/>
+        <w:jc w:val="left"/>
+        <w:rPr/>
+      </w:pPr>
+      <w:r>
+        <w:rPr>
+          <w:i w:val="1"/>
+          <w:iCs w:val="1"/>
+          <w:rtl w:val="0"/>
         </w:rPr>
         <w:t xml:space="preserve">Thanks for adding me, </w:t>
       </w:r>
@@ -538,7 +807,8 @@
           <w:bCs w:val="1"/>
           <w:i w:val="1"/>
           <w:iCs w:val="1"/>
-          <w:color w:val="FF9900"/>
+          <w:color w:val="ff9900"/>
+          <w:rtl w:val="0"/>
         </w:rPr>
         <w:t xml:space="preserve">[First Name]</w:t>
       </w:r>
@@ -546,65 +816,18 @@
         <w:rPr>
           <w:i w:val="1"/>
           <w:iCs w:val="1"/>
-        </w:rPr>
-        <w:t xml:space="preserve">. Curious what you think. I've been talking to a few tour and travel companies, and opinions seem divided. Some say the app is a nice extra and the real experience happens on-site. Others say the app is now the first thing guests judge them by, before they even show up. Where do you land on that?</w:t>
-      </w:r>
-    </w:p>
-    <w:p>
-      <w:pPr>
-        <w:spacing w:before="200" w:after="0"/>
-      </w:pPr>
-      <w:r>
-        <w:rPr>
-          <w:b w:val="1"/>
-          <w:bCs w:val="1"/>
-          <w:i w:val="1"/>
-          <w:iCs w:val="1"/>
-        </w:rPr>
-        <w:t xml:space="preserve">Direct version</w:t>
-      </w:r>
-    </w:p>
-    <w:p>
-      <w:pPr>
-        <w:pBdr>
-          <w:top w:color="4f81bd" w:space="10" w:sz="4" w:val="single"/>
-          <w:bottom w:color="4f81bd" w:space="10" w:sz="4" w:val="single"/>
-        </w:pBdr>
-        <w:spacing w:after="240" w:before="240" w:line="240" w:lineRule="auto"/>
-        <w:ind w:left="720"/>
-        <w:jc w:val="left"/>
-      </w:pPr>
-      <w:r>
-        <w:rPr>
-          <w:i w:val="1"/>
-          <w:iCs w:val="1"/>
-        </w:rPr>
-        <w:t xml:space="preserve">Thanks for adding me, </w:t>
-      </w:r>
-      <w:r>
-        <w:rPr>
-          <w:b w:val="1"/>
-          <w:bCs w:val="1"/>
-          <w:i w:val="1"/>
-          <w:iCs w:val="1"/>
-          <w:color w:val="FF9900"/>
-        </w:rPr>
-        <w:t xml:space="preserve">[First Name]</w:t>
-      </w:r>
-      <w:r>
-        <w:rPr>
-          <w:i w:val="1"/>
-          <w:iCs w:val="1"/>
-        </w:rPr>
-        <w:t xml:space="preserve">. I had a quick look at </w:t>
-      </w:r>
-      <w:r>
-        <w:rPr>
-          <w:b w:val="1"/>
-          <w:bCs w:val="1"/>
-          <w:i w:val="1"/>
-          <w:iCs w:val="1"/>
-          <w:color w:val="FF9900"/>
+          <w:rtl w:val="0"/>
+        </w:rPr>
+        <w:t xml:space="preserve">. I was reading the reviews for </w:t>
+      </w:r>
+      <w:r>
+        <w:rPr>
+          <w:b w:val="1"/>
+          <w:bCs w:val="1"/>
+          <w:i w:val="1"/>
+          <w:iCs w:val="1"/>
+          <w:color w:val="ff9900"/>
+          <w:rtl w:val="0"/>
         </w:rPr>
         <w:t xml:space="preserve">{app name}</w:t>
       </w:r>
@@ -612,89 +835,7 @@
         <w:rPr>
           <w:i w:val="1"/>
           <w:iCs w:val="1"/>
-        </w:rPr>
-        <w:t xml:space="preserve"> and noticed the last update was in </w:t>
-      </w:r>
-      <w:r>
-        <w:rPr>
-          <w:b w:val="1"/>
-          <w:bCs w:val="1"/>
-          <w:i w:val="1"/>
-          <w:iCs w:val="1"/>
-          <w:color w:val="FF9900"/>
-        </w:rPr>
-        <w:t xml:space="preserve">{last update date}</w:t>
-      </w:r>
-      <w:r>
-        <w:rPr>
-          <w:i w:val="1"/>
-          <w:iCs w:val="1"/>
-        </w:rPr>
-        <w:t xml:space="preserve">. Is that on purpose, or has it just been hard to find the right people to work on it?</w:t>
-      </w:r>
-    </w:p>
-    <w:p>
-      <w:pPr>
-        <w:spacing w:before="200" w:after="0"/>
-      </w:pPr>
-      <w:r>
-        <w:rPr>
-          <w:b w:val="1"/>
-          <w:bCs w:val="1"/>
-          <w:i w:val="1"/>
-          <w:iCs w:val="1"/>
-        </w:rPr>
-        <w:t xml:space="preserve">Direct version (low rating or reviews mentioning crashes, GPS or login problems)</w:t>
-      </w:r>
-    </w:p>
-    <w:p>
-      <w:pPr>
-        <w:pBdr>
-          <w:top w:color="4f81bd" w:space="10" w:sz="4" w:val="single"/>
-          <w:bottom w:color="4f81bd" w:space="10" w:sz="4" w:val="single"/>
-        </w:pBdr>
-        <w:spacing w:after="240" w:before="240" w:line="240" w:lineRule="auto"/>
-        <w:ind w:left="720"/>
-        <w:jc w:val="left"/>
-      </w:pPr>
-      <w:r>
-        <w:rPr>
-          <w:i w:val="1"/>
-          <w:iCs w:val="1"/>
-        </w:rPr>
-        <w:t xml:space="preserve">Thanks for adding me, </w:t>
-      </w:r>
-      <w:r>
-        <w:rPr>
-          <w:b w:val="1"/>
-          <w:bCs w:val="1"/>
-          <w:i w:val="1"/>
-          <w:iCs w:val="1"/>
-          <w:color w:val="FF9900"/>
-        </w:rPr>
-        <w:t xml:space="preserve">[First Name]</w:t>
-      </w:r>
-      <w:r>
-        <w:rPr>
-          <w:i w:val="1"/>
-          <w:iCs w:val="1"/>
-        </w:rPr>
-        <w:t xml:space="preserve">. I was reading the reviews for </w:t>
-      </w:r>
-      <w:r>
-        <w:rPr>
-          <w:b w:val="1"/>
-          <w:bCs w:val="1"/>
-          <w:i w:val="1"/>
-          <w:iCs w:val="1"/>
-          <w:color w:val="FF9900"/>
-        </w:rPr>
-        <w:t xml:space="preserve">{app name}</w:t>
-      </w:r>
-      <w:r>
-        <w:rPr>
-          <w:i w:val="1"/>
-          <w:iCs w:val="1"/>
+          <w:rtl w:val="0"/>
         </w:rPr>
         <w:t xml:space="preserve">, and a few people mentioned </w:t>
       </w:r>
@@ -704,7 +845,8 @@
           <w:bCs w:val="1"/>
           <w:i w:val="1"/>
           <w:iCs w:val="1"/>
-          <w:color w:val="FF9900"/>
+          <w:color w:val="ff9900"/>
+          <w:rtl w:val="0"/>
         </w:rPr>
         <w:t xml:space="preserve">{issue from reviews}</w:t>
       </w:r>
@@ -712,8 +854,14 @@
         <w:rPr>
           <w:i w:val="1"/>
           <w:iCs w:val="1"/>
+          <w:rtl w:val="0"/>
         </w:rPr>
         <w:t xml:space="preserve">. Is that something you're already working on, or has it been hard to find the right people for it?</w:t>
+      </w:r>
+      <w:r>
+        <w:rPr>
+          <w:rtl w:val="0"/>
+        </w:rPr>
       </w:r>
     </w:p>
     <w:p>
@@ -728,166 +876,13 @@
           <w:sz w:val="22"/>
           <w:szCs w:val="22"/>
         </w:rPr>
-        <w:t xml:space="preserve">Response suggestion: whatever side they pick, ask why, or how it plays out for {company name}. If they say the app has been sitting, ask what's been holding it back. Don't pitch yet.</w:t>
-      </w:r>
-    </w:p>
-    <w:p>
-      <w:pPr>
-        <w:pStyle w:val="Heading4"/>
-      </w:pPr>
-      <w:r>
-        <w:rPr/>
-        <w:t xml:space="preserve">2</w:t>
-      </w:r>
-      <w:r>
-        <w:rPr>
-          <w:vertAlign w:val="superscript"/>
-        </w:rPr>
-        <w:t xml:space="preserve">nd</w:t>
-      </w:r>
-      <w:r>
-        <w:rPr/>
-        <w:t xml:space="preserve"> Follow-up (3 days after the previous message)</w:t>
-      </w:r>
-    </w:p>
-    <w:p>
-      <w:r>
-        <w:rPr/>
-        <w:t xml:space="preserve">The goal here is to show we understand them, </w:t>
-      </w:r>
-      <w:r>
-        <w:rPr>
-          <w:b w:val="1"/>
-          <w:bCs w:val="1"/>
-        </w:rPr>
-        <w:t xml:space="preserve">empathise</w:t>
-      </w:r>
-      <w:r>
-        <w:rPr/>
-        <w:t xml:space="preserve">, and put some thought into the matter at hand. Each version reflects a pain point from the ICP research and ends with a simple question.</w:t>
-      </w:r>
-    </w:p>
-    <w:p>
-      <w:pPr>
-        <w:pBdr>
-          <w:top w:color="4f81bd" w:space="10" w:sz="4" w:val="single"/>
-          <w:bottom w:color="4f81bd" w:space="10" w:sz="4" w:val="single"/>
-        </w:pBdr>
-        <w:spacing w:after="240" w:before="240" w:line="240" w:lineRule="auto"/>
-        <w:ind w:left="720"/>
-        <w:jc w:val="left"/>
-      </w:pPr>
-      <w:r>
-        <w:rPr>
-          <w:i w:val="1"/>
-          <w:iCs w:val="1"/>
-        </w:rPr>
-        <w:t xml:space="preserve">I had a thought, </w:t>
-      </w:r>
-      <w:r>
-        <w:rPr>
-          <w:b w:val="1"/>
-          <w:bCs w:val="1"/>
-          <w:i w:val="1"/>
-          <w:iCs w:val="1"/>
-          <w:color w:val="FF9900"/>
-        </w:rPr>
-        <w:t xml:space="preserve">[First Name]</w:t>
-      </w:r>
-      <w:r>
-        <w:rPr>
-          <w:i w:val="1"/>
-          <w:iCs w:val="1"/>
-        </w:rPr>
-        <w:t xml:space="preserve">. Most owners I talk to can tell when their app starts slipping. Ratings dip, and the same complaints about crashes or GPS keep coming in. But with no developer in-house, it's hard to know if it's a quick fix or a bigger job, so it just sits there. How do you handle that at </w:t>
-      </w:r>
-      <w:r>
-        <w:rPr>
-          <w:b w:val="1"/>
-          <w:bCs w:val="1"/>
-          <w:i w:val="1"/>
-          <w:iCs w:val="1"/>
-          <w:color w:val="FF9900"/>
-        </w:rPr>
-        <w:t xml:space="preserve">{company name}</w:t>
-      </w:r>
-      <w:r>
-        <w:rPr>
-          <w:i w:val="1"/>
-          <w:iCs w:val="1"/>
-        </w:rPr>
-        <w:t xml:space="preserve">?</w:t>
-      </w:r>
-    </w:p>
-    <w:p>
-      <w:pPr>
-        <w:spacing w:before="200" w:after="0"/>
-      </w:pPr>
-      <w:r>
-        <w:rPr>
-          <w:b w:val="1"/>
-          <w:bCs w:val="1"/>
-          <w:i w:val="1"/>
-          <w:iCs w:val="1"/>
-        </w:rPr>
-        <w:t xml:space="preserve">Direct version</w:t>
-      </w:r>
-    </w:p>
-    <w:p>
-      <w:pPr>
-        <w:pBdr>
-          <w:top w:color="4f81bd" w:space="10" w:sz="4" w:val="single"/>
-          <w:bottom w:color="4f81bd" w:space="10" w:sz="4" w:val="single"/>
-        </w:pBdr>
-        <w:spacing w:after="240" w:before="240" w:line="240" w:lineRule="auto"/>
-        <w:ind w:left="720"/>
-        <w:jc w:val="left"/>
-      </w:pPr>
-      <w:r>
-        <w:rPr>
-          <w:i w:val="1"/>
-          <w:iCs w:val="1"/>
-        </w:rPr>
-        <w:t xml:space="preserve">I had a thought, </w:t>
-      </w:r>
-      <w:r>
-        <w:rPr>
-          <w:b w:val="1"/>
-          <w:bCs w:val="1"/>
-          <w:i w:val="1"/>
-          <w:iCs w:val="1"/>
-          <w:color w:val="FF9900"/>
-        </w:rPr>
-        <w:t xml:space="preserve">[First Name]</w:t>
-      </w:r>
-      <w:r>
-        <w:rPr>
-          <w:i w:val="1"/>
-          <w:iCs w:val="1"/>
-        </w:rPr>
-        <w:t xml:space="preserve">. Since this year, Apple only accepts updates built with its latest tools, and Google stops showing apps that fall behind to people with newer Android phones. So an app that's been left alone for a while can get stuck without anyone noticing. Has that come up for </w:t>
-      </w:r>
-      <w:r>
-        <w:rPr>
-          <w:b w:val="1"/>
-          <w:bCs w:val="1"/>
-          <w:i w:val="1"/>
-          <w:iCs w:val="1"/>
-          <w:color w:val="FF9900"/>
-        </w:rPr>
-        <w:t xml:space="preserve">{app name}</w:t>
-      </w:r>
-      <w:r>
-        <w:rPr>
-          <w:i w:val="1"/>
-          <w:iCs w:val="1"/>
-        </w:rPr>
-        <w:t xml:space="preserve">?</w:t>
-      </w:r>
-    </w:p>
-    <w:p>
-      <w:pPr>
-        <w:spacing w:before="60" w:after="120"/>
+        <w:t xml:space="preserve">Note: fill {industry} with the prospect's field, e.g. tour, museum, attraction, or outdoor recreation. For small media companies, use the Direct version instead, since the "visit" angle doesn't apply to them.</w:t>
+      </w:r>
+    </w:p>
+    <w:p>
+      <w:pPr>
+        <w:spacing w:after="120" w:before="60" w:lineRule="auto"/>
+        <w:rPr/>
       </w:pPr>
       <w:r>
         <w:rPr>
@@ -896,44 +891,64 @@
           <w:color w:val="404040"/>
           <w:sz w:val="22"/>
           <w:szCs w:val="22"/>
-        </w:rPr>
-        <w:t xml:space="preserve">Response suggestion: if they say it's not a problem, don't push. Tell them they're ahead of most, and ask who looks after the app for them. If they open up, ask what they've already tried. It tells us if they've been let down by a developer before.</w:t>
+          <w:rtl w:val="0"/>
+        </w:rPr>
+        <w:t xml:space="preserve">Response suggestion: whatever side they pick, ask why, or how it plays out for {company name}. If they say the app has been sitting, ask what's been holding it back. Don't pitch yet.</w:t>
+      </w:r>
+      <w:r>
+        <w:rPr>
+          <w:rtl w:val="0"/>
+        </w:rPr>
       </w:r>
     </w:p>
     <w:p>
       <w:pPr>
         <w:pStyle w:val="Heading4"/>
-      </w:pPr>
-      <w:r>
-        <w:rPr/>
-        <w:t xml:space="preserve">3</w:t>
+        <w:rPr/>
+      </w:pPr>
+      <w:r>
+        <w:rPr>
+          <w:rtl w:val="0"/>
+        </w:rPr>
+        <w:t xml:space="preserve">2</w:t>
       </w:r>
       <w:r>
         <w:rPr>
           <w:vertAlign w:val="superscript"/>
-        </w:rPr>
-        <w:t xml:space="preserve">rd</w:t>
-      </w:r>
-      <w:r>
-        <w:rPr/>
-        <w:t xml:space="preserve"> Follow-up (2 days after the previous message)</w:t>
-      </w:r>
-    </w:p>
-    <w:p>
-      <w:r>
-        <w:rPr/>
-        <w:t xml:space="preserve">This follow-up is an entirely different approach. If the previous conversation starters don't resonate with the reader, we assume that we require a </w:t>
-      </w:r>
-      <w:r>
-        <w:rPr>
-          <w:b w:val="1"/>
-          <w:bCs w:val="1"/>
-        </w:rPr>
-        <w:t xml:space="preserve">credibility</w:t>
-      </w:r>
-      <w:r>
-        <w:rPr/>
-        <w:t xml:space="preserve"> boost. This short introduction does just that, and offers examples only if they want them.</w:t>
+          <w:rtl w:val="0"/>
+        </w:rPr>
+        <w:t xml:space="preserve">nd</w:t>
+      </w:r>
+      <w:r>
+        <w:rPr>
+          <w:rtl w:val="0"/>
+        </w:rPr>
+        <w:t xml:space="preserve"> Follow-up (3 days after the previous message)</w:t>
+      </w:r>
+    </w:p>
+    <w:p>
+      <w:pPr>
+        <w:rPr/>
+      </w:pPr>
+      <w:r>
+        <w:rPr>
+          <w:rtl w:val="0"/>
+        </w:rPr>
+        <w:t xml:space="preserve">The goal here is to show we understand them, </w:t>
+      </w:r>
+      <w:r>
+        <w:rPr>
+          <w:b w:val="1"/>
+          <w:bCs w:val="1"/>
+          <w:rtl w:val="0"/>
+        </w:rPr>
+        <w:t xml:space="preserve">empathise</w:t>
+      </w:r>
+      <w:r>
+        <w:rPr>
+          <w:rtl w:val="0"/>
+        </w:rPr>
+        <w:t xml:space="preserve">, and put some thought into the matter at hand. Each version reflects a pain point from the ICP research and ends with a simple question.</w:t>
       </w:r>
     </w:p>
     <w:p>
@@ -943,23 +958,26 @@
           <w:bottom w:color="4f81bd" w:space="10" w:sz="4" w:val="single"/>
         </w:pBdr>
         <w:spacing w:after="240" w:before="240" w:line="240" w:lineRule="auto"/>
-        <w:ind w:left="720"/>
-        <w:jc w:val="left"/>
-      </w:pPr>
-      <w:r>
-        <w:rPr>
-          <w:i w:val="1"/>
-          <w:iCs w:val="1"/>
-        </w:rPr>
-        <w:t xml:space="preserve">Sorry, </w:t>
-      </w:r>
-      <w:r>
-        <w:rPr>
-          <w:b w:val="1"/>
-          <w:bCs w:val="1"/>
-          <w:i w:val="1"/>
-          <w:iCs w:val="1"/>
-          <w:color w:val="FF9900"/>
+        <w:ind w:left="720" w:firstLine="0"/>
+        <w:jc w:val="left"/>
+        <w:rPr/>
+      </w:pPr>
+      <w:r>
+        <w:rPr>
+          <w:i w:val="1"/>
+          <w:iCs w:val="1"/>
+          <w:rtl w:val="0"/>
+        </w:rPr>
+        <w:t xml:space="preserve">I had a thought, </w:t>
+      </w:r>
+      <w:r>
+        <w:rPr>
+          <w:b w:val="1"/>
+          <w:bCs w:val="1"/>
+          <w:i w:val="1"/>
+          <w:iCs w:val="1"/>
+          <w:color w:val="ff9900"/>
+          <w:rtl w:val="0"/>
         </w:rPr>
         <w:t xml:space="preserve">[First Name]</w:t>
       </w:r>
@@ -967,13 +985,123 @@
         <w:rPr>
           <w:i w:val="1"/>
           <w:iCs w:val="1"/>
-        </w:rPr>
-        <w:t xml:space="preserve">, I jumped into questions without properly introducing myself. I'm Igor, founder of ODAXY Labs. I've been building mobile apps for 15+ years, and we take over and rebuild apps that someone else built. For example, we rebuilt both the iOS and Android apps for a GPS audio-tour company in Los Angeles, with offline maps and turn-by-turn navigation, while the apps stayed live in the stores. If interested, happy to share how we did it.</w:t>
-      </w:r>
-    </w:p>
-    <w:p>
-      <w:pPr>
-        <w:spacing w:before="60" w:after="120"/>
+          <w:rtl w:val="0"/>
+        </w:rPr>
+        <w:t xml:space="preserve">. Most owners I talk to can tell when their app starts slipping. Ratings dip, and the same complaints about crashes or GPS keep coming in. But with no developer in-house, it's hard to know if it's a quick fix or a bigger job, so it just sits there. How do you handle that at </w:t>
+      </w:r>
+      <w:r>
+        <w:rPr>
+          <w:b w:val="1"/>
+          <w:bCs w:val="1"/>
+          <w:i w:val="1"/>
+          <w:iCs w:val="1"/>
+          <w:color w:val="ff9900"/>
+          <w:rtl w:val="0"/>
+        </w:rPr>
+        <w:t xml:space="preserve">{company name}</w:t>
+      </w:r>
+      <w:r>
+        <w:rPr>
+          <w:i w:val="1"/>
+          <w:iCs w:val="1"/>
+          <w:rtl w:val="0"/>
+        </w:rPr>
+        <w:t xml:space="preserve">?</w:t>
+      </w:r>
+      <w:r>
+        <w:rPr>
+          <w:rtl w:val="0"/>
+        </w:rPr>
+      </w:r>
+    </w:p>
+    <w:p>
+      <w:pPr>
+        <w:spacing w:after="0" w:before="200" w:lineRule="auto"/>
+        <w:rPr/>
+      </w:pPr>
+      <w:r>
+        <w:rPr>
+          <w:b w:val="1"/>
+          <w:bCs w:val="1"/>
+          <w:i w:val="1"/>
+          <w:iCs w:val="1"/>
+          <w:rtl w:val="0"/>
+        </w:rPr>
+        <w:t xml:space="preserve">Direct version</w:t>
+      </w:r>
+      <w:r>
+        <w:rPr>
+          <w:rtl w:val="0"/>
+        </w:rPr>
+      </w:r>
+    </w:p>
+    <w:p>
+      <w:pPr>
+        <w:pBdr>
+          <w:top w:color="4f81bd" w:space="10" w:sz="4" w:val="single"/>
+          <w:bottom w:color="4f81bd" w:space="10" w:sz="4" w:val="single"/>
+        </w:pBdr>
+        <w:spacing w:after="240" w:before="240" w:line="240" w:lineRule="auto"/>
+        <w:ind w:left="720" w:firstLine="0"/>
+        <w:jc w:val="left"/>
+        <w:rPr/>
+      </w:pPr>
+      <w:r>
+        <w:rPr>
+          <w:i w:val="1"/>
+          <w:iCs w:val="1"/>
+          <w:rtl w:val="0"/>
+        </w:rPr>
+        <w:t xml:space="preserve">I had a thought, </w:t>
+      </w:r>
+      <w:r>
+        <w:rPr>
+          <w:b w:val="1"/>
+          <w:bCs w:val="1"/>
+          <w:i w:val="1"/>
+          <w:iCs w:val="1"/>
+          <w:color w:val="ff9900"/>
+          <w:rtl w:val="0"/>
+        </w:rPr>
+        <w:t xml:space="preserve">[First Name]</w:t>
+      </w:r>
+      <w:r>
+        <w:rPr>
+          <w:i w:val="1"/>
+          <w:iCs w:val="1"/>
+          <w:rtl w:val="0"/>
+        </w:rPr>
+        <w:t xml:space="preserve">. Since this year, Apple only accepts updates built with its latest tools, and Google stops showing apps that fall behind to people with newer Android phones. So an app that's been left alone for a while can get stuck without anyone noticing. Has that come up for </w:t>
+      </w:r>
+      <w:r>
+        <w:rPr>
+          <w:b w:val="1"/>
+          <w:bCs w:val="1"/>
+          <w:i w:val="1"/>
+          <w:iCs w:val="1"/>
+          <w:color w:val="ff9900"/>
+          <w:rtl w:val="0"/>
+        </w:rPr>
+        <w:t xml:space="preserve">{app name}</w:t>
+      </w:r>
+      <w:r>
+        <w:rPr>
+          <w:i w:val="1"/>
+          <w:iCs w:val="1"/>
+          <w:rtl w:val="0"/>
+        </w:rPr>
+        <w:t xml:space="preserve">?</w:t>
+      </w:r>
+      <w:r>
+        <w:rPr>
+          <w:rtl w:val="0"/>
+        </w:rPr>
+      </w:r>
+    </w:p>
+    <w:p>
+      <w:pPr>
+        <w:spacing w:after="120" w:before="60" w:lineRule="auto"/>
+        <w:rPr/>
       </w:pPr>
       <w:r>
         <w:rPr>
@@ -982,44 +1110,64 @@
           <w:color w:val="404040"/>
           <w:sz w:val="22"/>
           <w:szCs w:val="22"/>
-        </w:rPr>
-        <w:t xml:space="preserve">Response suggestion: if they want to hear more, share the example in two or three short lines and suggest a quick call where it's easier to go through. No links or attachments at this stage. If they're not interested, ask if it's the timing or just not a fit, and keep the door open.</w:t>
+          <w:rtl w:val="0"/>
+        </w:rPr>
+        <w:t xml:space="preserve">Response suggestion: if they say it's not a problem, don't push. Tell them they're ahead of most, and ask who looks after the app for them. If they open up, ask what they've already tried. It tells us if they've been let down by a developer before.</w:t>
+      </w:r>
+      <w:r>
+        <w:rPr>
+          <w:rtl w:val="0"/>
+        </w:rPr>
       </w:r>
     </w:p>
     <w:p>
       <w:pPr>
         <w:pStyle w:val="Heading4"/>
-      </w:pPr>
-      <w:r>
-        <w:rPr/>
-        <w:t xml:space="preserve">4</w:t>
+        <w:rPr/>
+      </w:pPr>
+      <w:r>
+        <w:rPr>
+          <w:rtl w:val="0"/>
+        </w:rPr>
+        <w:t xml:space="preserve">3</w:t>
       </w:r>
       <w:r>
         <w:rPr>
           <w:vertAlign w:val="superscript"/>
-        </w:rPr>
-        <w:t xml:space="preserve">th</w:t>
-      </w:r>
-      <w:r>
-        <w:rPr/>
-        <w:t xml:space="preserve"> Follow-up (3 days after the previous message)</w:t>
-      </w:r>
-    </w:p>
-    <w:p>
-      <w:r>
-        <w:rPr/>
-        <w:t xml:space="preserve">The last call on LinkedIn. If they haven't responded by now, they are probably not interested. But we give them one more chance to change their mind. Also, we don't want to get off on the wrong foot, so we are </w:t>
-      </w:r>
-      <w:r>
-        <w:rPr>
-          <w:b w:val="1"/>
-          <w:bCs w:val="1"/>
-        </w:rPr>
-        <w:t xml:space="preserve">politely saying goodbye and offering a free value</w:t>
-      </w:r>
-      <w:r>
-        <w:rPr/>
-        <w:t xml:space="preserve">. There are 2 probable outcomes. They will either take the offer and start a conversation, or they will continue to ignore us. However, if they need a similar service in the future, they will probably have ODAXY Labs on their mind.</w:t>
+          <w:rtl w:val="0"/>
+        </w:rPr>
+        <w:t xml:space="preserve">rd</w:t>
+      </w:r>
+      <w:r>
+        <w:rPr>
+          <w:rtl w:val="0"/>
+        </w:rPr>
+        <w:t xml:space="preserve"> Follow-up (2 days after the previous message)</w:t>
+      </w:r>
+    </w:p>
+    <w:p>
+      <w:pPr>
+        <w:rPr/>
+      </w:pPr>
+      <w:r>
+        <w:rPr>
+          <w:rtl w:val="0"/>
+        </w:rPr>
+        <w:t xml:space="preserve">This follow-up is an entirely different approach. If the previous conversation starters don't resonate with the reader, we assume that we require a </w:t>
+      </w:r>
+      <w:r>
+        <w:rPr>
+          <w:b w:val="1"/>
+          <w:bCs w:val="1"/>
+          <w:rtl w:val="0"/>
+        </w:rPr>
+        <w:t xml:space="preserve">credibility</w:t>
+      </w:r>
+      <w:r>
+        <w:rPr>
+          <w:rtl w:val="0"/>
+        </w:rPr>
+        <w:t xml:space="preserve"> boost. This short introduction does just that, and offers examples only if they want them.</w:t>
       </w:r>
     </w:p>
     <w:p>
@@ -1029,23 +1177,26 @@
           <w:bottom w:color="4f81bd" w:space="10" w:sz="4" w:val="single"/>
         </w:pBdr>
         <w:spacing w:after="240" w:before="240" w:line="240" w:lineRule="auto"/>
-        <w:ind w:left="720"/>
-        <w:jc w:val="left"/>
-      </w:pPr>
-      <w:r>
-        <w:rPr>
-          <w:i w:val="1"/>
-          <w:iCs w:val="1"/>
-        </w:rPr>
-        <w:t xml:space="preserve">I guess you're busy, </w:t>
-      </w:r>
-      <w:r>
-        <w:rPr>
-          <w:b w:val="1"/>
-          <w:bCs w:val="1"/>
-          <w:i w:val="1"/>
-          <w:iCs w:val="1"/>
-          <w:color w:val="FF9900"/>
+        <w:ind w:left="720" w:firstLine="0"/>
+        <w:jc w:val="left"/>
+        <w:rPr/>
+      </w:pPr>
+      <w:r>
+        <w:rPr>
+          <w:i w:val="1"/>
+          <w:iCs w:val="1"/>
+          <w:rtl w:val="0"/>
+        </w:rPr>
+        <w:t xml:space="preserve">Sorry, </w:t>
+      </w:r>
+      <w:r>
+        <w:rPr>
+          <w:b w:val="1"/>
+          <w:bCs w:val="1"/>
+          <w:i w:val="1"/>
+          <w:iCs w:val="1"/>
+          <w:color w:val="ff9900"/>
+          <w:rtl w:val="0"/>
         </w:rPr>
         <w:t xml:space="preserve">[First Name]</w:t>
       </w:r>
@@ -1053,30 +1204,20 @@
         <w:rPr>
           <w:i w:val="1"/>
           <w:iCs w:val="1"/>
-        </w:rPr>
-        <w:t xml:space="preserve">, so I'll stop here before I start to annoy you. One last thing. I'm doing a free limited technical audit for app owners, a short written note on where your app stands with the new Apple and Google rules, what's behind the crashes or bad reviews, and whether it needs a fix or a rebuild. Would you like me to do one for </w:t>
-      </w:r>
-      <w:r>
-        <w:rPr>
-          <w:b w:val="1"/>
-          <w:bCs w:val="1"/>
-          <w:i w:val="1"/>
-          <w:iCs w:val="1"/>
-          <w:color w:val="FF9900"/>
-        </w:rPr>
-        <w:t xml:space="preserve">{app name}</w:t>
-      </w:r>
-      <w:r>
-        <w:rPr>
-          <w:i w:val="1"/>
-          <w:iCs w:val="1"/>
-        </w:rPr>
-        <w:t xml:space="preserve">?</w:t>
-      </w:r>
-    </w:p>
-    <w:p>
-      <w:pPr>
-        <w:spacing w:before="60" w:after="120"/>
+          <w:rtl w:val="0"/>
+        </w:rPr>
+        <w:t xml:space="preserve">, I jumped into questions without properly introducing myself. I'm Igor, founder of ODAXY Labs. I've been building mobile apps for 15+ years, and we take over and rebuild apps that someone else built. For example, we rebuilt both the iOS and Android apps for a GPS audio-tour company in Los Angeles, with offline maps and turn-by-turn navigation, while the apps stayed live in the stores. If interested, happy to share how we did it.</w:t>
+      </w:r>
+      <w:r>
+        <w:rPr>
+          <w:rtl w:val="0"/>
+        </w:rPr>
+      </w:r>
+    </w:p>
+    <w:p>
+      <w:pPr>
+        <w:spacing w:after="120" w:before="60" w:lineRule="auto"/>
+        <w:rPr/>
       </w:pPr>
       <w:r>
         <w:rPr>
@@ -1085,53 +1226,64 @@
           <w:color w:val="404040"/>
           <w:sz w:val="22"/>
           <w:szCs w:val="22"/>
-        </w:rPr>
-        <w:t xml:space="preserve">Response suggestion: if they say yes, ask for the store link and send the written note within a few days. The note must contain something concrete they didn't know. When you send it, offer a short call to go through it.</w:t>
-      </w:r>
-    </w:p>
-    <w:p>
-      <w:pPr>
-        <w:pStyle w:val="Heading3"/>
-      </w:pPr>
-      <w:r>
-        <w:rPr/>
-        <w:t xml:space="preserve">ICP 2 — Small Agencies and MSPs</w:t>
+          <w:rtl w:val="0"/>
+        </w:rPr>
+        <w:t xml:space="preserve">Response suggestion: if they want to hear more, share the example in two or three short lines and suggest a quick call where it's easier to go through. No links or attachments at this stage. If they're not interested, ask if it's the timing or just not a fit, and keep the door open.</w:t>
+      </w:r>
+      <w:r>
+        <w:rPr>
+          <w:rtl w:val="0"/>
+        </w:rPr>
       </w:r>
     </w:p>
     <w:p>
       <w:pPr>
         <w:pStyle w:val="Heading4"/>
-      </w:pPr>
-      <w:r>
-        <w:rPr/>
-        <w:t xml:space="preserve">1</w:t>
+        <w:rPr/>
+      </w:pPr>
+      <w:r>
+        <w:rPr>
+          <w:rtl w:val="0"/>
+        </w:rPr>
+        <w:t xml:space="preserve">4</w:t>
       </w:r>
       <w:r>
         <w:rPr>
           <w:vertAlign w:val="superscript"/>
-        </w:rPr>
-        <w:t xml:space="preserve">st</w:t>
-      </w:r>
-      <w:r>
-        <w:rPr/>
-        <w:t xml:space="preserve"> Follow-up (1 day after the previous message)</w:t>
-      </w:r>
-    </w:p>
-    <w:p>
-      <w:r>
-        <w:rPr/>
-        <w:t xml:space="preserve">Once the prospect accepts the invitation, we're going for as much of a human-like approach as possible. This is a natural, conversational follow-up. The single goal of this message is to provoke a response. Nothing more. That's why we create </w:t>
-      </w:r>
-      <w:r>
-        <w:rPr>
-          <w:b w:val="1"/>
-          <w:bCs w:val="1"/>
-        </w:rPr>
-        <w:t xml:space="preserve">duality</w:t>
-      </w:r>
-      <w:r>
-        <w:rPr/>
-        <w:t xml:space="preserve">: the prospect either agrees, disagrees, or feels it doesn't apply to them, and in all three cases they want to reply.</w:t>
+          <w:rtl w:val="0"/>
+        </w:rPr>
+        <w:t xml:space="preserve">th</w:t>
+      </w:r>
+      <w:r>
+        <w:rPr>
+          <w:rtl w:val="0"/>
+        </w:rPr>
+        <w:t xml:space="preserve"> Follow-up (3 days after the previous message)</w:t>
+      </w:r>
+    </w:p>
+    <w:p>
+      <w:pPr>
+        <w:rPr/>
+      </w:pPr>
+      <w:r>
+        <w:rPr>
+          <w:rtl w:val="0"/>
+        </w:rPr>
+        <w:t xml:space="preserve">The last call on LinkedIn. If they haven't responded by now, they are probably not interested. But we give them one more chance to change their mind. Also, we don't want to get off on the wrong foot, so we are </w:t>
+      </w:r>
+      <w:r>
+        <w:rPr>
+          <w:b w:val="1"/>
+          <w:bCs w:val="1"/>
+          <w:rtl w:val="0"/>
+        </w:rPr>
+        <w:t xml:space="preserve">politely saying goodbye and offering a free value</w:t>
+      </w:r>
+      <w:r>
+        <w:rPr>
+          <w:rtl w:val="0"/>
+        </w:rPr>
+        <w:t xml:space="preserve">. There are 2 probable outcomes. They will either take the offer and start a conversation, or they will continue to ignore us. However, if they need a similar service in the future, they will probably have ODAXY Labs on their mind.</w:t>
       </w:r>
     </w:p>
     <w:p>
@@ -1141,23 +1293,26 @@
           <w:bottom w:color="4f81bd" w:space="10" w:sz="4" w:val="single"/>
         </w:pBdr>
         <w:spacing w:after="240" w:before="240" w:line="240" w:lineRule="auto"/>
-        <w:ind w:left="720"/>
-        <w:jc w:val="left"/>
-      </w:pPr>
-      <w:r>
-        <w:rPr>
-          <w:i w:val="1"/>
-          <w:iCs w:val="1"/>
-        </w:rPr>
-        <w:t xml:space="preserve">Thanks for adding me, </w:t>
-      </w:r>
-      <w:r>
-        <w:rPr>
-          <w:b w:val="1"/>
-          <w:bCs w:val="1"/>
-          <w:i w:val="1"/>
-          <w:iCs w:val="1"/>
-          <w:color w:val="FF9900"/>
+        <w:ind w:left="720" w:firstLine="0"/>
+        <w:jc w:val="left"/>
+        <w:rPr/>
+      </w:pPr>
+      <w:r>
+        <w:rPr>
+          <w:i w:val="1"/>
+          <w:iCs w:val="1"/>
+          <w:rtl w:val="0"/>
+        </w:rPr>
+        <w:t xml:space="preserve">I guess you're busy, </w:t>
+      </w:r>
+      <w:r>
+        <w:rPr>
+          <w:b w:val="1"/>
+          <w:bCs w:val="1"/>
+          <w:i w:val="1"/>
+          <w:iCs w:val="1"/>
+          <w:color w:val="ff9900"/>
+          <w:rtl w:val="0"/>
         </w:rPr>
         <w:t xml:space="preserve">[First Name]</w:t>
       </w:r>
@@ -1165,79 +1320,39 @@
         <w:rPr>
           <w:i w:val="1"/>
           <w:iCs w:val="1"/>
-        </w:rPr>
-        <w:t xml:space="preserve">. Quick one. I've been chatting with a few agency owners, and opinions seem split. When a client asks for a mobile app, some say take it and find a partner, because saying no sends the client to a competitor. Others say it's safer to pass than risk the relationship on work you can't fully control. Which side are you on?</w:t>
-      </w:r>
-    </w:p>
-    <w:p>
-      <w:pPr>
-        <w:spacing w:before="200" w:after="0"/>
-      </w:pPr>
-      <w:r>
-        <w:rPr>
-          <w:b w:val="1"/>
-          <w:bCs w:val="1"/>
-          <w:i w:val="1"/>
-          <w:iCs w:val="1"/>
-        </w:rPr>
-        <w:t xml:space="preserve">Direct version</w:t>
-      </w:r>
-    </w:p>
-    <w:p>
-      <w:pPr>
-        <w:pBdr>
-          <w:top w:color="4f81bd" w:space="10" w:sz="4" w:val="single"/>
-          <w:bottom w:color="4f81bd" w:space="10" w:sz="4" w:val="single"/>
-        </w:pBdr>
-        <w:spacing w:after="240" w:before="240" w:line="240" w:lineRule="auto"/>
-        <w:ind w:left="720"/>
-        <w:jc w:val="left"/>
-      </w:pPr>
-      <w:r>
-        <w:rPr>
-          <w:i w:val="1"/>
-          <w:iCs w:val="1"/>
-        </w:rPr>
-        <w:t xml:space="preserve">Thanks for adding me, </w:t>
-      </w:r>
-      <w:r>
-        <w:rPr>
-          <w:b w:val="1"/>
-          <w:bCs w:val="1"/>
-          <w:i w:val="1"/>
-          <w:iCs w:val="1"/>
-          <w:color w:val="FF9900"/>
-        </w:rPr>
-        <w:t xml:space="preserve">[First Name]</w:t>
-      </w:r>
-      <w:r>
-        <w:rPr>
-          <w:i w:val="1"/>
-          <w:iCs w:val="1"/>
-        </w:rPr>
-        <w:t xml:space="preserve">. I noticed </w:t>
-      </w:r>
-      <w:r>
-        <w:rPr>
-          <w:b w:val="1"/>
-          <w:bCs w:val="1"/>
-          <w:i w:val="1"/>
-          <w:iCs w:val="1"/>
-          <w:color w:val="FF9900"/>
-        </w:rPr>
-        <w:t xml:space="preserve">{company name}</w:t>
-      </w:r>
-      <w:r>
-        <w:rPr>
-          <w:i w:val="1"/>
-          <w:iCs w:val="1"/>
-        </w:rPr>
-        <w:t xml:space="preserve"> lists mobile apps as a service. Do you build those in-house, or work with a partner?</w:t>
-      </w:r>
-    </w:p>
-    <w:p>
-      <w:pPr>
-        <w:spacing w:before="60" w:after="120"/>
+          <w:rtl w:val="0"/>
+        </w:rPr>
+        <w:t xml:space="preserve">, so I'll stop here before I start to annoy you. One last thing. I'm doing a free limited technical audit for app owners, a short written note on where your app stands with the new Apple and Google rules, what's behind the crashes or bad reviews, and whether it needs a fix or a rebuild. Would you like me to do one for </w:t>
+      </w:r>
+      <w:r>
+        <w:rPr>
+          <w:b w:val="1"/>
+          <w:bCs w:val="1"/>
+          <w:i w:val="1"/>
+          <w:iCs w:val="1"/>
+          <w:color w:val="ff9900"/>
+          <w:rtl w:val="0"/>
+        </w:rPr>
+        <w:t xml:space="preserve">{app name}</w:t>
+      </w:r>
+      <w:r>
+        <w:rPr>
+          <w:i w:val="1"/>
+          <w:iCs w:val="1"/>
+          <w:rtl w:val="0"/>
+        </w:rPr>
+        <w:t xml:space="preserve">?</w:t>
+      </w:r>
+      <w:r>
+        <w:rPr>
+          <w:rtl w:val="0"/>
+        </w:rPr>
+      </w:r>
+    </w:p>
+    <w:p>
+      <w:pPr>
+        <w:spacing w:after="120" w:before="60" w:lineRule="auto"/>
+        <w:rPr/>
       </w:pPr>
       <w:r>
         <w:rPr>
@@ -1246,58 +1361,76 @@
           <w:color w:val="404040"/>
           <w:sz w:val="22"/>
           <w:szCs w:val="22"/>
-        </w:rPr>
-        <w:t xml:space="preserve">Response suggestion: whatever side they pick, ask a real follow-up, for example what happened the last time a client asked for an app. This is relationship-building, not qualification.</w:t>
+          <w:rtl w:val="0"/>
+        </w:rPr>
+        <w:t xml:space="preserve">Response suggestion: if they say yes, ask for the store link and send the written note within a few days. The note must contain something concrete they didn't know. When you send it, offer a short call to go through it.</w:t>
+      </w:r>
+      <w:r>
+        <w:rPr>
+          <w:rtl w:val="0"/>
+        </w:rPr>
+      </w:r>
+    </w:p>
+    <w:p>
+      <w:pPr>
+        <w:pStyle w:val="Heading3"/>
+        <w:rPr/>
+      </w:pPr>
+      <w:r>
+        <w:rPr>
+          <w:rtl w:val="0"/>
+        </w:rPr>
+        <w:t xml:space="preserve">ICP 2 — Small Agencies and MSPs</w:t>
       </w:r>
     </w:p>
     <w:p>
       <w:pPr>
         <w:pStyle w:val="Heading4"/>
-      </w:pPr>
-      <w:r>
-        <w:rPr/>
-        <w:t xml:space="preserve">2</w:t>
+        <w:rPr/>
+      </w:pPr>
+      <w:r>
+        <w:rPr>
+          <w:rtl w:val="0"/>
+        </w:rPr>
+        <w:t xml:space="preserve">1</w:t>
       </w:r>
       <w:r>
         <w:rPr>
           <w:vertAlign w:val="superscript"/>
-        </w:rPr>
-        <w:t xml:space="preserve">nd</w:t>
-      </w:r>
-      <w:r>
-        <w:rPr/>
-        <w:t xml:space="preserve"> Follow-up (3 days after the previous message)</w:t>
-      </w:r>
-    </w:p>
-    <w:p>
-      <w:r>
-        <w:rPr/>
-        <w:t xml:space="preserve">The goal here is to show we understand them, </w:t>
-      </w:r>
-      <w:r>
-        <w:rPr>
-          <w:b w:val="1"/>
-          <w:bCs w:val="1"/>
-        </w:rPr>
-        <w:t xml:space="preserve">empathise</w:t>
-      </w:r>
-      <w:r>
-        <w:rPr/>
-        <w:t xml:space="preserve">, and put some thought into the matter at hand. Each version reflects a pain point from the ICP research and ends with a simple question.</w:t>
-      </w:r>
-    </w:p>
-    <w:p>
-      <w:pPr>
-        <w:spacing w:before="200" w:after="0"/>
-      </w:pPr>
-      <w:r>
-        <w:rPr>
-          <w:b w:val="1"/>
-          <w:bCs w:val="1"/>
-          <w:i w:val="1"/>
-          <w:iCs w:val="1"/>
-        </w:rPr>
-        <w:t xml:space="preserve">Agencies</w:t>
+          <w:rtl w:val="0"/>
+        </w:rPr>
+        <w:t xml:space="preserve">st</w:t>
+      </w:r>
+      <w:r>
+        <w:rPr>
+          <w:rtl w:val="0"/>
+        </w:rPr>
+        <w:t xml:space="preserve"> Follow-up (1 day after the previous message)</w:t>
+      </w:r>
+    </w:p>
+    <w:p>
+      <w:pPr>
+        <w:rPr/>
+      </w:pPr>
+      <w:r>
+        <w:rPr>
+          <w:rtl w:val="0"/>
+        </w:rPr>
+        <w:t xml:space="preserve">Once the prospect accepts the invitation, we're going for as much of a human-like approach as possible. This is a natural, conversational follow-up. The single goal of this message is to provoke a response. Nothing more. That's why we create </w:t>
+      </w:r>
+      <w:r>
+        <w:rPr>
+          <w:b w:val="1"/>
+          <w:bCs w:val="1"/>
+          <w:rtl w:val="0"/>
+        </w:rPr>
+        <w:t xml:space="preserve">duality</w:t>
+      </w:r>
+      <w:r>
+        <w:rPr>
+          <w:rtl w:val="0"/>
+        </w:rPr>
+        <w:t xml:space="preserve">: the prospect either agrees, disagrees, or feels it doesn't apply to them, and in all three cases they want to reply.</w:t>
       </w:r>
     </w:p>
     <w:p>
@@ -1307,23 +1440,26 @@
           <w:bottom w:color="4f81bd" w:space="10" w:sz="4" w:val="single"/>
         </w:pBdr>
         <w:spacing w:after="240" w:before="240" w:line="240" w:lineRule="auto"/>
-        <w:ind w:left="720"/>
-        <w:jc w:val="left"/>
-      </w:pPr>
-      <w:r>
-        <w:rPr>
-          <w:i w:val="1"/>
-          <w:iCs w:val="1"/>
-        </w:rPr>
-        <w:t xml:space="preserve">I had a thought, </w:t>
-      </w:r>
-      <w:r>
-        <w:rPr>
-          <w:b w:val="1"/>
-          <w:bCs w:val="1"/>
-          <w:i w:val="1"/>
-          <w:iCs w:val="1"/>
-          <w:color w:val="FF9900"/>
+        <w:ind w:left="720" w:firstLine="0"/>
+        <w:jc w:val="left"/>
+        <w:rPr/>
+      </w:pPr>
+      <w:r>
+        <w:rPr>
+          <w:i w:val="1"/>
+          <w:iCs w:val="1"/>
+          <w:rtl w:val="0"/>
+        </w:rPr>
+        <w:t xml:space="preserve">Thanks for adding me, </w:t>
+      </w:r>
+      <w:r>
+        <w:rPr>
+          <w:b w:val="1"/>
+          <w:bCs w:val="1"/>
+          <w:i w:val="1"/>
+          <w:iCs w:val="1"/>
+          <w:color w:val="ff9900"/>
+          <w:rtl w:val="0"/>
         </w:rPr>
         <w:t xml:space="preserve">[First Name]</w:t>
       </w:r>
@@ -1331,22 +1467,35 @@
         <w:rPr>
           <w:i w:val="1"/>
           <w:iCs w:val="1"/>
-        </w:rPr>
-        <w:t xml:space="preserve">. For most agency owners, the app itself isn't the scary part. It's the subcontractor who goes quiet two weeks before the deadline, while your name is on the project and your client is calling you. Has that ever happened to you?</w:t>
-      </w:r>
-    </w:p>
-    <w:p>
-      <w:pPr>
-        <w:spacing w:before="200" w:after="0"/>
-      </w:pPr>
-      <w:r>
-        <w:rPr>
-          <w:b w:val="1"/>
-          <w:bCs w:val="1"/>
-          <w:i w:val="1"/>
-          <w:iCs w:val="1"/>
-        </w:rPr>
-        <w:t xml:space="preserve">MSPs</w:t>
+          <w:rtl w:val="0"/>
+        </w:rPr>
+        <w:t xml:space="preserve">. Quick one. I've been chatting with a few agency owners, and opinions seem split. When a client asks for a mobile app, some say take it and find a partner, because saying no sends the client to a competitor. Others say it's safer to pass than risk the relationship on work you can't fully control. Which side are you on?</w:t>
+      </w:r>
+      <w:r>
+        <w:rPr>
+          <w:rtl w:val="0"/>
+        </w:rPr>
+      </w:r>
+    </w:p>
+    <w:p>
+      <w:pPr>
+        <w:spacing w:after="0" w:before="200" w:lineRule="auto"/>
+        <w:rPr/>
+      </w:pPr>
+      <w:r>
+        <w:rPr>
+          <w:b w:val="1"/>
+          <w:bCs w:val="1"/>
+          <w:i w:val="1"/>
+          <w:iCs w:val="1"/>
+          <w:rtl w:val="0"/>
+        </w:rPr>
+        <w:t xml:space="preserve">Direct version</w:t>
+      </w:r>
+      <w:r>
+        <w:rPr>
+          <w:rtl w:val="0"/>
+        </w:rPr>
       </w:r>
     </w:p>
     <w:p>
@@ -1356,23 +1505,26 @@
           <w:bottom w:color="4f81bd" w:space="10" w:sz="4" w:val="single"/>
         </w:pBdr>
         <w:spacing w:after="240" w:before="240" w:line="240" w:lineRule="auto"/>
-        <w:ind w:left="720"/>
-        <w:jc w:val="left"/>
-      </w:pPr>
-      <w:r>
-        <w:rPr>
-          <w:i w:val="1"/>
-          <w:iCs w:val="1"/>
-        </w:rPr>
-        <w:t xml:space="preserve">I had a thought, </w:t>
-      </w:r>
-      <w:r>
-        <w:rPr>
-          <w:b w:val="1"/>
-          <w:bCs w:val="1"/>
-          <w:i w:val="1"/>
-          <w:iCs w:val="1"/>
-          <w:color w:val="FF9900"/>
+        <w:ind w:left="720" w:firstLine="0"/>
+        <w:jc w:val="left"/>
+        <w:rPr/>
+      </w:pPr>
+      <w:r>
+        <w:rPr>
+          <w:i w:val="1"/>
+          <w:iCs w:val="1"/>
+          <w:rtl w:val="0"/>
+        </w:rPr>
+        <w:t xml:space="preserve">Thanks for adding me, </w:t>
+      </w:r>
+      <w:r>
+        <w:rPr>
+          <w:b w:val="1"/>
+          <w:bCs w:val="1"/>
+          <w:i w:val="1"/>
+          <w:iCs w:val="1"/>
+          <w:color w:val="ff9900"/>
+          <w:rtl w:val="0"/>
         </w:rPr>
         <w:t xml:space="preserve">[First Name]</w:t>
       </w:r>
@@ -1380,16 +1532,18 @@
         <w:rPr>
           <w:i w:val="1"/>
           <w:iCs w:val="1"/>
-        </w:rPr>
-        <w:t xml:space="preserve">. A lot of MSPs I talk to say winning new clients is harder than it used to be, and clients expect more for the same budget. Adding app work sounds good, but hiring a mobile developer for it rarely makes sense. How are you thinking about new services at </w:t>
-      </w:r>
-      <w:r>
-        <w:rPr>
-          <w:b w:val="1"/>
-          <w:bCs w:val="1"/>
-          <w:i w:val="1"/>
-          <w:iCs w:val="1"/>
-          <w:color w:val="FF9900"/>
+          <w:rtl w:val="0"/>
+        </w:rPr>
+        <w:t xml:space="preserve">. I noticed </w:t>
+      </w:r>
+      <w:r>
+        <w:rPr>
+          <w:b w:val="1"/>
+          <w:bCs w:val="1"/>
+          <w:i w:val="1"/>
+          <w:iCs w:val="1"/>
+          <w:color w:val="ff9900"/>
+          <w:rtl w:val="0"/>
         </w:rPr>
         <w:t xml:space="preserve">{company name}</w:t>
       </w:r>
@@ -1397,79 +1551,20 @@
         <w:rPr>
           <w:i w:val="1"/>
           <w:iCs w:val="1"/>
-        </w:rPr>
-        <w:t xml:space="preserve">?</w:t>
-      </w:r>
-    </w:p>
-    <w:p>
-      <w:pPr>
-        <w:spacing w:before="200" w:after="0"/>
-      </w:pPr>
-      <w:r>
-        <w:rPr>
-          <w:b w:val="1"/>
-          <w:bCs w:val="1"/>
-          <w:i w:val="1"/>
-          <w:iCs w:val="1"/>
-        </w:rPr>
-        <w:t xml:space="preserve">Technical Director / CTO / Head of Delivery</w:t>
-      </w:r>
-    </w:p>
-    <w:p>
-      <w:pPr>
-        <w:pBdr>
-          <w:top w:color="4f81bd" w:space="10" w:sz="4" w:val="single"/>
-          <w:bottom w:color="4f81bd" w:space="10" w:sz="4" w:val="single"/>
-        </w:pBdr>
-        <w:spacing w:after="240" w:before="240" w:line="240" w:lineRule="auto"/>
-        <w:ind w:left="720"/>
-        <w:jc w:val="left"/>
-      </w:pPr>
-      <w:r>
-        <w:rPr>
-          <w:i w:val="1"/>
-          <w:iCs w:val="1"/>
-        </w:rPr>
-        <w:t xml:space="preserve">I had a thought, </w:t>
-      </w:r>
-      <w:r>
-        <w:rPr>
-          <w:b w:val="1"/>
-          <w:bCs w:val="1"/>
-          <w:i w:val="1"/>
-          <w:iCs w:val="1"/>
-          <w:color w:val="FF9900"/>
-        </w:rPr>
-        <w:t xml:space="preserve">[First Name]</w:t>
-      </w:r>
-      <w:r>
-        <w:rPr>
-          <w:i w:val="1"/>
-          <w:iCs w:val="1"/>
-        </w:rPr>
-        <w:t xml:space="preserve">. When an outside team builds a client app, you're still the one answering for the code. And briefing that team properly can take almost as long as doing the work yourself. How do you handle that at </w:t>
-      </w:r>
-      <w:r>
-        <w:rPr>
-          <w:b w:val="1"/>
-          <w:bCs w:val="1"/>
-          <w:i w:val="1"/>
-          <w:iCs w:val="1"/>
-          <w:color w:val="FF9900"/>
-        </w:rPr>
-        <w:t xml:space="preserve">{company name}</w:t>
-      </w:r>
-      <w:r>
-        <w:rPr>
-          <w:i w:val="1"/>
-          <w:iCs w:val="1"/>
-        </w:rPr>
-        <w:t xml:space="preserve">?</w:t>
-      </w:r>
-    </w:p>
-    <w:p>
-      <w:pPr>
-        <w:spacing w:before="60" w:after="120"/>
+          <w:rtl w:val="0"/>
+        </w:rPr>
+        <w:t xml:space="preserve"> lists mobile apps as a service. Do you build those in-house, or work with a partner?</w:t>
+      </w:r>
+      <w:r>
+        <w:rPr>
+          <w:rtl w:val="0"/>
+        </w:rPr>
+      </w:r>
+    </w:p>
+    <w:p>
+      <w:pPr>
+        <w:spacing w:after="120" w:before="60" w:lineRule="auto"/>
+        <w:rPr/>
       </w:pPr>
       <w:r>
         <w:rPr>
@@ -1478,58 +1573,85 @@
           <w:color w:val="404040"/>
           <w:sz w:val="22"/>
           <w:szCs w:val="22"/>
-        </w:rPr>
-        <w:t xml:space="preserve">Response suggestion: reflect back what they describe, then ask one more open question before moving to credibility. If they've been burned by a subcontractor, ask what went wrong.</w:t>
+          <w:rtl w:val="0"/>
+        </w:rPr>
+        <w:t xml:space="preserve">Response suggestion: whatever side they pick, ask a real follow-up, for example what happened the last time a client asked for an app. This is relationship-building, not qualification.</w:t>
+      </w:r>
+      <w:r>
+        <w:rPr>
+          <w:rtl w:val="0"/>
+        </w:rPr>
       </w:r>
     </w:p>
     <w:p>
       <w:pPr>
         <w:pStyle w:val="Heading4"/>
-      </w:pPr>
-      <w:r>
-        <w:rPr/>
-        <w:t xml:space="preserve">3</w:t>
+        <w:rPr/>
+      </w:pPr>
+      <w:r>
+        <w:rPr>
+          <w:rtl w:val="0"/>
+        </w:rPr>
+        <w:t xml:space="preserve">2</w:t>
       </w:r>
       <w:r>
         <w:rPr>
           <w:vertAlign w:val="superscript"/>
-        </w:rPr>
-        <w:t xml:space="preserve">rd</w:t>
-      </w:r>
-      <w:r>
-        <w:rPr/>
-        <w:t xml:space="preserve"> Follow-up (2 days after the previous message)</w:t>
-      </w:r>
-    </w:p>
-    <w:p>
-      <w:r>
-        <w:rPr/>
-        <w:t xml:space="preserve">This follow-up is an entirely different approach. If the previous conversation starters don't resonate with the reader, we assume that we require a </w:t>
-      </w:r>
-      <w:r>
-        <w:rPr>
-          <w:b w:val="1"/>
-          <w:bCs w:val="1"/>
-        </w:rPr>
-        <w:t xml:space="preserve">credibility</w:t>
-      </w:r>
-      <w:r>
-        <w:rPr/>
-        <w:t xml:space="preserve"> boost. This short introduction does just that, and offers examples only if they want them.</w:t>
-      </w:r>
-    </w:p>
-    <w:p>
-      <w:pPr>
-        <w:spacing w:before="200" w:after="0"/>
-      </w:pPr>
-      <w:r>
-        <w:rPr>
-          <w:b w:val="1"/>
-          <w:bCs w:val="1"/>
-          <w:i w:val="1"/>
-          <w:iCs w:val="1"/>
-        </w:rPr>
-        <w:t xml:space="preserve">Owner / Founder / Managing Director</w:t>
+          <w:rtl w:val="0"/>
+        </w:rPr>
+        <w:t xml:space="preserve">nd</w:t>
+      </w:r>
+      <w:r>
+        <w:rPr>
+          <w:rtl w:val="0"/>
+        </w:rPr>
+        <w:t xml:space="preserve"> Follow-up (3 days after the previous message)</w:t>
+      </w:r>
+    </w:p>
+    <w:p>
+      <w:pPr>
+        <w:rPr/>
+      </w:pPr>
+      <w:r>
+        <w:rPr>
+          <w:rtl w:val="0"/>
+        </w:rPr>
+        <w:t xml:space="preserve">The goal here is to show we understand them, </w:t>
+      </w:r>
+      <w:r>
+        <w:rPr>
+          <w:b w:val="1"/>
+          <w:bCs w:val="1"/>
+          <w:rtl w:val="0"/>
+        </w:rPr>
+        <w:t xml:space="preserve">empathise</w:t>
+      </w:r>
+      <w:r>
+        <w:rPr>
+          <w:rtl w:val="0"/>
+        </w:rPr>
+        <w:t xml:space="preserve">, and put some thought into the matter at hand. Each version reflects a pain point from the ICP research and ends with a simple question.</w:t>
+      </w:r>
+    </w:p>
+    <w:p>
+      <w:pPr>
+        <w:spacing w:after="0" w:before="200" w:lineRule="auto"/>
+        <w:rPr/>
+      </w:pPr>
+      <w:r>
+        <w:rPr>
+          <w:b w:val="1"/>
+          <w:bCs w:val="1"/>
+          <w:i w:val="1"/>
+          <w:iCs w:val="1"/>
+          <w:rtl w:val="0"/>
+        </w:rPr>
+        <w:t xml:space="preserve">Agencies</w:t>
+      </w:r>
+      <w:r>
+        <w:rPr>
+          <w:rtl w:val="0"/>
+        </w:rPr>
       </w:r>
     </w:p>
     <w:p>
@@ -1539,23 +1661,26 @@
           <w:bottom w:color="4f81bd" w:space="10" w:sz="4" w:val="single"/>
         </w:pBdr>
         <w:spacing w:after="240" w:before="240" w:line="240" w:lineRule="auto"/>
-        <w:ind w:left="720"/>
-        <w:jc w:val="left"/>
-      </w:pPr>
-      <w:r>
-        <w:rPr>
-          <w:i w:val="1"/>
-          <w:iCs w:val="1"/>
-        </w:rPr>
-        <w:t xml:space="preserve">Sorry, </w:t>
-      </w:r>
-      <w:r>
-        <w:rPr>
-          <w:b w:val="1"/>
-          <w:bCs w:val="1"/>
-          <w:i w:val="1"/>
-          <w:iCs w:val="1"/>
-          <w:color w:val="FF9900"/>
+        <w:ind w:left="720" w:firstLine="0"/>
+        <w:jc w:val="left"/>
+        <w:rPr/>
+      </w:pPr>
+      <w:r>
+        <w:rPr>
+          <w:i w:val="1"/>
+          <w:iCs w:val="1"/>
+          <w:rtl w:val="0"/>
+        </w:rPr>
+        <w:t xml:space="preserve">I had a thought, </w:t>
+      </w:r>
+      <w:r>
+        <w:rPr>
+          <w:b w:val="1"/>
+          <w:bCs w:val="1"/>
+          <w:i w:val="1"/>
+          <w:iCs w:val="1"/>
+          <w:color w:val="ff9900"/>
+          <w:rtl w:val="0"/>
         </w:rPr>
         <w:t xml:space="preserve">[First Name]</w:t>
       </w:r>
@@ -1563,23 +1688,120 @@
         <w:rPr>
           <w:i w:val="1"/>
           <w:iCs w:val="1"/>
-        </w:rPr>
-        <w:t xml:space="preserve">, I jumped into questions without introducing myself. I'm Igor, founder of ODAXY Labs. We build mobile apps for agencies and MSPs behind the scenes, so your client only deals with you. For a web agency in Pennsylvania, the first version was ready in about six weeks, and we've built inspection apps for an IT company in Florida. You talk to me directly, not an account manager. If interested, happy to share how we set those up.</w:t>
-      </w:r>
-    </w:p>
-    <w:p>
-      <w:pPr>
-        <w:spacing w:before="200" w:after="0"/>
-      </w:pPr>
-      <w:r>
-        <w:rPr>
-          <w:b w:val="1"/>
-          <w:bCs w:val="1"/>
-          <w:i w:val="1"/>
-          <w:iCs w:val="1"/>
+          <w:rtl w:val="0"/>
+        </w:rPr>
+        <w:t xml:space="preserve">. For most agency owners, the app itself isn't the scary part. It's the subcontractor who goes quiet two weeks before the deadline, while your name is on the project and your client is calling you. Has that ever happened to you?</w:t>
+      </w:r>
+      <w:r>
+        <w:rPr>
+          <w:rtl w:val="0"/>
+        </w:rPr>
+      </w:r>
+    </w:p>
+    <w:p>
+      <w:pPr>
+        <w:spacing w:after="0" w:before="200" w:lineRule="auto"/>
+        <w:rPr/>
+      </w:pPr>
+      <w:r>
+        <w:rPr>
+          <w:b w:val="1"/>
+          <w:bCs w:val="1"/>
+          <w:i w:val="1"/>
+          <w:iCs w:val="1"/>
+          <w:rtl w:val="0"/>
+        </w:rPr>
+        <w:t xml:space="preserve">MSPs</w:t>
+      </w:r>
+      <w:r>
+        <w:rPr>
+          <w:rtl w:val="0"/>
+        </w:rPr>
+      </w:r>
+    </w:p>
+    <w:p>
+      <w:pPr>
+        <w:pBdr>
+          <w:top w:color="4f81bd" w:space="10" w:sz="4" w:val="single"/>
+          <w:bottom w:color="4f81bd" w:space="10" w:sz="4" w:val="single"/>
+        </w:pBdr>
+        <w:spacing w:after="240" w:before="240" w:line="240" w:lineRule="auto"/>
+        <w:ind w:left="720" w:firstLine="0"/>
+        <w:jc w:val="left"/>
+        <w:rPr/>
+      </w:pPr>
+      <w:r>
+        <w:rPr>
+          <w:i w:val="1"/>
+          <w:iCs w:val="1"/>
+          <w:rtl w:val="0"/>
+        </w:rPr>
+        <w:t xml:space="preserve">I had a thought, </w:t>
+      </w:r>
+      <w:r>
+        <w:rPr>
+          <w:b w:val="1"/>
+          <w:bCs w:val="1"/>
+          <w:i w:val="1"/>
+          <w:iCs w:val="1"/>
+          <w:color w:val="ff9900"/>
+          <w:rtl w:val="0"/>
+        </w:rPr>
+        <w:t xml:space="preserve">[First Name]</w:t>
+      </w:r>
+      <w:r>
+        <w:rPr>
+          <w:i w:val="1"/>
+          <w:iCs w:val="1"/>
+          <w:rtl w:val="0"/>
+        </w:rPr>
+        <w:t xml:space="preserve">. A lot of MSPs I talk to say winning new clients is harder than it used to be, and clients expect more for the same budget. Adding app work sounds good, but hiring a mobile developer for it rarely makes sense. How are you thinking about new services at </w:t>
+      </w:r>
+      <w:r>
+        <w:rPr>
+          <w:b w:val="1"/>
+          <w:bCs w:val="1"/>
+          <w:i w:val="1"/>
+          <w:iCs w:val="1"/>
+          <w:color w:val="ff9900"/>
+          <w:rtl w:val="0"/>
+        </w:rPr>
+        <w:t xml:space="preserve">{company name}</w:t>
+      </w:r>
+      <w:r>
+        <w:rPr>
+          <w:i w:val="1"/>
+          <w:iCs w:val="1"/>
+          <w:rtl w:val="0"/>
+        </w:rPr>
+        <w:t xml:space="preserve">?</w:t>
+      </w:r>
+      <w:r>
+        <w:rPr>
+          <w:rtl w:val="0"/>
+        </w:rPr>
+      </w:r>
+    </w:p>
+    <w:p>
+      <w:pPr>
+        <w:spacing w:after="0" w:before="200" w:lineRule="auto"/>
+        <w:rPr/>
+      </w:pPr>
+      <w:r>
+        <w:rPr>
+          <w:b w:val="1"/>
+          <w:bCs w:val="1"/>
+          <w:i w:val="1"/>
+          <w:iCs w:val="1"/>
+          <w:rtl w:val="0"/>
         </w:rPr>
         <w:t xml:space="preserve">Technical Director / CTO / Head of Delivery</w:t>
       </w:r>
+      <w:r>
+        <w:rPr>
+          <w:rtl w:val="0"/>
+        </w:rPr>
+      </w:r>
     </w:p>
     <w:p>
       <w:pPr>
@@ -1588,23 +1810,26 @@
           <w:bottom w:color="4f81bd" w:space="10" w:sz="4" w:val="single"/>
         </w:pBdr>
         <w:spacing w:after="240" w:before="240" w:line="240" w:lineRule="auto"/>
-        <w:ind w:left="720"/>
-        <w:jc w:val="left"/>
-      </w:pPr>
-      <w:r>
-        <w:rPr>
-          <w:i w:val="1"/>
-          <w:iCs w:val="1"/>
-        </w:rPr>
-        <w:t xml:space="preserve">Sorry, </w:t>
-      </w:r>
-      <w:r>
-        <w:rPr>
-          <w:b w:val="1"/>
-          <w:bCs w:val="1"/>
-          <w:i w:val="1"/>
-          <w:iCs w:val="1"/>
-          <w:color w:val="FF9900"/>
+        <w:ind w:left="720" w:firstLine="0"/>
+        <w:jc w:val="left"/>
+        <w:rPr/>
+      </w:pPr>
+      <w:r>
+        <w:rPr>
+          <w:i w:val="1"/>
+          <w:iCs w:val="1"/>
+          <w:rtl w:val="0"/>
+        </w:rPr>
+        <w:t xml:space="preserve">I had a thought, </w:t>
+      </w:r>
+      <w:r>
+        <w:rPr>
+          <w:b w:val="1"/>
+          <w:bCs w:val="1"/>
+          <w:i w:val="1"/>
+          <w:iCs w:val="1"/>
+          <w:color w:val="ff9900"/>
+          <w:rtl w:val="0"/>
         </w:rPr>
         <w:t xml:space="preserve">[First Name]</w:t>
       </w:r>
@@ -1612,13 +1837,39 @@
         <w:rPr>
           <w:i w:val="1"/>
           <w:iCs w:val="1"/>
-        </w:rPr>
-        <w:t xml:space="preserve">, I jumped into questions without introducing myself. I'm Igor, founder of ODAXY Labs, and I've been a developer for 15+ years. We build native iOS, Android and Flutter apps for agencies and MSPs, under their name. You'd work with me directly, and the scope and technical documentation are agreed before we write any code. If interested, happy to share how we set it up with a web agency in Pennsylvania.</w:t>
-      </w:r>
-    </w:p>
-    <w:p>
-      <w:pPr>
-        <w:spacing w:before="60" w:after="120"/>
+          <w:rtl w:val="0"/>
+        </w:rPr>
+        <w:t xml:space="preserve">. When an outside team builds a client app, you're still the one answering for the code. And briefing that team properly can take almost as long as doing the work yourself. How do you handle that at </w:t>
+      </w:r>
+      <w:r>
+        <w:rPr>
+          <w:b w:val="1"/>
+          <w:bCs w:val="1"/>
+          <w:i w:val="1"/>
+          <w:iCs w:val="1"/>
+          <w:color w:val="ff9900"/>
+          <w:rtl w:val="0"/>
+        </w:rPr>
+        <w:t xml:space="preserve">{company name}</w:t>
+      </w:r>
+      <w:r>
+        <w:rPr>
+          <w:i w:val="1"/>
+          <w:iCs w:val="1"/>
+          <w:rtl w:val="0"/>
+        </w:rPr>
+        <w:t xml:space="preserve">?</w:t>
+      </w:r>
+      <w:r>
+        <w:rPr>
+          <w:rtl w:val="0"/>
+        </w:rPr>
+      </w:r>
+    </w:p>
+    <w:p>
+      <w:pPr>
+        <w:spacing w:after="120" w:before="60" w:lineRule="auto"/>
+        <w:rPr/>
       </w:pPr>
       <w:r>
         <w:rPr>
@@ -1627,44 +1878,85 @@
           <w:color w:val="404040"/>
           <w:sz w:val="22"/>
           <w:szCs w:val="22"/>
-        </w:rPr>
-        <w:t xml:space="preserve">Response suggestion: if they ask how it works, keep it simple: scope agreed in writing before we start, direct contact with Igor, the work goes out under their name.</w:t>
+          <w:rtl w:val="0"/>
+        </w:rPr>
+        <w:t xml:space="preserve">Response suggestion: reflect back what they describe, then ask one more open question before moving to credibility. If they've been burned by a subcontractor, ask what went wrong.</w:t>
+      </w:r>
+      <w:r>
+        <w:rPr>
+          <w:rtl w:val="0"/>
+        </w:rPr>
       </w:r>
     </w:p>
     <w:p>
       <w:pPr>
         <w:pStyle w:val="Heading4"/>
-      </w:pPr>
-      <w:r>
-        <w:rPr/>
-        <w:t xml:space="preserve">4</w:t>
+        <w:rPr/>
+      </w:pPr>
+      <w:r>
+        <w:rPr>
+          <w:rtl w:val="0"/>
+        </w:rPr>
+        <w:t xml:space="preserve">3</w:t>
       </w:r>
       <w:r>
         <w:rPr>
           <w:vertAlign w:val="superscript"/>
-        </w:rPr>
-        <w:t xml:space="preserve">th</w:t>
-      </w:r>
-      <w:r>
-        <w:rPr/>
-        <w:t xml:space="preserve"> Follow-up (3 days after the previous message)</w:t>
-      </w:r>
-    </w:p>
-    <w:p>
-      <w:r>
-        <w:rPr/>
-        <w:t xml:space="preserve">The last call on LinkedIn. If they haven't responded by now, they are probably not interested. But we give them one more chance to change their mind. Also, we don't want to get off on the wrong foot, so we are </w:t>
-      </w:r>
-      <w:r>
-        <w:rPr>
-          <w:b w:val="1"/>
-          <w:bCs w:val="1"/>
-        </w:rPr>
-        <w:t xml:space="preserve">politely saying goodbye and offering a free value</w:t>
-      </w:r>
-      <w:r>
-        <w:rPr/>
-        <w:t xml:space="preserve">. There are 2 probable outcomes. They will either take the offer and start a conversation, or they will continue to ignore us. However, if they need a similar service in the future, they will probably have ODAXY Labs on their mind.</w:t>
+          <w:rtl w:val="0"/>
+        </w:rPr>
+        <w:t xml:space="preserve">rd</w:t>
+      </w:r>
+      <w:r>
+        <w:rPr>
+          <w:rtl w:val="0"/>
+        </w:rPr>
+        <w:t xml:space="preserve"> Follow-up (2 days after the previous message)</w:t>
+      </w:r>
+    </w:p>
+    <w:p>
+      <w:pPr>
+        <w:rPr/>
+      </w:pPr>
+      <w:r>
+        <w:rPr>
+          <w:rtl w:val="0"/>
+        </w:rPr>
+        <w:t xml:space="preserve">This follow-up is an entirely different approach. If the previous conversation starters don't resonate with the reader, we assume that we require a </w:t>
+      </w:r>
+      <w:r>
+        <w:rPr>
+          <w:b w:val="1"/>
+          <w:bCs w:val="1"/>
+          <w:rtl w:val="0"/>
+        </w:rPr>
+        <w:t xml:space="preserve">credibility</w:t>
+      </w:r>
+      <w:r>
+        <w:rPr>
+          <w:rtl w:val="0"/>
+        </w:rPr>
+        <w:t xml:space="preserve"> boost. This short introduction does just that, and offers examples only if they want them.</w:t>
+      </w:r>
+    </w:p>
+    <w:p>
+      <w:pPr>
+        <w:spacing w:after="0" w:before="200" w:lineRule="auto"/>
+        <w:rPr/>
+      </w:pPr>
+      <w:r>
+        <w:rPr>
+          <w:b w:val="1"/>
+          <w:bCs w:val="1"/>
+          <w:i w:val="1"/>
+          <w:iCs w:val="1"/>
+          <w:rtl w:val="0"/>
+        </w:rPr>
+        <w:t xml:space="preserve">Owner / Founder / Managing Director</w:t>
+      </w:r>
+      <w:r>
+        <w:rPr>
+          <w:rtl w:val="0"/>
+        </w:rPr>
       </w:r>
     </w:p>
     <w:p>
@@ -1674,23 +1966,26 @@
           <w:bottom w:color="4f81bd" w:space="10" w:sz="4" w:val="single"/>
         </w:pBdr>
         <w:spacing w:after="240" w:before="240" w:line="240" w:lineRule="auto"/>
-        <w:ind w:left="720"/>
-        <w:jc w:val="left"/>
-      </w:pPr>
-      <w:r>
-        <w:rPr>
-          <w:i w:val="1"/>
-          <w:iCs w:val="1"/>
-        </w:rPr>
-        <w:t xml:space="preserve">I guess you're busy, </w:t>
-      </w:r>
-      <w:r>
-        <w:rPr>
-          <w:b w:val="1"/>
-          <w:bCs w:val="1"/>
-          <w:i w:val="1"/>
-          <w:iCs w:val="1"/>
-          <w:color w:val="FF9900"/>
+        <w:ind w:left="720" w:firstLine="0"/>
+        <w:jc w:val="left"/>
+        <w:rPr/>
+      </w:pPr>
+      <w:r>
+        <w:rPr>
+          <w:i w:val="1"/>
+          <w:iCs w:val="1"/>
+          <w:rtl w:val="0"/>
+        </w:rPr>
+        <w:t xml:space="preserve">Sorry, </w:t>
+      </w:r>
+      <w:r>
+        <w:rPr>
+          <w:b w:val="1"/>
+          <w:bCs w:val="1"/>
+          <w:i w:val="1"/>
+          <w:iCs w:val="1"/>
+          <w:color w:val="ff9900"/>
+          <w:rtl w:val="0"/>
         </w:rPr>
         <w:t xml:space="preserve">[First Name]</w:t>
       </w:r>
@@ -1698,13 +1993,85 @@
         <w:rPr>
           <w:i w:val="1"/>
           <w:iCs w:val="1"/>
-        </w:rPr>
-        <w:t xml:space="preserve">, so I'll stop here. One last thing. If you have a client app that someone else built and you're not sure what's inside, I can do a free limited code review. A short written note on what's there, what's risky, and what it would take to keep it running. You keep the note either way. Want me to look at one?</w:t>
-      </w:r>
-    </w:p>
-    <w:p>
-      <w:pPr>
-        <w:spacing w:before="60" w:after="120"/>
+          <w:rtl w:val="0"/>
+        </w:rPr>
+        <w:t xml:space="preserve">, I jumped into questions without introducing myself. I'm Igor, founder of ODAXY Labs. We build mobile apps for agencies and MSPs behind the scenes, so your client only deals with you. For a web agency in Pennsylvania, the first version was ready in about six weeks, and we've built inspection apps for an IT company in Florida. You talk to me directly, not an account manager. If interested, happy to share how we set those up.</w:t>
+      </w:r>
+      <w:r>
+        <w:rPr>
+          <w:rtl w:val="0"/>
+        </w:rPr>
+      </w:r>
+    </w:p>
+    <w:p>
+      <w:pPr>
+        <w:spacing w:after="0" w:before="200" w:lineRule="auto"/>
+        <w:rPr/>
+      </w:pPr>
+      <w:r>
+        <w:rPr>
+          <w:b w:val="1"/>
+          <w:bCs w:val="1"/>
+          <w:i w:val="1"/>
+          <w:iCs w:val="1"/>
+          <w:rtl w:val="0"/>
+        </w:rPr>
+        <w:t xml:space="preserve">Technical Director / CTO / Head of Delivery</w:t>
+      </w:r>
+      <w:r>
+        <w:rPr>
+          <w:rtl w:val="0"/>
+        </w:rPr>
+      </w:r>
+    </w:p>
+    <w:p>
+      <w:pPr>
+        <w:pBdr>
+          <w:top w:color="4f81bd" w:space="10" w:sz="4" w:val="single"/>
+          <w:bottom w:color="4f81bd" w:space="10" w:sz="4" w:val="single"/>
+        </w:pBdr>
+        <w:spacing w:after="240" w:before="240" w:line="240" w:lineRule="auto"/>
+        <w:ind w:left="720" w:firstLine="0"/>
+        <w:jc w:val="left"/>
+        <w:rPr/>
+      </w:pPr>
+      <w:r>
+        <w:rPr>
+          <w:i w:val="1"/>
+          <w:iCs w:val="1"/>
+          <w:rtl w:val="0"/>
+        </w:rPr>
+        <w:t xml:space="preserve">Sorry, </w:t>
+      </w:r>
+      <w:r>
+        <w:rPr>
+          <w:b w:val="1"/>
+          <w:bCs w:val="1"/>
+          <w:i w:val="1"/>
+          <w:iCs w:val="1"/>
+          <w:color w:val="ff9900"/>
+          <w:rtl w:val="0"/>
+        </w:rPr>
+        <w:t xml:space="preserve">[First Name]</w:t>
+      </w:r>
+      <w:r>
+        <w:rPr>
+          <w:i w:val="1"/>
+          <w:iCs w:val="1"/>
+          <w:rtl w:val="0"/>
+        </w:rPr>
+        <w:t xml:space="preserve">, I jumped into questions without introducing myself. I'm Igor, founder of ODAXY Labs, and I've been a developer for 15+ years. We build native iOS, Android and Flutter apps for agencies and MSPs, under their name. You'd work with me directly, and the scope and technical documentation are agreed before we write any code. If interested, happy to share how we set it up with a web agency in Pennsylvania.</w:t>
+      </w:r>
+      <w:r>
+        <w:rPr>
+          <w:rtl w:val="0"/>
+        </w:rPr>
+      </w:r>
+    </w:p>
+    <w:p>
+      <w:pPr>
+        <w:spacing w:after="120" w:before="60" w:lineRule="auto"/>
+        <w:rPr/>
       </w:pPr>
       <w:r>
         <w:rPr>
@@ -1713,53 +2080,64 @@
           <w:color w:val="404040"/>
           <w:sz w:val="22"/>
           <w:szCs w:val="22"/>
-        </w:rPr>
-        <w:t xml:space="preserve">Response suggestion: if they say yes, ask for access to the repository or the store link and deliver the note within a few days. Then offer a short call to go through it together.</w:t>
-      </w:r>
-    </w:p>
-    <w:p>
-      <w:pPr>
-        <w:pStyle w:val="Heading3"/>
-      </w:pPr>
-      <w:r>
-        <w:rPr/>
-        <w:t xml:space="preserve">ICP 3 — Learning, Content and Community App Publishers</w:t>
+          <w:rtl w:val="0"/>
+        </w:rPr>
+        <w:t xml:space="preserve">Response suggestion: if they ask how it works, keep it simple: scope agreed in writing before we start, direct contact with Igor, the work goes out under their name.</w:t>
+      </w:r>
+      <w:r>
+        <w:rPr>
+          <w:rtl w:val="0"/>
+        </w:rPr>
       </w:r>
     </w:p>
     <w:p>
       <w:pPr>
         <w:pStyle w:val="Heading4"/>
-      </w:pPr>
-      <w:r>
-        <w:rPr/>
-        <w:t xml:space="preserve">1</w:t>
+        <w:rPr/>
+      </w:pPr>
+      <w:r>
+        <w:rPr>
+          <w:rtl w:val="0"/>
+        </w:rPr>
+        <w:t xml:space="preserve">4</w:t>
       </w:r>
       <w:r>
         <w:rPr>
           <w:vertAlign w:val="superscript"/>
-        </w:rPr>
-        <w:t xml:space="preserve">st</w:t>
-      </w:r>
-      <w:r>
-        <w:rPr/>
-        <w:t xml:space="preserve"> Follow-up (1 day after the previous message)</w:t>
-      </w:r>
-    </w:p>
-    <w:p>
-      <w:r>
-        <w:rPr/>
-        <w:t xml:space="preserve">Once the prospect accepts the invitation, we're going for as much of a human-like approach as possible. This is a natural, conversational follow-up. The single goal of this message is to provoke a response. Nothing more. That's why we create </w:t>
-      </w:r>
-      <w:r>
-        <w:rPr>
-          <w:b w:val="1"/>
-          <w:bCs w:val="1"/>
-        </w:rPr>
-        <w:t xml:space="preserve">duality</w:t>
-      </w:r>
-      <w:r>
-        <w:rPr/>
-        <w:t xml:space="preserve">: the prospect either agrees, disagrees, or feels it doesn't apply to them, and in all three cases they want to reply.</w:t>
+          <w:rtl w:val="0"/>
+        </w:rPr>
+        <w:t xml:space="preserve">th</w:t>
+      </w:r>
+      <w:r>
+        <w:rPr>
+          <w:rtl w:val="0"/>
+        </w:rPr>
+        <w:t xml:space="preserve"> Follow-up (3 days after the previous message)</w:t>
+      </w:r>
+    </w:p>
+    <w:p>
+      <w:pPr>
+        <w:rPr/>
+      </w:pPr>
+      <w:r>
+        <w:rPr>
+          <w:rtl w:val="0"/>
+        </w:rPr>
+        <w:t xml:space="preserve">The last call on LinkedIn. If they haven't responded by now, they are probably not interested. But we give them one more chance to change their mind. Also, we don't want to get off on the wrong foot, so we are </w:t>
+      </w:r>
+      <w:r>
+        <w:rPr>
+          <w:b w:val="1"/>
+          <w:bCs w:val="1"/>
+          <w:rtl w:val="0"/>
+        </w:rPr>
+        <w:t xml:space="preserve">politely saying goodbye and offering a free value</w:t>
+      </w:r>
+      <w:r>
+        <w:rPr>
+          <w:rtl w:val="0"/>
+        </w:rPr>
+        <w:t xml:space="preserve">. There are 2 probable outcomes. They will either take the offer and start a conversation, or they will continue to ignore us. However, if they need a similar service in the future, they will probably have ODAXY Labs on their mind.</w:t>
       </w:r>
     </w:p>
     <w:p>
@@ -1769,23 +2147,26 @@
           <w:bottom w:color="4f81bd" w:space="10" w:sz="4" w:val="single"/>
         </w:pBdr>
         <w:spacing w:after="240" w:before="240" w:line="240" w:lineRule="auto"/>
-        <w:ind w:left="720"/>
-        <w:jc w:val="left"/>
-      </w:pPr>
-      <w:r>
-        <w:rPr>
-          <w:i w:val="1"/>
-          <w:iCs w:val="1"/>
-        </w:rPr>
-        <w:t xml:space="preserve">Thanks for adding me, </w:t>
-      </w:r>
-      <w:r>
-        <w:rPr>
-          <w:b w:val="1"/>
-          <w:bCs w:val="1"/>
-          <w:i w:val="1"/>
-          <w:iCs w:val="1"/>
-          <w:color w:val="FF9900"/>
+        <w:ind w:left="720" w:firstLine="0"/>
+        <w:jc w:val="left"/>
+        <w:rPr/>
+      </w:pPr>
+      <w:r>
+        <w:rPr>
+          <w:i w:val="1"/>
+          <w:iCs w:val="1"/>
+          <w:rtl w:val="0"/>
+        </w:rPr>
+        <w:t xml:space="preserve">I guess you're busy, </w:t>
+      </w:r>
+      <w:r>
+        <w:rPr>
+          <w:b w:val="1"/>
+          <w:bCs w:val="1"/>
+          <w:i w:val="1"/>
+          <w:iCs w:val="1"/>
+          <w:color w:val="ff9900"/>
+          <w:rtl w:val="0"/>
         </w:rPr>
         <w:t xml:space="preserve">[First Name]</w:t>
       </w:r>
@@ -1793,96 +2174,20 @@
         <w:rPr>
           <w:i w:val="1"/>
           <w:iCs w:val="1"/>
-        </w:rPr>
-        <w:t xml:space="preserve">. I've been talking to a few people who run learning and subscription apps, and opinions seem divided. Some say when people cancel, it's mostly about the content. Others say a lot of it is the app itself: crashes, slow onboarding, payments that fail. Curious where you land on that?</w:t>
-      </w:r>
-    </w:p>
-    <w:p>
-      <w:pPr>
-        <w:spacing w:before="200" w:after="0"/>
-      </w:pPr>
-      <w:r>
-        <w:rPr>
-          <w:b w:val="1"/>
-          <w:bCs w:val="1"/>
-          <w:i w:val="1"/>
-          <w:iCs w:val="1"/>
-        </w:rPr>
-        <w:t xml:space="preserve">Direct version</w:t>
-      </w:r>
-    </w:p>
-    <w:p>
-      <w:pPr>
-        <w:pBdr>
-          <w:top w:color="4f81bd" w:space="10" w:sz="4" w:val="single"/>
-          <w:bottom w:color="4f81bd" w:space="10" w:sz="4" w:val="single"/>
-        </w:pBdr>
-        <w:spacing w:after="240" w:before="240" w:line="240" w:lineRule="auto"/>
-        <w:ind w:left="720"/>
-        <w:jc w:val="left"/>
-      </w:pPr>
-      <w:r>
-        <w:rPr>
-          <w:i w:val="1"/>
-          <w:iCs w:val="1"/>
-        </w:rPr>
-        <w:t xml:space="preserve">Thanks for adding me, </w:t>
-      </w:r>
-      <w:r>
-        <w:rPr>
-          <w:b w:val="1"/>
-          <w:bCs w:val="1"/>
-          <w:i w:val="1"/>
-          <w:iCs w:val="1"/>
-          <w:color w:val="FF9900"/>
-        </w:rPr>
-        <w:t xml:space="preserve">[First Name]</w:t>
-      </w:r>
-      <w:r>
-        <w:rPr>
-          <w:i w:val="1"/>
-          <w:iCs w:val="1"/>
-        </w:rPr>
-        <w:t xml:space="preserve">. I noticed </w:t>
-      </w:r>
-      <w:r>
-        <w:rPr>
-          <w:b w:val="1"/>
-          <w:bCs w:val="1"/>
-          <w:i w:val="1"/>
-          <w:iCs w:val="1"/>
-          <w:color w:val="FF9900"/>
-        </w:rPr>
-        <w:t xml:space="preserve">{app name}</w:t>
-      </w:r>
-      <w:r>
-        <w:rPr>
-          <w:i w:val="1"/>
-          <w:iCs w:val="1"/>
-        </w:rPr>
-        <w:t xml:space="preserve"> hasn't had an update since </w:t>
-      </w:r>
-      <w:r>
-        <w:rPr>
-          <w:b w:val="1"/>
-          <w:bCs w:val="1"/>
-          <w:i w:val="1"/>
-          <w:iCs w:val="1"/>
-          <w:color w:val="FF9900"/>
-        </w:rPr>
-        <w:t xml:space="preserve">{last update date}</w:t>
-      </w:r>
-      <w:r>
-        <w:rPr>
-          <w:i w:val="1"/>
-          <w:iCs w:val="1"/>
-        </w:rPr>
-        <w:t xml:space="preserve">, while your content keeps coming out. Is the app handled in-house, or by an outside team?</w:t>
-      </w:r>
-    </w:p>
-    <w:p>
-      <w:pPr>
-        <w:spacing w:before="60" w:after="120"/>
+          <w:rtl w:val="0"/>
+        </w:rPr>
+        <w:t xml:space="preserve">, so I'll stop here. One last thing. If you have a client app that someone else built and you're not sure what's inside, I can do a free limited code review. A short written note on what's there, what's risky, and what it would take to keep it running. You keep the note either way. Want me to look at one?</w:t>
+      </w:r>
+      <w:r>
+        <w:rPr>
+          <w:rtl w:val="0"/>
+        </w:rPr>
+      </w:r>
+    </w:p>
+    <w:p>
+      <w:pPr>
+        <w:spacing w:after="120" w:before="60" w:lineRule="auto"/>
+        <w:rPr/>
       </w:pPr>
       <w:r>
         <w:rPr>
@@ -1891,58 +2196,76 @@
           <w:color w:val="404040"/>
           <w:sz w:val="22"/>
           <w:szCs w:val="22"/>
-        </w:rPr>
-        <w:t xml:space="preserve">Response suggestion: if they pick a side, agree where you can and ask what that looks like at {company name}. If they say "a bit of both", ask what they've noticed on the app side.</w:t>
+          <w:rtl w:val="0"/>
+        </w:rPr>
+        <w:t xml:space="preserve">Response suggestion: if they say yes, ask for access to the repository or the store link and deliver the note within a few days. Then offer a short call to go through it together.</w:t>
+      </w:r>
+      <w:r>
+        <w:rPr>
+          <w:rtl w:val="0"/>
+        </w:rPr>
+      </w:r>
+    </w:p>
+    <w:p>
+      <w:pPr>
+        <w:pStyle w:val="Heading3"/>
+        <w:rPr/>
+      </w:pPr>
+      <w:r>
+        <w:rPr>
+          <w:rtl w:val="0"/>
+        </w:rPr>
+        <w:t xml:space="preserve">ICP 3 — Learning, Content and Community App Publishers</w:t>
       </w:r>
     </w:p>
     <w:p>
       <w:pPr>
         <w:pStyle w:val="Heading4"/>
-      </w:pPr>
-      <w:r>
-        <w:rPr/>
-        <w:t xml:space="preserve">2</w:t>
+        <w:rPr/>
+      </w:pPr>
+      <w:r>
+        <w:rPr>
+          <w:rtl w:val="0"/>
+        </w:rPr>
+        <w:t xml:space="preserve">1</w:t>
       </w:r>
       <w:r>
         <w:rPr>
           <w:vertAlign w:val="superscript"/>
-        </w:rPr>
-        <w:t xml:space="preserve">nd</w:t>
-      </w:r>
-      <w:r>
-        <w:rPr/>
-        <w:t xml:space="preserve"> Follow-up (3 days after the previous message)</w:t>
-      </w:r>
-    </w:p>
-    <w:p>
-      <w:r>
-        <w:rPr/>
-        <w:t xml:space="preserve">The goal here is to show we understand them, </w:t>
-      </w:r>
-      <w:r>
-        <w:rPr>
-          <w:b w:val="1"/>
-          <w:bCs w:val="1"/>
-        </w:rPr>
-        <w:t xml:space="preserve">empathise</w:t>
-      </w:r>
-      <w:r>
-        <w:rPr/>
-        <w:t xml:space="preserve">, and put some thought into the matter at hand. Each version reflects a pain point from the ICP research and ends with a simple question.</w:t>
-      </w:r>
-    </w:p>
-    <w:p>
-      <w:pPr>
-        <w:spacing w:before="200" w:after="0"/>
-      </w:pPr>
-      <w:r>
-        <w:rPr>
-          <w:b w:val="1"/>
-          <w:bCs w:val="1"/>
-          <w:i w:val="1"/>
-          <w:iCs w:val="1"/>
-        </w:rPr>
-        <w:t xml:space="preserve">Founder / CEO / Chief Editor / Head of Content</w:t>
+          <w:rtl w:val="0"/>
+        </w:rPr>
+        <w:t xml:space="preserve">st</w:t>
+      </w:r>
+      <w:r>
+        <w:rPr>
+          <w:rtl w:val="0"/>
+        </w:rPr>
+        <w:t xml:space="preserve"> Follow-up (1 day after the previous message)</w:t>
+      </w:r>
+    </w:p>
+    <w:p>
+      <w:pPr>
+        <w:rPr/>
+      </w:pPr>
+      <w:r>
+        <w:rPr>
+          <w:rtl w:val="0"/>
+        </w:rPr>
+        <w:t xml:space="preserve">Once the prospect accepts the invitation, we're going for as much of a human-like approach as possible. This is a natural, conversational follow-up. The single goal of this message is to provoke a response. Nothing more. That's why we create </w:t>
+      </w:r>
+      <w:r>
+        <w:rPr>
+          <w:b w:val="1"/>
+          <w:bCs w:val="1"/>
+          <w:rtl w:val="0"/>
+        </w:rPr>
+        <w:t xml:space="preserve">duality</w:t>
+      </w:r>
+      <w:r>
+        <w:rPr>
+          <w:rtl w:val="0"/>
+        </w:rPr>
+        <w:t xml:space="preserve">: the prospect either agrees, disagrees, or feels it doesn't apply to them, and in all three cases they want to reply.</w:t>
       </w:r>
     </w:p>
     <w:p>
@@ -1952,23 +2275,26 @@
           <w:bottom w:color="4f81bd" w:space="10" w:sz="4" w:val="single"/>
         </w:pBdr>
         <w:spacing w:after="240" w:before="240" w:line="240" w:lineRule="auto"/>
-        <w:ind w:left="720"/>
-        <w:jc w:val="left"/>
-      </w:pPr>
-      <w:r>
-        <w:rPr>
-          <w:i w:val="1"/>
-          <w:iCs w:val="1"/>
-        </w:rPr>
-        <w:t xml:space="preserve">I had a thought, </w:t>
-      </w:r>
-      <w:r>
-        <w:rPr>
-          <w:b w:val="1"/>
-          <w:bCs w:val="1"/>
-          <w:i w:val="1"/>
-          <w:iCs w:val="1"/>
-          <w:color w:val="FF9900"/>
+        <w:ind w:left="720" w:firstLine="0"/>
+        <w:jc w:val="left"/>
+        <w:rPr/>
+      </w:pPr>
+      <w:r>
+        <w:rPr>
+          <w:i w:val="1"/>
+          <w:iCs w:val="1"/>
+          <w:rtl w:val="0"/>
+        </w:rPr>
+        <w:t xml:space="preserve">Thanks for adding me, </w:t>
+      </w:r>
+      <w:r>
+        <w:rPr>
+          <w:b w:val="1"/>
+          <w:bCs w:val="1"/>
+          <w:i w:val="1"/>
+          <w:iCs w:val="1"/>
+          <w:color w:val="ff9900"/>
+          <w:rtl w:val="0"/>
         </w:rPr>
         <w:t xml:space="preserve">[First Name]</w:t>
       </w:r>
@@ -1976,39 +2302,35 @@
         <w:rPr>
           <w:i w:val="1"/>
           <w:iCs w:val="1"/>
-        </w:rPr>
-        <w:t xml:space="preserve">. The pattern I keep seeing is content going out every week while the app hasn't been touched in a year. Often the person who built it has moved on, and nobody wants to be the one who breaks it. Does that sound familiar at </w:t>
-      </w:r>
-      <w:r>
-        <w:rPr>
-          <w:b w:val="1"/>
-          <w:bCs w:val="1"/>
-          <w:i w:val="1"/>
-          <w:iCs w:val="1"/>
-          <w:color w:val="FF9900"/>
-        </w:rPr>
-        <w:t xml:space="preserve">{company name}</w:t>
-      </w:r>
-      <w:r>
-        <w:rPr>
-          <w:i w:val="1"/>
-          <w:iCs w:val="1"/>
-        </w:rPr>
-        <w:t xml:space="preserve">?</w:t>
-      </w:r>
-    </w:p>
-    <w:p>
-      <w:pPr>
-        <w:spacing w:before="200" w:after="0"/>
-      </w:pPr>
-      <w:r>
-        <w:rPr>
-          <w:b w:val="1"/>
-          <w:bCs w:val="1"/>
-          <w:i w:val="1"/>
-          <w:iCs w:val="1"/>
-        </w:rPr>
-        <w:t xml:space="preserve">Direct version (Head of Product / Head of Growth)</w:t>
+          <w:rtl w:val="0"/>
+        </w:rPr>
+        <w:t xml:space="preserve">. I've been talking to a few people who run learning and subscription apps, and opinions seem divided. Some say when people cancel, it's mostly about the content. Others say a lot of it is the app itself: crashes, slow onboarding, payments that fail. Curious where you land on that?</w:t>
+      </w:r>
+      <w:r>
+        <w:rPr>
+          <w:rtl w:val="0"/>
+        </w:rPr>
+      </w:r>
+    </w:p>
+    <w:p>
+      <w:pPr>
+        <w:spacing w:after="0" w:before="200" w:lineRule="auto"/>
+        <w:rPr/>
+      </w:pPr>
+      <w:r>
+        <w:rPr>
+          <w:b w:val="1"/>
+          <w:bCs w:val="1"/>
+          <w:i w:val="1"/>
+          <w:iCs w:val="1"/>
+          <w:rtl w:val="0"/>
+        </w:rPr>
+        <w:t xml:space="preserve">Direct version</w:t>
+      </w:r>
+      <w:r>
+        <w:rPr>
+          <w:rtl w:val="0"/>
+        </w:rPr>
       </w:r>
     </w:p>
     <w:p>
@@ -2018,23 +2340,26 @@
           <w:bottom w:color="4f81bd" w:space="10" w:sz="4" w:val="single"/>
         </w:pBdr>
         <w:spacing w:after="240" w:before="240" w:line="240" w:lineRule="auto"/>
-        <w:ind w:left="720"/>
-        <w:jc w:val="left"/>
-      </w:pPr>
-      <w:r>
-        <w:rPr>
-          <w:i w:val="1"/>
-          <w:iCs w:val="1"/>
-        </w:rPr>
-        <w:t xml:space="preserve">I had a thought, </w:t>
-      </w:r>
-      <w:r>
-        <w:rPr>
-          <w:b w:val="1"/>
-          <w:bCs w:val="1"/>
-          <w:i w:val="1"/>
-          <w:iCs w:val="1"/>
-          <w:color w:val="FF9900"/>
+        <w:ind w:left="720" w:firstLine="0"/>
+        <w:jc w:val="left"/>
+        <w:rPr/>
+      </w:pPr>
+      <w:r>
+        <w:rPr>
+          <w:i w:val="1"/>
+          <w:iCs w:val="1"/>
+          <w:rtl w:val="0"/>
+        </w:rPr>
+        <w:t xml:space="preserve">Thanks for adding me, </w:t>
+      </w:r>
+      <w:r>
+        <w:rPr>
+          <w:b w:val="1"/>
+          <w:bCs w:val="1"/>
+          <w:i w:val="1"/>
+          <w:iCs w:val="1"/>
+          <w:color w:val="ff9900"/>
+          <w:rtl w:val="0"/>
         </w:rPr>
         <w:t xml:space="preserve">[First Name]</w:t>
       </w:r>
@@ -2042,13 +2367,58 @@
         <w:rPr>
           <w:i w:val="1"/>
           <w:iCs w:val="1"/>
-        </w:rPr>
-        <w:t xml:space="preserve">. On the App Store, around 14% of subscription cancellations are payments that failed, not people choosing to leave. And about a third of annual-plan cancellations happen in the first month. Do you know how much of your churn falls into those two buckets?</w:t>
-      </w:r>
-    </w:p>
-    <w:p>
-      <w:pPr>
-        <w:spacing w:before="60" w:after="120"/>
+          <w:rtl w:val="0"/>
+        </w:rPr>
+        <w:t xml:space="preserve">. I noticed </w:t>
+      </w:r>
+      <w:r>
+        <w:rPr>
+          <w:b w:val="1"/>
+          <w:bCs w:val="1"/>
+          <w:i w:val="1"/>
+          <w:iCs w:val="1"/>
+          <w:color w:val="ff9900"/>
+          <w:rtl w:val="0"/>
+        </w:rPr>
+        <w:t xml:space="preserve">{app name}</w:t>
+      </w:r>
+      <w:r>
+        <w:rPr>
+          <w:i w:val="1"/>
+          <w:iCs w:val="1"/>
+          <w:rtl w:val="0"/>
+        </w:rPr>
+        <w:t xml:space="preserve"> hasn't had an update since </w:t>
+      </w:r>
+      <w:r>
+        <w:rPr>
+          <w:b w:val="1"/>
+          <w:bCs w:val="1"/>
+          <w:i w:val="1"/>
+          <w:iCs w:val="1"/>
+          <w:color w:val="ff9900"/>
+          <w:rtl w:val="0"/>
+        </w:rPr>
+        <w:t xml:space="preserve">{last update date}</w:t>
+      </w:r>
+      <w:r>
+        <w:rPr>
+          <w:i w:val="1"/>
+          <w:iCs w:val="1"/>
+          <w:rtl w:val="0"/>
+        </w:rPr>
+        <w:t xml:space="preserve">, while your content keeps coming out. Is the app handled in-house, or by an outside team?</w:t>
+      </w:r>
+      <w:r>
+        <w:rPr>
+          <w:rtl w:val="0"/>
+        </w:rPr>
+      </w:r>
+    </w:p>
+    <w:p>
+      <w:pPr>
+        <w:spacing w:after="120" w:before="60" w:lineRule="auto"/>
+        <w:rPr/>
       </w:pPr>
       <w:r>
         <w:rPr>
@@ -2057,44 +2427,85 @@
           <w:color w:val="404040"/>
           <w:sz w:val="22"/>
           <w:szCs w:val="22"/>
-        </w:rPr>
-        <w:t xml:space="preserve">Response suggestion: if they say everything is fine, don't push. Ask who looks after the app today. If they open up, ask what they've already tried.</w:t>
+          <w:rtl w:val="0"/>
+        </w:rPr>
+        <w:t xml:space="preserve">Response suggestion: if they pick a side, agree where you can and ask what that looks like at {company name}. If they say "a bit of both", ask what they've noticed on the app side.</w:t>
+      </w:r>
+      <w:r>
+        <w:rPr>
+          <w:rtl w:val="0"/>
+        </w:rPr>
       </w:r>
     </w:p>
     <w:p>
       <w:pPr>
         <w:pStyle w:val="Heading4"/>
-      </w:pPr>
-      <w:r>
-        <w:rPr/>
-        <w:t xml:space="preserve">3</w:t>
+        <w:rPr/>
+      </w:pPr>
+      <w:r>
+        <w:rPr>
+          <w:rtl w:val="0"/>
+        </w:rPr>
+        <w:t xml:space="preserve">2</w:t>
       </w:r>
       <w:r>
         <w:rPr>
           <w:vertAlign w:val="superscript"/>
-        </w:rPr>
-        <w:t xml:space="preserve">rd</w:t>
-      </w:r>
-      <w:r>
-        <w:rPr/>
-        <w:t xml:space="preserve"> Follow-up (2 days after the previous message)</w:t>
-      </w:r>
-    </w:p>
-    <w:p>
-      <w:r>
-        <w:rPr/>
-        <w:t xml:space="preserve">This follow-up is an entirely different approach. If the previous conversation starters don't resonate with the reader, we assume that we require a </w:t>
-      </w:r>
-      <w:r>
-        <w:rPr>
-          <w:b w:val="1"/>
-          <w:bCs w:val="1"/>
-        </w:rPr>
-        <w:t xml:space="preserve">credibility</w:t>
-      </w:r>
-      <w:r>
-        <w:rPr/>
-        <w:t xml:space="preserve"> boost. This short introduction does just that, and offers examples only if they want them.</w:t>
+          <w:rtl w:val="0"/>
+        </w:rPr>
+        <w:t xml:space="preserve">nd</w:t>
+      </w:r>
+      <w:r>
+        <w:rPr>
+          <w:rtl w:val="0"/>
+        </w:rPr>
+        <w:t xml:space="preserve"> Follow-up (3 days after the previous message)</w:t>
+      </w:r>
+    </w:p>
+    <w:p>
+      <w:pPr>
+        <w:rPr/>
+      </w:pPr>
+      <w:r>
+        <w:rPr>
+          <w:rtl w:val="0"/>
+        </w:rPr>
+        <w:t xml:space="preserve">The goal here is to show we understand them, </w:t>
+      </w:r>
+      <w:r>
+        <w:rPr>
+          <w:b w:val="1"/>
+          <w:bCs w:val="1"/>
+          <w:rtl w:val="0"/>
+        </w:rPr>
+        <w:t xml:space="preserve">empathise</w:t>
+      </w:r>
+      <w:r>
+        <w:rPr>
+          <w:rtl w:val="0"/>
+        </w:rPr>
+        <w:t xml:space="preserve">, and put some thought into the matter at hand. Each version reflects a pain point from the ICP research and ends with a simple question.</w:t>
+      </w:r>
+    </w:p>
+    <w:p>
+      <w:pPr>
+        <w:spacing w:after="0" w:before="200" w:lineRule="auto"/>
+        <w:rPr/>
+      </w:pPr>
+      <w:r>
+        <w:rPr>
+          <w:b w:val="1"/>
+          <w:bCs w:val="1"/>
+          <w:i w:val="1"/>
+          <w:iCs w:val="1"/>
+          <w:rtl w:val="0"/>
+        </w:rPr>
+        <w:t xml:space="preserve">Founder / CEO / Chief Editor / Head of Content</w:t>
+      </w:r>
+      <w:r>
+        <w:rPr>
+          <w:rtl w:val="0"/>
+        </w:rPr>
       </w:r>
     </w:p>
     <w:p>
@@ -2104,23 +2515,26 @@
           <w:bottom w:color="4f81bd" w:space="10" w:sz="4" w:val="single"/>
         </w:pBdr>
         <w:spacing w:after="240" w:before="240" w:line="240" w:lineRule="auto"/>
-        <w:ind w:left="720"/>
-        <w:jc w:val="left"/>
-      </w:pPr>
-      <w:r>
-        <w:rPr>
-          <w:i w:val="1"/>
-          <w:iCs w:val="1"/>
-        </w:rPr>
-        <w:t xml:space="preserve">Sorry, </w:t>
-      </w:r>
-      <w:r>
-        <w:rPr>
-          <w:b w:val="1"/>
-          <w:bCs w:val="1"/>
-          <w:i w:val="1"/>
-          <w:iCs w:val="1"/>
-          <w:color w:val="FF9900"/>
+        <w:ind w:left="720" w:firstLine="0"/>
+        <w:jc w:val="left"/>
+        <w:rPr/>
+      </w:pPr>
+      <w:r>
+        <w:rPr>
+          <w:i w:val="1"/>
+          <w:iCs w:val="1"/>
+          <w:rtl w:val="0"/>
+        </w:rPr>
+        <w:t xml:space="preserve">I had a thought, </w:t>
+      </w:r>
+      <w:r>
+        <w:rPr>
+          <w:b w:val="1"/>
+          <w:bCs w:val="1"/>
+          <w:i w:val="1"/>
+          <w:iCs w:val="1"/>
+          <w:color w:val="ff9900"/>
+          <w:rtl w:val="0"/>
         </w:rPr>
         <w:t xml:space="preserve">[First Name]</w:t>
       </w:r>
@@ -2128,13 +2542,104 @@
         <w:rPr>
           <w:i w:val="1"/>
           <w:iCs w:val="1"/>
-        </w:rPr>
-        <w:t xml:space="preserve">, I jumped into questions without properly introducing myself. I'm Igor, founder of ODAXY Labs. I've been building mobile apps for 15+ years. We built an English-learning app for iOS and Android, and a mobile community app for high school students in New Jersey. We also run an app of our own, so we know what keeping a live product running takes. If interested, happy to share a couple of examples.</w:t>
-      </w:r>
-    </w:p>
-    <w:p>
-      <w:pPr>
-        <w:spacing w:before="60" w:after="120"/>
+          <w:rtl w:val="0"/>
+        </w:rPr>
+        <w:t xml:space="preserve">. The pattern I keep seeing is content going out every week while the app hasn't been touched in a year. Often the person who built it has moved on, and nobody wants to be the one who breaks it. Does that sound familiar at </w:t>
+      </w:r>
+      <w:r>
+        <w:rPr>
+          <w:b w:val="1"/>
+          <w:bCs w:val="1"/>
+          <w:i w:val="1"/>
+          <w:iCs w:val="1"/>
+          <w:color w:val="ff9900"/>
+          <w:rtl w:val="0"/>
+        </w:rPr>
+        <w:t xml:space="preserve">{company name}</w:t>
+      </w:r>
+      <w:r>
+        <w:rPr>
+          <w:i w:val="1"/>
+          <w:iCs w:val="1"/>
+          <w:rtl w:val="0"/>
+        </w:rPr>
+        <w:t xml:space="preserve">?</w:t>
+      </w:r>
+      <w:r>
+        <w:rPr>
+          <w:rtl w:val="0"/>
+        </w:rPr>
+      </w:r>
+    </w:p>
+    <w:p>
+      <w:pPr>
+        <w:spacing w:after="0" w:before="200" w:lineRule="auto"/>
+        <w:rPr/>
+      </w:pPr>
+      <w:r>
+        <w:rPr>
+          <w:b w:val="1"/>
+          <w:bCs w:val="1"/>
+          <w:i w:val="1"/>
+          <w:iCs w:val="1"/>
+          <w:rtl w:val="0"/>
+        </w:rPr>
+        <w:t xml:space="preserve">Direct version (Head of Product / Head of Growth)</w:t>
+      </w:r>
+      <w:r>
+        <w:rPr>
+          <w:rtl w:val="0"/>
+        </w:rPr>
+      </w:r>
+    </w:p>
+    <w:p>
+      <w:pPr>
+        <w:pBdr>
+          <w:top w:color="4f81bd" w:space="10" w:sz="4" w:val="single"/>
+          <w:bottom w:color="4f81bd" w:space="10" w:sz="4" w:val="single"/>
+        </w:pBdr>
+        <w:spacing w:after="240" w:before="240" w:line="240" w:lineRule="auto"/>
+        <w:ind w:left="720" w:firstLine="0"/>
+        <w:jc w:val="left"/>
+        <w:rPr/>
+      </w:pPr>
+      <w:r>
+        <w:rPr>
+          <w:i w:val="1"/>
+          <w:iCs w:val="1"/>
+          <w:rtl w:val="0"/>
+        </w:rPr>
+        <w:t xml:space="preserve">I had a thought, </w:t>
+      </w:r>
+      <w:r>
+        <w:rPr>
+          <w:b w:val="1"/>
+          <w:bCs w:val="1"/>
+          <w:i w:val="1"/>
+          <w:iCs w:val="1"/>
+          <w:color w:val="ff9900"/>
+          <w:rtl w:val="0"/>
+        </w:rPr>
+        <w:t xml:space="preserve">[First Name]</w:t>
+      </w:r>
+      <w:r>
+        <w:rPr>
+          <w:i w:val="1"/>
+          <w:iCs w:val="1"/>
+          <w:rtl w:val="0"/>
+        </w:rPr>
+        <w:t xml:space="preserve">. On the App Store, around 14% of subscription cancellations are payments that failed, not people choosing to leave. And about a third of annual-plan cancellations happen in the first month. Do you know how much of your churn falls into those two buckets?</w:t>
+      </w:r>
+      <w:r>
+        <w:rPr>
+          <w:rtl w:val="0"/>
+        </w:rPr>
+      </w:r>
+    </w:p>
+    <w:p>
+      <w:pPr>
+        <w:spacing w:after="120" w:before="60" w:lineRule="auto"/>
+        <w:rPr/>
       </w:pPr>
       <w:r>
         <w:rPr>
@@ -2143,44 +2648,64 @@
           <w:color w:val="404040"/>
           <w:sz w:val="22"/>
           <w:szCs w:val="22"/>
-        </w:rPr>
-        <w:t xml:space="preserve">Response suggestion: if they want examples, share two short ones in the chat and suggest a call to go into detail. If they're not interested, ask if it's timing or fit.</w:t>
+          <w:rtl w:val="0"/>
+        </w:rPr>
+        <w:t xml:space="preserve">Response suggestion: if they say everything is fine, don't push. Ask who looks after the app today. If they open up, ask what they've already tried.</w:t>
+      </w:r>
+      <w:r>
+        <w:rPr>
+          <w:rtl w:val="0"/>
+        </w:rPr>
       </w:r>
     </w:p>
     <w:p>
       <w:pPr>
         <w:pStyle w:val="Heading4"/>
-      </w:pPr>
-      <w:r>
-        <w:rPr/>
-        <w:t xml:space="preserve">4</w:t>
+        <w:rPr/>
+      </w:pPr>
+      <w:r>
+        <w:rPr>
+          <w:rtl w:val="0"/>
+        </w:rPr>
+        <w:t xml:space="preserve">3</w:t>
       </w:r>
       <w:r>
         <w:rPr>
           <w:vertAlign w:val="superscript"/>
-        </w:rPr>
-        <w:t xml:space="preserve">th</w:t>
-      </w:r>
-      <w:r>
-        <w:rPr/>
-        <w:t xml:space="preserve"> Follow-up (3 days after the previous message)</w:t>
-      </w:r>
-    </w:p>
-    <w:p>
-      <w:r>
-        <w:rPr/>
-        <w:t xml:space="preserve">The last call on LinkedIn. If they haven't responded by now, they are probably not interested. But we give them one more chance to change their mind. Also, we don't want to get off on the wrong foot, so we are </w:t>
-      </w:r>
-      <w:r>
-        <w:rPr>
-          <w:b w:val="1"/>
-          <w:bCs w:val="1"/>
-        </w:rPr>
-        <w:t xml:space="preserve">politely saying goodbye and offering a free value</w:t>
-      </w:r>
-      <w:r>
-        <w:rPr/>
-        <w:t xml:space="preserve">. There are 2 probable outcomes. They will either take the offer and start a conversation, or they will continue to ignore us. However, if they need a similar service in the future, they will probably have ODAXY Labs on their mind.</w:t>
+          <w:rtl w:val="0"/>
+        </w:rPr>
+        <w:t xml:space="preserve">rd</w:t>
+      </w:r>
+      <w:r>
+        <w:rPr>
+          <w:rtl w:val="0"/>
+        </w:rPr>
+        <w:t xml:space="preserve"> Follow-up (2 days after the previous message)</w:t>
+      </w:r>
+    </w:p>
+    <w:p>
+      <w:pPr>
+        <w:rPr/>
+      </w:pPr>
+      <w:r>
+        <w:rPr>
+          <w:rtl w:val="0"/>
+        </w:rPr>
+        <w:t xml:space="preserve">This follow-up is an entirely different approach. If the previous conversation starters don't resonate with the reader, we assume that we require a </w:t>
+      </w:r>
+      <w:r>
+        <w:rPr>
+          <w:b w:val="1"/>
+          <w:bCs w:val="1"/>
+          <w:rtl w:val="0"/>
+        </w:rPr>
+        <w:t xml:space="preserve">credibility</w:t>
+      </w:r>
+      <w:r>
+        <w:rPr>
+          <w:rtl w:val="0"/>
+        </w:rPr>
+        <w:t xml:space="preserve"> boost. This short introduction does just that, and offers examples only if they want them.</w:t>
       </w:r>
     </w:p>
     <w:p>
@@ -2190,23 +2715,26 @@
           <w:bottom w:color="4f81bd" w:space="10" w:sz="4" w:val="single"/>
         </w:pBdr>
         <w:spacing w:after="240" w:before="240" w:line="240" w:lineRule="auto"/>
-        <w:ind w:left="720"/>
-        <w:jc w:val="left"/>
-      </w:pPr>
-      <w:r>
-        <w:rPr>
-          <w:i w:val="1"/>
-          <w:iCs w:val="1"/>
-        </w:rPr>
-        <w:t xml:space="preserve">I guess you're busy, </w:t>
-      </w:r>
-      <w:r>
-        <w:rPr>
-          <w:b w:val="1"/>
-          <w:bCs w:val="1"/>
-          <w:i w:val="1"/>
-          <w:iCs w:val="1"/>
-          <w:color w:val="FF9900"/>
+        <w:ind w:left="720" w:firstLine="0"/>
+        <w:jc w:val="left"/>
+        <w:rPr/>
+      </w:pPr>
+      <w:r>
+        <w:rPr>
+          <w:i w:val="1"/>
+          <w:iCs w:val="1"/>
+          <w:rtl w:val="0"/>
+        </w:rPr>
+        <w:t xml:space="preserve">Sorry, </w:t>
+      </w:r>
+      <w:r>
+        <w:rPr>
+          <w:b w:val="1"/>
+          <w:bCs w:val="1"/>
+          <w:i w:val="1"/>
+          <w:iCs w:val="1"/>
+          <w:color w:val="ff9900"/>
+          <w:rtl w:val="0"/>
         </w:rPr>
         <w:t xml:space="preserve">[First Name]</w:t>
       </w:r>
@@ -2214,30 +2742,20 @@
         <w:rPr>
           <w:i w:val="1"/>
           <w:iCs w:val="1"/>
-        </w:rPr>
-        <w:t xml:space="preserve">, so I'll stop here before I start to annoy you. One last thing. I'm doing a free limited technical audit for learning apps, a short written note covering the payment flow, crashes and speed, and the new Apple and Google rules. Would you like me to do one for </w:t>
-      </w:r>
-      <w:r>
-        <w:rPr>
-          <w:b w:val="1"/>
-          <w:bCs w:val="1"/>
-          <w:i w:val="1"/>
-          <w:iCs w:val="1"/>
-          <w:color w:val="FF9900"/>
-        </w:rPr>
-        <w:t xml:space="preserve">{app name}</w:t>
-      </w:r>
-      <w:r>
-        <w:rPr>
-          <w:i w:val="1"/>
-          <w:iCs w:val="1"/>
-        </w:rPr>
-        <w:t xml:space="preserve">?</w:t>
-      </w:r>
-    </w:p>
-    <w:p>
-      <w:pPr>
-        <w:spacing w:before="60" w:after="120"/>
+          <w:rtl w:val="0"/>
+        </w:rPr>
+        <w:t xml:space="preserve">, I jumped into questions without properly introducing myself. I'm Igor, founder of ODAXY Labs. I've been building mobile apps for 15+ years. We built an English-learning app for iOS and Android, and a mobile community app for high school students in New Jersey. We also run an app of our own, so we know what keeping a live product running takes. If interested, happy to share a couple of examples.</w:t>
+      </w:r>
+      <w:r>
+        <w:rPr>
+          <w:rtl w:val="0"/>
+        </w:rPr>
+      </w:r>
+    </w:p>
+    <w:p>
+      <w:pPr>
+        <w:spacing w:after="120" w:before="60" w:lineRule="auto"/>
+        <w:rPr/>
       </w:pPr>
       <w:r>
         <w:rPr>
@@ -2246,49 +2764,208 @@
           <w:color w:val="404040"/>
           <w:sz w:val="22"/>
           <w:szCs w:val="22"/>
+          <w:rtl w:val="0"/>
+        </w:rPr>
+        <w:t xml:space="preserve">Response suggestion: if they want examples, share two short ones in the chat and suggest a call to go into detail. If they're not interested, ask if it's timing or fit.</w:t>
+      </w:r>
+      <w:r>
+        <w:rPr>
+          <w:rtl w:val="0"/>
+        </w:rPr>
+      </w:r>
+    </w:p>
+    <w:p>
+      <w:pPr>
+        <w:pStyle w:val="Heading4"/>
+        <w:rPr/>
+      </w:pPr>
+      <w:r>
+        <w:rPr>
+          <w:rtl w:val="0"/>
+        </w:rPr>
+        <w:t xml:space="preserve">4</w:t>
+      </w:r>
+      <w:r>
+        <w:rPr>
+          <w:vertAlign w:val="superscript"/>
+          <w:rtl w:val="0"/>
+        </w:rPr>
+        <w:t xml:space="preserve">th</w:t>
+      </w:r>
+      <w:r>
+        <w:rPr>
+          <w:rtl w:val="0"/>
+        </w:rPr>
+        <w:t xml:space="preserve"> Follow-up (3 days after the previous message)</w:t>
+      </w:r>
+    </w:p>
+    <w:p>
+      <w:pPr>
+        <w:rPr/>
+      </w:pPr>
+      <w:r>
+        <w:rPr>
+          <w:rtl w:val="0"/>
+        </w:rPr>
+        <w:t xml:space="preserve">The last call on LinkedIn. If they haven't responded by now, they are probably not interested. But we give them one more chance to change their mind. Also, we don't want to get off on the wrong foot, so we are </w:t>
+      </w:r>
+      <w:r>
+        <w:rPr>
+          <w:b w:val="1"/>
+          <w:bCs w:val="1"/>
+          <w:rtl w:val="0"/>
+        </w:rPr>
+        <w:t xml:space="preserve">politely saying goodbye and offering a free value</w:t>
+      </w:r>
+      <w:r>
+        <w:rPr>
+          <w:rtl w:val="0"/>
+        </w:rPr>
+        <w:t xml:space="preserve">. There are 2 probable outcomes. They will either take the offer and start a conversation, or they will continue to ignore us. However, if they need a similar service in the future, they will probably have ODAXY Labs on their mind.</w:t>
+      </w:r>
+    </w:p>
+    <w:p>
+      <w:pPr>
+        <w:pBdr>
+          <w:top w:color="4f81bd" w:space="10" w:sz="4" w:val="single"/>
+          <w:bottom w:color="4f81bd" w:space="10" w:sz="4" w:val="single"/>
+        </w:pBdr>
+        <w:spacing w:after="240" w:before="240" w:line="240" w:lineRule="auto"/>
+        <w:ind w:left="720" w:firstLine="0"/>
+        <w:jc w:val="left"/>
+        <w:rPr/>
+      </w:pPr>
+      <w:r>
+        <w:rPr>
+          <w:i w:val="1"/>
+          <w:iCs w:val="1"/>
+          <w:rtl w:val="0"/>
+        </w:rPr>
+        <w:t xml:space="preserve">I guess you're busy, </w:t>
+      </w:r>
+      <w:r>
+        <w:rPr>
+          <w:b w:val="1"/>
+          <w:bCs w:val="1"/>
+          <w:i w:val="1"/>
+          <w:iCs w:val="1"/>
+          <w:color w:val="ff9900"/>
+          <w:rtl w:val="0"/>
+        </w:rPr>
+        <w:t xml:space="preserve">[First Name]</w:t>
+      </w:r>
+      <w:r>
+        <w:rPr>
+          <w:i w:val="1"/>
+          <w:iCs w:val="1"/>
+          <w:rtl w:val="0"/>
+        </w:rPr>
+        <w:t xml:space="preserve">, so I'll stop here before I start to annoy you. One last thing. I'm doing a free limited technical audit for learning apps, a short written note covering the payment flow, crashes and speed, and the new Apple and Google rules. Would you like me to do one for </w:t>
+      </w:r>
+      <w:r>
+        <w:rPr>
+          <w:b w:val="1"/>
+          <w:bCs w:val="1"/>
+          <w:i w:val="1"/>
+          <w:iCs w:val="1"/>
+          <w:color w:val="ff9900"/>
+          <w:rtl w:val="0"/>
+        </w:rPr>
+        <w:t xml:space="preserve">{app name}</w:t>
+      </w:r>
+      <w:r>
+        <w:rPr>
+          <w:i w:val="1"/>
+          <w:iCs w:val="1"/>
+          <w:rtl w:val="0"/>
+        </w:rPr>
+        <w:t xml:space="preserve">?</w:t>
+      </w:r>
+      <w:r>
+        <w:rPr>
+          <w:rtl w:val="0"/>
+        </w:rPr>
+      </w:r>
+    </w:p>
+    <w:p>
+      <w:pPr>
+        <w:spacing w:after="120" w:before="60" w:lineRule="auto"/>
+        <w:rPr/>
+      </w:pPr>
+      <w:r>
+        <w:rPr>
+          <w:i w:val="1"/>
+          <w:iCs w:val="1"/>
+          <w:color w:val="404040"/>
+          <w:sz w:val="22"/>
+          <w:szCs w:val="22"/>
+          <w:rtl w:val="0"/>
         </w:rPr>
         <w:t xml:space="preserve">Response suggestion: if they say yes, ask for the store link, send the note within a few days, and offer a short call to walk through it.</w:t>
       </w:r>
+      <w:r>
+        <w:rPr>
+          <w:rtl w:val="0"/>
+        </w:rPr>
+      </w:r>
     </w:p>
     <w:p>
       <w:pPr>
         <w:pStyle w:val="Heading2"/>
-      </w:pPr>
-      <w:r>
-        <w:rPr/>
+        <w:rPr/>
+      </w:pPr>
+      <w:r>
+        <w:rPr>
+          <w:rtl w:val="0"/>
+        </w:rPr>
         <w:t xml:space="preserve">InMail</w:t>
       </w:r>
     </w:p>
     <w:p>
-      <w:r>
-        <w:rPr/>
+      <w:pPr>
+        <w:rPr/>
+      </w:pPr>
+      <w:r>
+        <w:rPr>
+          <w:rtl w:val="0"/>
+        </w:rPr>
         <w:t xml:space="preserve">With InMail, we have only one chance to get their attention, so it goes straight to </w:t>
       </w:r>
       <w:r>
         <w:rPr>
           <w:b w:val="1"/>
           <w:bCs w:val="1"/>
+          <w:rtl w:val="0"/>
         </w:rPr>
         <w:t xml:space="preserve">credibility</w:t>
       </w:r>
       <w:r>
-        <w:rPr/>
+        <w:rPr>
+          <w:rtl w:val="0"/>
+        </w:rPr>
         <w:t xml:space="preserve">. Since the monthly credits are limited, we use it only for prospects who didn't accept the invitation and whose email we can't find. Two versions for ICP 1 and ICP 3, so we can test which works better, and one for ICP 2.</w:t>
       </w:r>
     </w:p>
     <w:p>
       <w:pPr>
-        <w:spacing w:before="200" w:after="0"/>
-      </w:pPr>
-      <w:r>
-        <w:rPr>
-          <w:b w:val="1"/>
-          <w:bCs w:val="1"/>
-          <w:i w:val="1"/>
-          <w:iCs w:val="1"/>
+        <w:spacing w:after="0" w:before="200" w:lineRule="auto"/>
+        <w:rPr/>
+      </w:pPr>
+      <w:r>
+        <w:rPr>
+          <w:b w:val="1"/>
+          <w:bCs w:val="1"/>
+          <w:i w:val="1"/>
+          <w:iCs w:val="1"/>
+          <w:rtl w:val="0"/>
         </w:rPr>
         <w:t xml:space="preserve">Version 1 (ICP 1 and ICP 3)</w:t>
       </w:r>
+      <w:r>
+        <w:rPr>
+          <w:rtl w:val="0"/>
+        </w:rPr>
+      </w:r>
     </w:p>
     <w:p>
       <w:pPr>
@@ -2297,13 +2974,15 @@
           <w:bottom w:color="4f81bd" w:space="10" w:sz="4" w:val="single"/>
         </w:pBdr>
         <w:spacing w:after="240" w:before="240" w:line="240" w:lineRule="auto"/>
-        <w:ind w:left="720"/>
-        <w:jc w:val="left"/>
-      </w:pPr>
-      <w:r>
-        <w:rPr>
-          <w:i w:val="1"/>
-          <w:iCs w:val="1"/>
+        <w:ind w:left="720" w:firstLine="0"/>
+        <w:jc w:val="left"/>
+        <w:rPr/>
+      </w:pPr>
+      <w:r>
+        <w:rPr>
+          <w:i w:val="1"/>
+          <w:iCs w:val="1"/>
+          <w:rtl w:val="0"/>
         </w:rPr>
         <w:t xml:space="preserve">Subject: Nice to meet you, </w:t>
       </w:r>
@@ -2313,10 +2992,16 @@
           <w:bCs w:val="1"/>
           <w:i w:val="1"/>
           <w:iCs w:val="1"/>
-          <w:color w:val="FF9900"/>
+          <w:color w:val="ff9900"/>
+          <w:rtl w:val="0"/>
         </w:rPr>
         <w:t xml:space="preserve">[First Name]</w:t>
       </w:r>
+      <w:r>
+        <w:rPr>
+          <w:rtl w:val="0"/>
+        </w:rPr>
+      </w:r>
     </w:p>
     <w:p>
       <w:pPr>
@@ -2325,13 +3010,15 @@
           <w:bottom w:color="4f81bd" w:space="10" w:sz="4" w:val="single"/>
         </w:pBdr>
         <w:spacing w:after="240" w:before="240" w:line="240" w:lineRule="auto"/>
-        <w:ind w:left="720"/>
-        <w:jc w:val="left"/>
-      </w:pPr>
-      <w:r>
-        <w:rPr>
-          <w:i w:val="1"/>
-          <w:iCs w:val="1"/>
+        <w:ind w:left="720" w:firstLine="0"/>
+        <w:jc w:val="left"/>
+        <w:rPr/>
+      </w:pPr>
+      <w:r>
+        <w:rPr>
+          <w:i w:val="1"/>
+          <w:iCs w:val="1"/>
+          <w:rtl w:val="0"/>
         </w:rPr>
         <w:t xml:space="preserve">Hi </w:t>
       </w:r>
@@ -2341,7 +3028,8 @@
           <w:bCs w:val="1"/>
           <w:i w:val="1"/>
           <w:iCs w:val="1"/>
-          <w:color w:val="FF9900"/>
+          <w:color w:val="ff9900"/>
+          <w:rtl w:val="0"/>
         </w:rPr>
         <w:t xml:space="preserve">[First Name]</w:t>
       </w:r>
@@ -2349,23 +3037,36 @@
         <w:rPr>
           <w:i w:val="1"/>
           <w:iCs w:val="1"/>
+          <w:rtl w:val="0"/>
         </w:rPr>
         <w:t xml:space="preserve">, I'm Igor, founder of ODAXY Labs. We take over and rebuild mobile apps that have started to slip: crashes, poor ratings, or an app that has gone too long without an update. We do it while the app stays live, and you don't have to manage any developers. Would you like to see a couple of examples? Best, Igor</w:t>
       </w:r>
-    </w:p>
-    <w:p>
-      <w:pPr>
-        <w:spacing w:before="200" w:after="0"/>
-      </w:pPr>
-      <w:r>
-        <w:rPr>
-          <w:b w:val="1"/>
-          <w:bCs w:val="1"/>
-          <w:i w:val="1"/>
-          <w:iCs w:val="1"/>
+      <w:r>
+        <w:rPr>
+          <w:rtl w:val="0"/>
+        </w:rPr>
+      </w:r>
+    </w:p>
+    <w:p>
+      <w:pPr>
+        <w:spacing w:after="0" w:before="200" w:lineRule="auto"/>
+        <w:rPr/>
+      </w:pPr>
+      <w:r>
+        <w:rPr>
+          <w:b w:val="1"/>
+          <w:bCs w:val="1"/>
+          <w:i w:val="1"/>
+          <w:iCs w:val="1"/>
+          <w:rtl w:val="0"/>
         </w:rPr>
         <w:t xml:space="preserve">Version 2 (ICP 1 and ICP 3)</w:t>
       </w:r>
+      <w:r>
+        <w:rPr>
+          <w:rtl w:val="0"/>
+        </w:rPr>
+      </w:r>
     </w:p>
     <w:p>
       <w:pPr>
@@ -2374,13 +3075,15 @@
           <w:bottom w:color="4f81bd" w:space="10" w:sz="4" w:val="single"/>
         </w:pBdr>
         <w:spacing w:after="240" w:before="240" w:line="240" w:lineRule="auto"/>
-        <w:ind w:left="720"/>
-        <w:jc w:val="left"/>
-      </w:pPr>
-      <w:r>
-        <w:rPr>
-          <w:i w:val="1"/>
-          <w:iCs w:val="1"/>
+        <w:ind w:left="720" w:firstLine="0"/>
+        <w:jc w:val="left"/>
+        <w:rPr/>
+      </w:pPr>
+      <w:r>
+        <w:rPr>
+          <w:i w:val="1"/>
+          <w:iCs w:val="1"/>
+          <w:rtl w:val="0"/>
         </w:rPr>
         <w:t xml:space="preserve">Subject: Quick question about </w:t>
       </w:r>
@@ -2390,10 +3093,16 @@
           <w:bCs w:val="1"/>
           <w:i w:val="1"/>
           <w:iCs w:val="1"/>
-          <w:color w:val="FF9900"/>
+          <w:color w:val="ff9900"/>
+          <w:rtl w:val="0"/>
         </w:rPr>
         <w:t xml:space="preserve">{app name}</w:t>
       </w:r>
+      <w:r>
+        <w:rPr>
+          <w:rtl w:val="0"/>
+        </w:rPr>
+      </w:r>
     </w:p>
     <w:p>
       <w:pPr>
@@ -2402,13 +3111,15 @@
           <w:bottom w:color="4f81bd" w:space="10" w:sz="4" w:val="single"/>
         </w:pBdr>
         <w:spacing w:after="240" w:before="240" w:line="240" w:lineRule="auto"/>
-        <w:ind w:left="720"/>
-        <w:jc w:val="left"/>
-      </w:pPr>
-      <w:r>
-        <w:rPr>
-          <w:i w:val="1"/>
-          <w:iCs w:val="1"/>
+        <w:ind w:left="720" w:firstLine="0"/>
+        <w:jc w:val="left"/>
+        <w:rPr/>
+      </w:pPr>
+      <w:r>
+        <w:rPr>
+          <w:i w:val="1"/>
+          <w:iCs w:val="1"/>
+          <w:rtl w:val="0"/>
         </w:rPr>
         <w:t xml:space="preserve">Hi </w:t>
       </w:r>
@@ -2418,7 +3129,8 @@
           <w:bCs w:val="1"/>
           <w:i w:val="1"/>
           <w:iCs w:val="1"/>
-          <w:color w:val="FF9900"/>
+          <w:color w:val="ff9900"/>
+          <w:rtl w:val="0"/>
         </w:rPr>
         <w:t xml:space="preserve">[First Name]</w:t>
       </w:r>
@@ -2426,6 +3138,7 @@
         <w:rPr>
           <w:i w:val="1"/>
           <w:iCs w:val="1"/>
+          <w:rtl w:val="0"/>
         </w:rPr>
         <w:t xml:space="preserve">, I'm Igor, founder of ODAXY Labs. I had a look at </w:t>
       </w:r>
@@ -2435,7 +3148,8 @@
           <w:bCs w:val="1"/>
           <w:i w:val="1"/>
           <w:iCs w:val="1"/>
-          <w:color w:val="FF9900"/>
+          <w:color w:val="ff9900"/>
+          <w:rtl w:val="0"/>
         </w:rPr>
         <w:t xml:space="preserve">{app name}</w:t>
       </w:r>
@@ -2443,6 +3157,7 @@
         <w:rPr>
           <w:i w:val="1"/>
           <w:iCs w:val="1"/>
+          <w:rtl w:val="0"/>
         </w:rPr>
         <w:t xml:space="preserve"> and noticed the last update was in </w:t>
       </w:r>
@@ -2452,7 +3167,8 @@
           <w:bCs w:val="1"/>
           <w:i w:val="1"/>
           <w:iCs w:val="1"/>
-          <w:color w:val="FF9900"/>
+          <w:color w:val="ff9900"/>
+          <w:rtl w:val="0"/>
         </w:rPr>
         <w:t xml:space="preserve">{last update date}</w:t>
       </w:r>
@@ -2460,23 +3176,36 @@
         <w:rPr>
           <w:i w:val="1"/>
           <w:iCs w:val="1"/>
+          <w:rtl w:val="0"/>
         </w:rPr>
         <w:t xml:space="preserve">. Since this year, Apple only accepts updates built with its latest tools, and Google stops showing apps that fall behind to people with newer Android phones. I'm doing a free limited technical audit, a short written note on where an app stands and what it would take to sort out. Would that be useful? Best, Igor</w:t>
       </w:r>
-    </w:p>
-    <w:p>
-      <w:pPr>
-        <w:spacing w:before="200" w:after="0"/>
-      </w:pPr>
-      <w:r>
-        <w:rPr>
-          <w:b w:val="1"/>
-          <w:bCs w:val="1"/>
-          <w:i w:val="1"/>
-          <w:iCs w:val="1"/>
+      <w:r>
+        <w:rPr>
+          <w:rtl w:val="0"/>
+        </w:rPr>
+      </w:r>
+    </w:p>
+    <w:p>
+      <w:pPr>
+        <w:spacing w:after="0" w:before="200" w:lineRule="auto"/>
+        <w:rPr/>
+      </w:pPr>
+      <w:r>
+        <w:rPr>
+          <w:b w:val="1"/>
+          <w:bCs w:val="1"/>
+          <w:i w:val="1"/>
+          <w:iCs w:val="1"/>
+          <w:rtl w:val="0"/>
         </w:rPr>
         <w:t xml:space="preserve">Version 3 (ICP 2)</w:t>
       </w:r>
+      <w:r>
+        <w:rPr>
+          <w:rtl w:val="0"/>
+        </w:rPr>
+      </w:r>
     </w:p>
     <w:p>
       <w:pPr>
@@ -2485,16 +3214,23 @@
           <w:bottom w:color="4f81bd" w:space="10" w:sz="4" w:val="single"/>
         </w:pBdr>
         <w:spacing w:after="240" w:before="240" w:line="240" w:lineRule="auto"/>
-        <w:ind w:left="720"/>
-        <w:jc w:val="left"/>
-      </w:pPr>
-      <w:r>
-        <w:rPr>
-          <w:i w:val="1"/>
-          <w:iCs w:val="1"/>
+        <w:ind w:left="720" w:firstLine="0"/>
+        <w:jc w:val="left"/>
+        <w:rPr/>
+      </w:pPr>
+      <w:r>
+        <w:rPr>
+          <w:i w:val="1"/>
+          <w:iCs w:val="1"/>
+          <w:rtl w:val="0"/>
         </w:rPr>
         <w:t xml:space="preserve">Subject: Mobile apps for your clients</w:t>
       </w:r>
+      <w:r>
+        <w:rPr>
+          <w:rtl w:val="0"/>
+        </w:rPr>
+      </w:r>
     </w:p>
     <w:p>
       <w:pPr>
@@ -2503,13 +3239,15 @@
           <w:bottom w:color="4f81bd" w:space="10" w:sz="4" w:val="single"/>
         </w:pBdr>
         <w:spacing w:after="240" w:before="240" w:line="240" w:lineRule="auto"/>
-        <w:ind w:left="720"/>
-        <w:jc w:val="left"/>
-      </w:pPr>
-      <w:r>
-        <w:rPr>
-          <w:i w:val="1"/>
-          <w:iCs w:val="1"/>
+        <w:ind w:left="720" w:firstLine="0"/>
+        <w:jc w:val="left"/>
+        <w:rPr/>
+      </w:pPr>
+      <w:r>
+        <w:rPr>
+          <w:i w:val="1"/>
+          <w:iCs w:val="1"/>
+          <w:rtl w:val="0"/>
         </w:rPr>
         <w:t xml:space="preserve">Hi </w:t>
       </w:r>
@@ -2519,7 +3257,8 @@
           <w:bCs w:val="1"/>
           <w:i w:val="1"/>
           <w:iCs w:val="1"/>
-          <w:color w:val="FF9900"/>
+          <w:color w:val="ff9900"/>
+          <w:rtl w:val="0"/>
         </w:rPr>
         <w:t xml:space="preserve">[First Name]</w:t>
       </w:r>
@@ -2527,32 +3266,58 @@
         <w:rPr>
           <w:i w:val="1"/>
           <w:iCs w:val="1"/>
+          <w:rtl w:val="0"/>
         </w:rPr>
         <w:t xml:space="preserve">, I'm Igor, founder of ODAXY Labs. We build mobile apps for agencies and MSPs behind the scenes, so your client only deals with you. For a web agency in Pennsylvania, the first version was ready in about six weeks. When a client asks you for an app, would it help to have a partner like that? Best, Igor</w:t>
       </w:r>
-    </w:p>
-    <w:p/>
+      <w:r>
+        <w:rPr>
+          <w:rtl w:val="0"/>
+        </w:rPr>
+      </w:r>
+    </w:p>
+    <w:p>
+      <w:pPr>
+        <w:rPr/>
+      </w:pPr>
+      <w:r>
+        <w:rPr>
+          <w:rtl w:val="0"/>
+        </w:rPr>
+      </w:r>
+    </w:p>
     <w:p>
       <w:pPr>
         <w:pStyle w:val="Heading2"/>
-      </w:pPr>
-      <w:r>
-        <w:rPr/>
+        <w:rPr/>
+      </w:pPr>
+      <w:r>
+        <w:rPr>
+          <w:rtl w:val="0"/>
+        </w:rPr>
         <w:t xml:space="preserve">Email messages</w:t>
       </w:r>
     </w:p>
     <w:p>
-      <w:r>
-        <w:rPr/>
+      <w:pPr>
+        <w:rPr/>
+      </w:pPr>
+      <w:r>
+        <w:rPr>
+          <w:rtl w:val="0"/>
+        </w:rPr>
         <w:t xml:space="preserve">Emails go to prospects who didn't accept the invitation, or accepted but didn't reply. The sequence starts one week after the last LinkedIn message (or one week after the invitation, for those who didn't accept). Subject lines are short and lowercase, with two options per email so we can test them.</w:t>
       </w:r>
     </w:p>
     <w:p>
       <w:pPr>
         <w:pStyle w:val="Heading3"/>
-      </w:pPr>
-      <w:r>
-        <w:rPr/>
+        <w:rPr/>
+      </w:pPr>
+      <w:r>
+        <w:rPr>
+          <w:rtl w:val="0"/>
+        </w:rPr>
         <w:t xml:space="preserve">ICP 1 — Location-Based and Experience App Owners</w:t>
       </w:r>
     </w:p>
@@ -2564,13 +3329,15 @@
         </w:pBdr>
         <w:spacing w:after="240" w:before="240" w:lineRule="auto"/>
         <w:jc w:val="left"/>
-      </w:pPr>
-      <w:r>
-        <w:rPr>
-          <w:b w:val="1"/>
-          <w:bCs w:val="1"/>
-          <w:i w:val="1"/>
-          <w:iCs w:val="1"/>
+        <w:rPr/>
+      </w:pPr>
+      <w:r>
+        <w:rPr>
+          <w:b w:val="1"/>
+          <w:bCs w:val="1"/>
+          <w:i w:val="1"/>
+          <w:iCs w:val="1"/>
+          <w:rtl w:val="0"/>
         </w:rPr>
         <w:t xml:space="preserve">Email 1 — Day 1</w:t>
       </w:r>
@@ -2578,9 +3345,15 @@
         <w:rPr>
           <w:i w:val="1"/>
           <w:iCs w:val="1"/>
+          <w:rtl w:val="0"/>
         </w:rPr>
         <w:t xml:space="preserve"> Subject: {app name} / quick question about {app name}</w:t>
       </w:r>
+      <w:r>
+        <w:rPr>
+          <w:rtl w:val="0"/>
+        </w:rPr>
+      </w:r>
     </w:p>
     <w:p>
       <w:pPr>
@@ -2590,11 +3363,13 @@
         </w:pBdr>
         <w:spacing w:after="240" w:before="240" w:lineRule="auto"/>
         <w:jc w:val="left"/>
-      </w:pPr>
-      <w:r>
-        <w:rPr>
-          <w:i w:val="1"/>
-          <w:iCs w:val="1"/>
+        <w:rPr/>
+      </w:pPr>
+      <w:r>
+        <w:rPr>
+          <w:i w:val="1"/>
+          <w:iCs w:val="1"/>
+          <w:rtl w:val="0"/>
         </w:rPr>
         <w:t xml:space="preserve">Hi </w:t>
       </w:r>
@@ -2604,7 +3379,8 @@
           <w:bCs w:val="1"/>
           <w:i w:val="1"/>
           <w:iCs w:val="1"/>
-          <w:color w:val="FF9900"/>
+          <w:color w:val="ff9900"/>
+          <w:rtl w:val="0"/>
         </w:rPr>
         <w:t xml:space="preserve">[First Name]</w:t>
       </w:r>
@@ -2612,9 +3388,15 @@
         <w:rPr>
           <w:i w:val="1"/>
           <w:iCs w:val="1"/>
+          <w:rtl w:val="0"/>
         </w:rPr>
         <w:t xml:space="preserve">,</w:t>
       </w:r>
+      <w:r>
+        <w:rPr>
+          <w:rtl w:val="0"/>
+        </w:rPr>
+      </w:r>
     </w:p>
     <w:p>
       <w:pPr>
@@ -2624,14 +3406,21 @@
         </w:pBdr>
         <w:spacing w:after="240" w:before="240" w:lineRule="auto"/>
         <w:jc w:val="left"/>
-      </w:pPr>
-      <w:r>
-        <w:rPr>
-          <w:i w:val="1"/>
-          <w:iCs w:val="1"/>
+        <w:rPr/>
+      </w:pPr>
+      <w:r>
+        <w:rPr>
+          <w:i w:val="1"/>
+          <w:iCs w:val="1"/>
+          <w:rtl w:val="0"/>
         </w:rPr>
         <w:t xml:space="preserve">Tried reaching out on LinkedIn, but figured email might work better.</w:t>
       </w:r>
+      <w:r>
+        <w:rPr>
+          <w:rtl w:val="0"/>
+        </w:rPr>
+      </w:r>
     </w:p>
     <w:p>
       <w:pPr>
@@ -2641,11 +3430,13 @@
         </w:pBdr>
         <w:spacing w:after="240" w:before="240" w:lineRule="auto"/>
         <w:jc w:val="left"/>
-      </w:pPr>
-      <w:r>
-        <w:rPr>
-          <w:i w:val="1"/>
-          <w:iCs w:val="1"/>
+        <w:rPr/>
+      </w:pPr>
+      <w:r>
+        <w:rPr>
+          <w:i w:val="1"/>
+          <w:iCs w:val="1"/>
+          <w:rtl w:val="0"/>
         </w:rPr>
         <w:t xml:space="preserve">I had a look at </w:t>
       </w:r>
@@ -2655,7 +3446,8 @@
           <w:bCs w:val="1"/>
           <w:i w:val="1"/>
           <w:iCs w:val="1"/>
-          <w:color w:val="FF9900"/>
+          <w:color w:val="ff9900"/>
+          <w:rtl w:val="0"/>
         </w:rPr>
         <w:t xml:space="preserve">{app name}</w:t>
       </w:r>
@@ -2663,6 +3455,7 @@
         <w:rPr>
           <w:i w:val="1"/>
           <w:iCs w:val="1"/>
+          <w:rtl w:val="0"/>
         </w:rPr>
         <w:t xml:space="preserve"> and noticed the last update was in </w:t>
       </w:r>
@@ -2672,7 +3465,8 @@
           <w:bCs w:val="1"/>
           <w:i w:val="1"/>
           <w:iCs w:val="1"/>
-          <w:color w:val="FF9900"/>
+          <w:color w:val="ff9900"/>
+          <w:rtl w:val="0"/>
         </w:rPr>
         <w:t xml:space="preserve">{last update date}</w:t>
       </w:r>
@@ -2680,9 +3474,15 @@
         <w:rPr>
           <w:i w:val="1"/>
           <w:iCs w:val="1"/>
+          <w:rtl w:val="0"/>
         </w:rPr>
         <w:t xml:space="preserve">. Since this year, Apple only accepts updates built with its latest tools, and Google stops showing apps that fall behind to people with newer Android phones.</w:t>
       </w:r>
+      <w:r>
+        <w:rPr>
+          <w:rtl w:val="0"/>
+        </w:rPr>
+      </w:r>
     </w:p>
     <w:p>
       <w:pPr>
@@ -2692,14 +3492,21 @@
         </w:pBdr>
         <w:spacing w:after="240" w:before="240" w:lineRule="auto"/>
         <w:jc w:val="left"/>
-      </w:pPr>
-      <w:r>
-        <w:rPr>
-          <w:i w:val="1"/>
-          <w:iCs w:val="1"/>
+        <w:rPr/>
+      </w:pPr>
+      <w:r>
+        <w:rPr>
+          <w:i w:val="1"/>
+          <w:iCs w:val="1"/>
+          <w:rtl w:val="0"/>
         </w:rPr>
         <w:t xml:space="preserve">Is that something you're already on top of, or has it been sitting on the list?</w:t>
       </w:r>
+      <w:r>
+        <w:rPr>
+          <w:rtl w:val="0"/>
+        </w:rPr>
+      </w:r>
     </w:p>
     <w:p>
       <w:pPr>
@@ -2709,14 +3516,21 @@
         </w:pBdr>
         <w:spacing w:after="240" w:before="240" w:lineRule="auto"/>
         <w:jc w:val="left"/>
-      </w:pPr>
-      <w:r>
-        <w:rPr>
-          <w:i w:val="1"/>
-          <w:iCs w:val="1"/>
+        <w:rPr/>
+      </w:pPr>
+      <w:r>
+        <w:rPr>
+          <w:i w:val="1"/>
+          <w:iCs w:val="1"/>
+          <w:rtl w:val="0"/>
         </w:rPr>
         <w:t xml:space="preserve">Best,</w:t>
       </w:r>
+      <w:r>
+        <w:rPr>
+          <w:rtl w:val="0"/>
+        </w:rPr>
+      </w:r>
     </w:p>
     <w:p>
       <w:pPr>
@@ -2726,16 +3540,32 @@
         </w:pBdr>
         <w:spacing w:after="240" w:before="240" w:lineRule="auto"/>
         <w:jc w:val="left"/>
-      </w:pPr>
-      <w:r>
-        <w:rPr>
-          <w:i w:val="1"/>
-          <w:iCs w:val="1"/>
+        <w:rPr/>
+      </w:pPr>
+      <w:r>
+        <w:rPr>
+          <w:i w:val="1"/>
+          <w:iCs w:val="1"/>
+          <w:rtl w:val="0"/>
         </w:rPr>
         <w:t xml:space="preserve">Igor</w:t>
       </w:r>
-    </w:p>
-    <w:p/>
+      <w:r>
+        <w:rPr>
+          <w:rtl w:val="0"/>
+        </w:rPr>
+      </w:r>
+    </w:p>
+    <w:p>
+      <w:pPr>
+        <w:rPr/>
+      </w:pPr>
+      <w:r>
+        <w:rPr>
+          <w:rtl w:val="0"/>
+        </w:rPr>
+      </w:r>
+    </w:p>
     <w:p>
       <w:pPr>
         <w:pBdr>
@@ -2744,13 +3574,15 @@
         </w:pBdr>
         <w:spacing w:after="240" w:before="240" w:lineRule="auto"/>
         <w:jc w:val="left"/>
-      </w:pPr>
-      <w:r>
-        <w:rPr>
-          <w:b w:val="1"/>
-          <w:bCs w:val="1"/>
-          <w:i w:val="1"/>
-          <w:iCs w:val="1"/>
+        <w:rPr/>
+      </w:pPr>
+      <w:r>
+        <w:rPr>
+          <w:b w:val="1"/>
+          <w:bCs w:val="1"/>
+          <w:i w:val="1"/>
+          <w:iCs w:val="1"/>
+          <w:rtl w:val="0"/>
         </w:rPr>
         <w:t xml:space="preserve">Email 2 — Day 5</w:t>
       </w:r>
@@ -2758,9 +3590,15 @@
         <w:rPr>
           <w:i w:val="1"/>
           <w:iCs w:val="1"/>
+          <w:rtl w:val="0"/>
         </w:rPr>
         <w:t xml:space="preserve"> Subject: one more thing / why downloads slip</w:t>
       </w:r>
+      <w:r>
+        <w:rPr>
+          <w:rtl w:val="0"/>
+        </w:rPr>
+      </w:r>
     </w:p>
     <w:p>
       <w:pPr>
@@ -2770,11 +3608,13 @@
         </w:pBdr>
         <w:spacing w:after="240" w:before="240" w:lineRule="auto"/>
         <w:jc w:val="left"/>
-      </w:pPr>
-      <w:r>
-        <w:rPr>
-          <w:i w:val="1"/>
-          <w:iCs w:val="1"/>
+        <w:rPr/>
+      </w:pPr>
+      <w:r>
+        <w:rPr>
+          <w:i w:val="1"/>
+          <w:iCs w:val="1"/>
+          <w:rtl w:val="0"/>
         </w:rPr>
         <w:t xml:space="preserve">Hi </w:t>
       </w:r>
@@ -2784,7 +3624,8 @@
           <w:bCs w:val="1"/>
           <w:i w:val="1"/>
           <w:iCs w:val="1"/>
-          <w:color w:val="FF9900"/>
+          <w:color w:val="ff9900"/>
+          <w:rtl w:val="0"/>
         </w:rPr>
         <w:t xml:space="preserve">[First Name]</w:t>
       </w:r>
@@ -2792,9 +3633,15 @@
         <w:rPr>
           <w:i w:val="1"/>
           <w:iCs w:val="1"/>
+          <w:rtl w:val="0"/>
         </w:rPr>
         <w:t xml:space="preserve">,</w:t>
       </w:r>
+      <w:r>
+        <w:rPr>
+          <w:rtl w:val="0"/>
+        </w:rPr>
+      </w:r>
     </w:p>
     <w:p>
       <w:pPr>
@@ -2804,14 +3651,21 @@
         </w:pBdr>
         <w:spacing w:after="240" w:before="240" w:lineRule="auto"/>
         <w:jc w:val="left"/>
-      </w:pPr>
-      <w:r>
-        <w:rPr>
-          <w:i w:val="1"/>
-          <w:iCs w:val="1"/>
+        <w:rPr/>
+      </w:pPr>
+      <w:r>
+        <w:rPr>
+          <w:i w:val="1"/>
+          <w:iCs w:val="1"/>
+          <w:rtl w:val="0"/>
         </w:rPr>
         <w:t xml:space="preserve">Following up. The part most owners miss isn't the update itself. About 15% of users delete an app after a single crash, and more than half leave after two or three. So ratings and downloads slip, and it's hard to tell why.</w:t>
       </w:r>
+      <w:r>
+        <w:rPr>
+          <w:rtl w:val="0"/>
+        </w:rPr>
+      </w:r>
     </w:p>
     <w:p>
       <w:pPr>
@@ -2821,14 +3675,21 @@
         </w:pBdr>
         <w:spacing w:after="240" w:before="240" w:lineRule="auto"/>
         <w:jc w:val="left"/>
-      </w:pPr>
-      <w:r>
-        <w:rPr>
-          <w:i w:val="1"/>
-          <w:iCs w:val="1"/>
+        <w:rPr/>
+      </w:pPr>
+      <w:r>
+        <w:rPr>
+          <w:i w:val="1"/>
+          <w:iCs w:val="1"/>
+          <w:rtl w:val="0"/>
         </w:rPr>
         <w:t xml:space="preserve">We rebuilt both the iOS and Android apps for a GPS audio-tour company in Los Angeles, with offline maps and navigation, while they stayed live in the stores.</w:t>
       </w:r>
+      <w:r>
+        <w:rPr>
+          <w:rtl w:val="0"/>
+        </w:rPr>
+      </w:r>
     </w:p>
     <w:p>
       <w:pPr>
@@ -2838,14 +3699,21 @@
         </w:pBdr>
         <w:spacing w:after="240" w:before="240" w:lineRule="auto"/>
         <w:jc w:val="left"/>
-      </w:pPr>
-      <w:r>
-        <w:rPr>
-          <w:i w:val="1"/>
-          <w:iCs w:val="1"/>
+        <w:rPr/>
+      </w:pPr>
+      <w:r>
+        <w:rPr>
+          <w:i w:val="1"/>
+          <w:iCs w:val="1"/>
+          <w:rtl w:val="0"/>
         </w:rPr>
         <w:t xml:space="preserve">Would a couple of examples be useful?</w:t>
       </w:r>
+      <w:r>
+        <w:rPr>
+          <w:rtl w:val="0"/>
+        </w:rPr>
+      </w:r>
     </w:p>
     <w:p>
       <w:pPr>
@@ -2855,14 +3723,21 @@
         </w:pBdr>
         <w:spacing w:after="240" w:before="240" w:lineRule="auto"/>
         <w:jc w:val="left"/>
-      </w:pPr>
-      <w:r>
-        <w:rPr>
-          <w:i w:val="1"/>
-          <w:iCs w:val="1"/>
+        <w:rPr/>
+      </w:pPr>
+      <w:r>
+        <w:rPr>
+          <w:i w:val="1"/>
+          <w:iCs w:val="1"/>
+          <w:rtl w:val="0"/>
         </w:rPr>
         <w:t xml:space="preserve">Best,</w:t>
       </w:r>
+      <w:r>
+        <w:rPr>
+          <w:rtl w:val="0"/>
+        </w:rPr>
+      </w:r>
     </w:p>
     <w:p>
       <w:pPr>
@@ -2872,16 +3747,32 @@
         </w:pBdr>
         <w:spacing w:after="240" w:before="240" w:lineRule="auto"/>
         <w:jc w:val="left"/>
-      </w:pPr>
-      <w:r>
-        <w:rPr>
-          <w:i w:val="1"/>
-          <w:iCs w:val="1"/>
+        <w:rPr/>
+      </w:pPr>
+      <w:r>
+        <w:rPr>
+          <w:i w:val="1"/>
+          <w:iCs w:val="1"/>
+          <w:rtl w:val="0"/>
         </w:rPr>
         <w:t xml:space="preserve">Igor</w:t>
       </w:r>
-    </w:p>
-    <w:p/>
+      <w:r>
+        <w:rPr>
+          <w:rtl w:val="0"/>
+        </w:rPr>
+      </w:r>
+    </w:p>
+    <w:p>
+      <w:pPr>
+        <w:rPr/>
+      </w:pPr>
+      <w:r>
+        <w:rPr>
+          <w:rtl w:val="0"/>
+        </w:rPr>
+      </w:r>
+    </w:p>
     <w:p>
       <w:pPr>
         <w:pBdr>
@@ -2890,13 +3781,15 @@
         </w:pBdr>
         <w:spacing w:after="240" w:before="240" w:lineRule="auto"/>
         <w:jc w:val="left"/>
-      </w:pPr>
-      <w:r>
-        <w:rPr>
-          <w:b w:val="1"/>
-          <w:bCs w:val="1"/>
-          <w:i w:val="1"/>
-          <w:iCs w:val="1"/>
+        <w:rPr/>
+      </w:pPr>
+      <w:r>
+        <w:rPr>
+          <w:b w:val="1"/>
+          <w:bCs w:val="1"/>
+          <w:i w:val="1"/>
+          <w:iCs w:val="1"/>
+          <w:rtl w:val="0"/>
         </w:rPr>
         <w:t xml:space="preserve">Email 3 — Day 10</w:t>
       </w:r>
@@ -2904,9 +3797,15 @@
         <w:rPr>
           <w:i w:val="1"/>
           <w:iCs w:val="1"/>
+          <w:rtl w:val="0"/>
         </w:rPr>
         <w:t xml:space="preserve"> Subject: last one from me / free audit for {app name}</w:t>
       </w:r>
+      <w:r>
+        <w:rPr>
+          <w:rtl w:val="0"/>
+        </w:rPr>
+      </w:r>
     </w:p>
     <w:p>
       <w:pPr>
@@ -2916,11 +3815,13 @@
         </w:pBdr>
         <w:spacing w:after="240" w:before="240" w:lineRule="auto"/>
         <w:jc w:val="left"/>
-      </w:pPr>
-      <w:r>
-        <w:rPr>
-          <w:i w:val="1"/>
-          <w:iCs w:val="1"/>
+        <w:rPr/>
+      </w:pPr>
+      <w:r>
+        <w:rPr>
+          <w:i w:val="1"/>
+          <w:iCs w:val="1"/>
+          <w:rtl w:val="0"/>
         </w:rPr>
         <w:t xml:space="preserve">Hi </w:t>
       </w:r>
@@ -2930,7 +3831,8 @@
           <w:bCs w:val="1"/>
           <w:i w:val="1"/>
           <w:iCs w:val="1"/>
-          <w:color w:val="FF9900"/>
+          <w:color w:val="ff9900"/>
+          <w:rtl w:val="0"/>
         </w:rPr>
         <w:t xml:space="preserve">[First Name]</w:t>
       </w:r>
@@ -2938,9 +3840,15 @@
         <w:rPr>
           <w:i w:val="1"/>
           <w:iCs w:val="1"/>
+          <w:rtl w:val="0"/>
         </w:rPr>
         <w:t xml:space="preserve">,</w:t>
       </w:r>
+      <w:r>
+        <w:rPr>
+          <w:rtl w:val="0"/>
+        </w:rPr>
+      </w:r>
     </w:p>
     <w:p>
       <w:pPr>
@@ -2950,14 +3858,21 @@
         </w:pBdr>
         <w:spacing w:after="240" w:before="240" w:lineRule="auto"/>
         <w:jc w:val="left"/>
-      </w:pPr>
-      <w:r>
-        <w:rPr>
-          <w:i w:val="1"/>
-          <w:iCs w:val="1"/>
+        <w:rPr/>
+      </w:pPr>
+      <w:r>
+        <w:rPr>
+          <w:i w:val="1"/>
+          <w:iCs w:val="1"/>
+          <w:rtl w:val="0"/>
         </w:rPr>
         <w:t xml:space="preserve">Last note from me.</w:t>
       </w:r>
+      <w:r>
+        <w:rPr>
+          <w:rtl w:val="0"/>
+        </w:rPr>
+      </w:r>
     </w:p>
     <w:p>
       <w:pPr>
@@ -2967,11 +3882,13 @@
         </w:pBdr>
         <w:spacing w:after="240" w:before="240" w:lineRule="auto"/>
         <w:jc w:val="left"/>
-      </w:pPr>
-      <w:r>
-        <w:rPr>
-          <w:i w:val="1"/>
-          <w:iCs w:val="1"/>
+        <w:rPr/>
+      </w:pPr>
+      <w:r>
+        <w:rPr>
+          <w:i w:val="1"/>
+          <w:iCs w:val="1"/>
+          <w:rtl w:val="0"/>
         </w:rPr>
         <w:t xml:space="preserve">If it's useful, I can do a free limited technical audit of </w:t>
       </w:r>
@@ -2981,7 +3898,8 @@
           <w:bCs w:val="1"/>
           <w:i w:val="1"/>
           <w:iCs w:val="1"/>
-          <w:color w:val="FF9900"/>
+          <w:color w:val="ff9900"/>
+          <w:rtl w:val="0"/>
         </w:rPr>
         <w:t xml:space="preserve">{app name}</w:t>
       </w:r>
@@ -2989,9 +3907,15 @@
         <w:rPr>
           <w:i w:val="1"/>
           <w:iCs w:val="1"/>
+          <w:rtl w:val="0"/>
         </w:rPr>
         <w:t xml:space="preserve">. A short written note on where it stands and whether it needs a fix or a rebuild. No strings attached.</w:t>
       </w:r>
+      <w:r>
+        <w:rPr>
+          <w:rtl w:val="0"/>
+        </w:rPr>
+      </w:r>
     </w:p>
     <w:p>
       <w:pPr>
@@ -3001,14 +3925,21 @@
         </w:pBdr>
         <w:spacing w:after="240" w:before="240" w:lineRule="auto"/>
         <w:jc w:val="left"/>
-      </w:pPr>
-      <w:r>
-        <w:rPr>
-          <w:i w:val="1"/>
-          <w:iCs w:val="1"/>
+        <w:rPr/>
+      </w:pPr>
+      <w:r>
+        <w:rPr>
+          <w:i w:val="1"/>
+          <w:iCs w:val="1"/>
+          <w:rtl w:val="0"/>
         </w:rPr>
         <w:t xml:space="preserve">Want me to send it over?</w:t>
       </w:r>
+      <w:r>
+        <w:rPr>
+          <w:rtl w:val="0"/>
+        </w:rPr>
+      </w:r>
     </w:p>
     <w:p>
       <w:pPr>
@@ -3018,14 +3949,21 @@
         </w:pBdr>
         <w:spacing w:after="240" w:before="240" w:lineRule="auto"/>
         <w:jc w:val="left"/>
-      </w:pPr>
-      <w:r>
-        <w:rPr>
-          <w:i w:val="1"/>
-          <w:iCs w:val="1"/>
+        <w:rPr/>
+      </w:pPr>
+      <w:r>
+        <w:rPr>
+          <w:i w:val="1"/>
+          <w:iCs w:val="1"/>
+          <w:rtl w:val="0"/>
         </w:rPr>
         <w:t xml:space="preserve">Best,</w:t>
       </w:r>
+      <w:r>
+        <w:rPr>
+          <w:rtl w:val="0"/>
+        </w:rPr>
+      </w:r>
     </w:p>
     <w:p>
       <w:pPr>
@@ -3035,22 +3973,41 @@
         </w:pBdr>
         <w:spacing w:after="240" w:before="240" w:lineRule="auto"/>
         <w:jc w:val="left"/>
-      </w:pPr>
-      <w:r>
-        <w:rPr>
-          <w:i w:val="1"/>
-          <w:iCs w:val="1"/>
+        <w:rPr/>
+      </w:pPr>
+      <w:r>
+        <w:rPr>
+          <w:i w:val="1"/>
+          <w:iCs w:val="1"/>
+          <w:rtl w:val="0"/>
         </w:rPr>
         <w:t xml:space="preserve">Igor</w:t>
       </w:r>
-    </w:p>
-    <w:p/>
+      <w:r>
+        <w:rPr>
+          <w:rtl w:val="0"/>
+        </w:rPr>
+      </w:r>
+    </w:p>
+    <w:p>
+      <w:pPr>
+        <w:rPr/>
+      </w:pPr>
+      <w:r>
+        <w:rPr>
+          <w:rtl w:val="0"/>
+        </w:rPr>
+      </w:r>
+    </w:p>
     <w:p>
       <w:pPr>
         <w:pStyle w:val="Heading3"/>
-      </w:pPr>
-      <w:r>
-        <w:rPr/>
+        <w:rPr/>
+      </w:pPr>
+      <w:r>
+        <w:rPr>
+          <w:rtl w:val="0"/>
+        </w:rPr>
         <w:t xml:space="preserve">ICP 2 — Small Agencies and MSPs</w:t>
       </w:r>
     </w:p>
@@ -3062,13 +4019,15 @@
         </w:pBdr>
         <w:spacing w:after="240" w:before="240" w:lineRule="auto"/>
         <w:jc w:val="left"/>
-      </w:pPr>
-      <w:r>
-        <w:rPr>
-          <w:b w:val="1"/>
-          <w:bCs w:val="1"/>
-          <w:i w:val="1"/>
-          <w:iCs w:val="1"/>
+        <w:rPr/>
+      </w:pPr>
+      <w:r>
+        <w:rPr>
+          <w:b w:val="1"/>
+          <w:bCs w:val="1"/>
+          <w:i w:val="1"/>
+          <w:iCs w:val="1"/>
+          <w:rtl w:val="0"/>
         </w:rPr>
         <w:t xml:space="preserve">Email 1 — Day 1</w:t>
       </w:r>
@@ -3076,9 +4035,15 @@
         <w:rPr>
           <w:i w:val="1"/>
           <w:iCs w:val="1"/>
+          <w:rtl w:val="0"/>
         </w:rPr>
         <w:t xml:space="preserve"> Subject: linkedin follow up / mobile apps for your clients</w:t>
       </w:r>
+      <w:r>
+        <w:rPr>
+          <w:rtl w:val="0"/>
+        </w:rPr>
+      </w:r>
     </w:p>
     <w:p>
       <w:pPr>
@@ -3088,11 +4053,13 @@
         </w:pBdr>
         <w:spacing w:after="240" w:before="240" w:lineRule="auto"/>
         <w:jc w:val="left"/>
-      </w:pPr>
-      <w:r>
-        <w:rPr>
-          <w:i w:val="1"/>
-          <w:iCs w:val="1"/>
+        <w:rPr/>
+      </w:pPr>
+      <w:r>
+        <w:rPr>
+          <w:i w:val="1"/>
+          <w:iCs w:val="1"/>
+          <w:rtl w:val="0"/>
         </w:rPr>
         <w:t xml:space="preserve">Hi </w:t>
       </w:r>
@@ -3102,7 +4069,8 @@
           <w:bCs w:val="1"/>
           <w:i w:val="1"/>
           <w:iCs w:val="1"/>
-          <w:color w:val="FF9900"/>
+          <w:color w:val="ff9900"/>
+          <w:rtl w:val="0"/>
         </w:rPr>
         <w:t xml:space="preserve">[First Name]</w:t>
       </w:r>
@@ -3110,9 +4078,15 @@
         <w:rPr>
           <w:i w:val="1"/>
           <w:iCs w:val="1"/>
+          <w:rtl w:val="0"/>
         </w:rPr>
         <w:t xml:space="preserve">,</w:t>
       </w:r>
+      <w:r>
+        <w:rPr>
+          <w:rtl w:val="0"/>
+        </w:rPr>
+      </w:r>
     </w:p>
     <w:p>
       <w:pPr>
@@ -3122,14 +4096,21 @@
         </w:pBdr>
         <w:spacing w:after="240" w:before="240" w:lineRule="auto"/>
         <w:jc w:val="left"/>
-      </w:pPr>
-      <w:r>
-        <w:rPr>
-          <w:i w:val="1"/>
-          <w:iCs w:val="1"/>
+        <w:rPr/>
+      </w:pPr>
+      <w:r>
+        <w:rPr>
+          <w:i w:val="1"/>
+          <w:iCs w:val="1"/>
+          <w:rtl w:val="0"/>
         </w:rPr>
         <w:t xml:space="preserve">Tried reaching out on LinkedIn, but figured email might work better.</w:t>
       </w:r>
+      <w:r>
+        <w:rPr>
+          <w:rtl w:val="0"/>
+        </w:rPr>
+      </w:r>
     </w:p>
     <w:p>
       <w:pPr>
@@ -3139,11 +4120,13 @@
         </w:pBdr>
         <w:spacing w:after="240" w:before="240" w:lineRule="auto"/>
         <w:jc w:val="left"/>
-      </w:pPr>
-      <w:r>
-        <w:rPr>
-          <w:i w:val="1"/>
-          <w:iCs w:val="1"/>
+        <w:rPr/>
+      </w:pPr>
+      <w:r>
+        <w:rPr>
+          <w:i w:val="1"/>
+          <w:iCs w:val="1"/>
+          <w:rtl w:val="0"/>
         </w:rPr>
         <w:t xml:space="preserve">When a client asks </w:t>
       </w:r>
@@ -3153,7 +4136,8 @@
           <w:bCs w:val="1"/>
           <w:i w:val="1"/>
           <w:iCs w:val="1"/>
-          <w:color w:val="FF9900"/>
+          <w:color w:val="ff9900"/>
+          <w:rtl w:val="0"/>
         </w:rPr>
         <w:t xml:space="preserve">{company name}</w:t>
       </w:r>
@@ -3161,9 +4145,15 @@
         <w:rPr>
           <w:i w:val="1"/>
           <w:iCs w:val="1"/>
+          <w:rtl w:val="0"/>
         </w:rPr>
         <w:t xml:space="preserve"> for a mobile app, do you build it, pass it to a partner, or turn it down?</w:t>
       </w:r>
+      <w:r>
+        <w:rPr>
+          <w:rtl w:val="0"/>
+        </w:rPr>
+      </w:r>
     </w:p>
     <w:p>
       <w:pPr>
@@ -3173,14 +4163,21 @@
         </w:pBdr>
         <w:spacing w:after="240" w:before="240" w:lineRule="auto"/>
         <w:jc w:val="left"/>
-      </w:pPr>
-      <w:r>
-        <w:rPr>
-          <w:i w:val="1"/>
-          <w:iCs w:val="1"/>
+        <w:rPr/>
+      </w:pPr>
+      <w:r>
+        <w:rPr>
+          <w:i w:val="1"/>
+          <w:iCs w:val="1"/>
+          <w:rtl w:val="0"/>
         </w:rPr>
         <w:t xml:space="preserve">I run ODAXY Labs. We build mobile apps for agencies and MSPs behind the scenes, so your client only deals with you.</w:t>
       </w:r>
+      <w:r>
+        <w:rPr>
+          <w:rtl w:val="0"/>
+        </w:rPr>
+      </w:r>
     </w:p>
     <w:p>
       <w:pPr>
@@ -3190,14 +4187,21 @@
         </w:pBdr>
         <w:spacing w:after="240" w:before="240" w:lineRule="auto"/>
         <w:jc w:val="left"/>
-      </w:pPr>
-      <w:r>
-        <w:rPr>
-          <w:i w:val="1"/>
-          <w:iCs w:val="1"/>
+        <w:rPr/>
+      </w:pPr>
+      <w:r>
+        <w:rPr>
+          <w:i w:val="1"/>
+          <w:iCs w:val="1"/>
+          <w:rtl w:val="0"/>
         </w:rPr>
         <w:t xml:space="preserve">Worth a quick chat?</w:t>
       </w:r>
+      <w:r>
+        <w:rPr>
+          <w:rtl w:val="0"/>
+        </w:rPr>
+      </w:r>
     </w:p>
     <w:p>
       <w:pPr>
@@ -3207,14 +4211,21 @@
         </w:pBdr>
         <w:spacing w:after="240" w:before="240" w:lineRule="auto"/>
         <w:jc w:val="left"/>
-      </w:pPr>
-      <w:r>
-        <w:rPr>
-          <w:i w:val="1"/>
-          <w:iCs w:val="1"/>
+        <w:rPr/>
+      </w:pPr>
+      <w:r>
+        <w:rPr>
+          <w:i w:val="1"/>
+          <w:iCs w:val="1"/>
+          <w:rtl w:val="0"/>
         </w:rPr>
         <w:t xml:space="preserve">Best,</w:t>
       </w:r>
+      <w:r>
+        <w:rPr>
+          <w:rtl w:val="0"/>
+        </w:rPr>
+      </w:r>
     </w:p>
     <w:p>
       <w:pPr>
@@ -3224,16 +4235,32 @@
         </w:pBdr>
         <w:spacing w:after="240" w:before="240" w:lineRule="auto"/>
         <w:jc w:val="left"/>
-      </w:pPr>
-      <w:r>
-        <w:rPr>
-          <w:i w:val="1"/>
-          <w:iCs w:val="1"/>
+        <w:rPr/>
+      </w:pPr>
+      <w:r>
+        <w:rPr>
+          <w:i w:val="1"/>
+          <w:iCs w:val="1"/>
+          <w:rtl w:val="0"/>
         </w:rPr>
         <w:t xml:space="preserve">Igor</w:t>
       </w:r>
-    </w:p>
-    <w:p/>
+      <w:r>
+        <w:rPr>
+          <w:rtl w:val="0"/>
+        </w:rPr>
+      </w:r>
+    </w:p>
+    <w:p>
+      <w:pPr>
+        <w:rPr/>
+      </w:pPr>
+      <w:r>
+        <w:rPr>
+          <w:rtl w:val="0"/>
+        </w:rPr>
+      </w:r>
+    </w:p>
     <w:p>
       <w:pPr>
         <w:pBdr>
@@ -3242,13 +4269,15 @@
         </w:pBdr>
         <w:spacing w:after="240" w:before="240" w:lineRule="auto"/>
         <w:jc w:val="left"/>
-      </w:pPr>
-      <w:r>
-        <w:rPr>
-          <w:b w:val="1"/>
-          <w:bCs w:val="1"/>
-          <w:i w:val="1"/>
-          <w:iCs w:val="1"/>
+        <w:rPr/>
+      </w:pPr>
+      <w:r>
+        <w:rPr>
+          <w:b w:val="1"/>
+          <w:bCs w:val="1"/>
+          <w:i w:val="1"/>
+          <w:iCs w:val="1"/>
+          <w:rtl w:val="0"/>
         </w:rPr>
         <w:t xml:space="preserve">Email 2 — Day 5</w:t>
       </w:r>
@@ -3256,9 +4285,15 @@
         <w:rPr>
           <w:i w:val="1"/>
           <w:iCs w:val="1"/>
+          <w:rtl w:val="0"/>
         </w:rPr>
         <w:t xml:space="preserve"> Subject: one more thing / the part that matters</w:t>
       </w:r>
+      <w:r>
+        <w:rPr>
+          <w:rtl w:val="0"/>
+        </w:rPr>
+      </w:r>
     </w:p>
     <w:p>
       <w:pPr>
@@ -3268,11 +4303,13 @@
         </w:pBdr>
         <w:spacing w:after="240" w:before="240" w:lineRule="auto"/>
         <w:jc w:val="left"/>
-      </w:pPr>
-      <w:r>
-        <w:rPr>
-          <w:i w:val="1"/>
-          <w:iCs w:val="1"/>
+        <w:rPr/>
+      </w:pPr>
+      <w:r>
+        <w:rPr>
+          <w:i w:val="1"/>
+          <w:iCs w:val="1"/>
+          <w:rtl w:val="0"/>
         </w:rPr>
         <w:t xml:space="preserve">Hi </w:t>
       </w:r>
@@ -3282,7 +4319,8 @@
           <w:bCs w:val="1"/>
           <w:i w:val="1"/>
           <w:iCs w:val="1"/>
-          <w:color w:val="FF9900"/>
+          <w:color w:val="ff9900"/>
+          <w:rtl w:val="0"/>
         </w:rPr>
         <w:t xml:space="preserve">[First Name]</w:t>
       </w:r>
@@ -3290,9 +4328,15 @@
         <w:rPr>
           <w:i w:val="1"/>
           <w:iCs w:val="1"/>
+          <w:rtl w:val="0"/>
         </w:rPr>
         <w:t xml:space="preserve">,</w:t>
       </w:r>
+      <w:r>
+        <w:rPr>
+          <w:rtl w:val="0"/>
+        </w:rPr>
+      </w:r>
     </w:p>
     <w:p>
       <w:pPr>
@@ -3302,14 +4346,21 @@
         </w:pBdr>
         <w:spacing w:after="240" w:before="240" w:lineRule="auto"/>
         <w:jc w:val="left"/>
-      </w:pPr>
-      <w:r>
-        <w:rPr>
-          <w:i w:val="1"/>
-          <w:iCs w:val="1"/>
+        <w:rPr/>
+      </w:pPr>
+      <w:r>
+        <w:rPr>
+          <w:i w:val="1"/>
+          <w:iCs w:val="1"/>
+          <w:rtl w:val="0"/>
         </w:rPr>
         <w:t xml:space="preserve">Following up. For most agency owners, the biggest risk isn't the price. It's losing a retainer client because a partner missed a deadline.</w:t>
       </w:r>
+      <w:r>
+        <w:rPr>
+          <w:rtl w:val="0"/>
+        </w:rPr>
+      </w:r>
     </w:p>
     <w:p>
       <w:pPr>
@@ -3319,14 +4370,21 @@
         </w:pBdr>
         <w:spacing w:after="240" w:before="240" w:lineRule="auto"/>
         <w:jc w:val="left"/>
-      </w:pPr>
-      <w:r>
-        <w:rPr>
-          <w:i w:val="1"/>
-          <w:iCs w:val="1"/>
+        <w:rPr/>
+      </w:pPr>
+      <w:r>
+        <w:rPr>
+          <w:i w:val="1"/>
+          <w:iCs w:val="1"/>
+          <w:rtl w:val="0"/>
         </w:rPr>
         <w:t xml:space="preserve">With us, you talk to me directly, the scope is agreed in writing before we start, and the first version for a web agency in Pennsylvania was ready in about six weeks.</w:t>
       </w:r>
+      <w:r>
+        <w:rPr>
+          <w:rtl w:val="0"/>
+        </w:rPr>
+      </w:r>
     </w:p>
     <w:p>
       <w:pPr>
@@ -3336,14 +4394,21 @@
         </w:pBdr>
         <w:spacing w:after="240" w:before="240" w:lineRule="auto"/>
         <w:jc w:val="left"/>
-      </w:pPr>
-      <w:r>
-        <w:rPr>
-          <w:i w:val="1"/>
-          <w:iCs w:val="1"/>
+        <w:rPr/>
+      </w:pPr>
+      <w:r>
+        <w:rPr>
+          <w:i w:val="1"/>
+          <w:iCs w:val="1"/>
+          <w:rtl w:val="0"/>
         </w:rPr>
         <w:t xml:space="preserve">Want me to share how we set it up?</w:t>
       </w:r>
+      <w:r>
+        <w:rPr>
+          <w:rtl w:val="0"/>
+        </w:rPr>
+      </w:r>
     </w:p>
     <w:p>
       <w:pPr>
@@ -3353,14 +4418,21 @@
         </w:pBdr>
         <w:spacing w:after="240" w:before="240" w:lineRule="auto"/>
         <w:jc w:val="left"/>
-      </w:pPr>
-      <w:r>
-        <w:rPr>
-          <w:i w:val="1"/>
-          <w:iCs w:val="1"/>
+        <w:rPr/>
+      </w:pPr>
+      <w:r>
+        <w:rPr>
+          <w:i w:val="1"/>
+          <w:iCs w:val="1"/>
+          <w:rtl w:val="0"/>
         </w:rPr>
         <w:t xml:space="preserve">Best,</w:t>
       </w:r>
+      <w:r>
+        <w:rPr>
+          <w:rtl w:val="0"/>
+        </w:rPr>
+      </w:r>
     </w:p>
     <w:p>
       <w:pPr>
@@ -3370,16 +4442,32 @@
         </w:pBdr>
         <w:spacing w:after="240" w:before="240" w:lineRule="auto"/>
         <w:jc w:val="left"/>
-      </w:pPr>
-      <w:r>
-        <w:rPr>
-          <w:i w:val="1"/>
-          <w:iCs w:val="1"/>
+        <w:rPr/>
+      </w:pPr>
+      <w:r>
+        <w:rPr>
+          <w:i w:val="1"/>
+          <w:iCs w:val="1"/>
+          <w:rtl w:val="0"/>
         </w:rPr>
         <w:t xml:space="preserve">Igor</w:t>
       </w:r>
-    </w:p>
-    <w:p/>
+      <w:r>
+        <w:rPr>
+          <w:rtl w:val="0"/>
+        </w:rPr>
+      </w:r>
+    </w:p>
+    <w:p>
+      <w:pPr>
+        <w:rPr/>
+      </w:pPr>
+      <w:r>
+        <w:rPr>
+          <w:rtl w:val="0"/>
+        </w:rPr>
+      </w:r>
+    </w:p>
     <w:p>
       <w:pPr>
         <w:pBdr>
@@ -3388,13 +4476,15 @@
         </w:pBdr>
         <w:spacing w:after="240" w:before="240" w:lineRule="auto"/>
         <w:jc w:val="left"/>
-      </w:pPr>
-      <w:r>
-        <w:rPr>
-          <w:b w:val="1"/>
-          <w:bCs w:val="1"/>
-          <w:i w:val="1"/>
-          <w:iCs w:val="1"/>
+        <w:rPr/>
+      </w:pPr>
+      <w:r>
+        <w:rPr>
+          <w:b w:val="1"/>
+          <w:bCs w:val="1"/>
+          <w:i w:val="1"/>
+          <w:iCs w:val="1"/>
+          <w:rtl w:val="0"/>
         </w:rPr>
         <w:t xml:space="preserve">Email 3 — Day 10</w:t>
       </w:r>
@@ -3402,9 +4492,15 @@
         <w:rPr>
           <w:i w:val="1"/>
           <w:iCs w:val="1"/>
+          <w:rtl w:val="0"/>
         </w:rPr>
         <w:t xml:space="preserve"> Subject: last one from me / inherited a client app?</w:t>
       </w:r>
+      <w:r>
+        <w:rPr>
+          <w:rtl w:val="0"/>
+        </w:rPr>
+      </w:r>
     </w:p>
     <w:p>
       <w:pPr>
@@ -3414,11 +4510,13 @@
         </w:pBdr>
         <w:spacing w:after="240" w:before="240" w:lineRule="auto"/>
         <w:jc w:val="left"/>
-      </w:pPr>
-      <w:r>
-        <w:rPr>
-          <w:i w:val="1"/>
-          <w:iCs w:val="1"/>
+        <w:rPr/>
+      </w:pPr>
+      <w:r>
+        <w:rPr>
+          <w:i w:val="1"/>
+          <w:iCs w:val="1"/>
+          <w:rtl w:val="0"/>
         </w:rPr>
         <w:t xml:space="preserve">Hi </w:t>
       </w:r>
@@ -3428,7 +4526,8 @@
           <w:bCs w:val="1"/>
           <w:i w:val="1"/>
           <w:iCs w:val="1"/>
-          <w:color w:val="FF9900"/>
+          <w:color w:val="ff9900"/>
+          <w:rtl w:val="0"/>
         </w:rPr>
         <w:t xml:space="preserve">[First Name]</w:t>
       </w:r>
@@ -3436,9 +4535,15 @@
         <w:rPr>
           <w:i w:val="1"/>
           <w:iCs w:val="1"/>
+          <w:rtl w:val="0"/>
         </w:rPr>
         <w:t xml:space="preserve">,</w:t>
       </w:r>
+      <w:r>
+        <w:rPr>
+          <w:rtl w:val="0"/>
+        </w:rPr>
+      </w:r>
     </w:p>
     <w:p>
       <w:pPr>
@@ -3448,14 +4553,21 @@
         </w:pBdr>
         <w:spacing w:after="240" w:before="240" w:lineRule="auto"/>
         <w:jc w:val="left"/>
-      </w:pPr>
-      <w:r>
-        <w:rPr>
-          <w:i w:val="1"/>
-          <w:iCs w:val="1"/>
+        <w:rPr/>
+      </w:pPr>
+      <w:r>
+        <w:rPr>
+          <w:i w:val="1"/>
+          <w:iCs w:val="1"/>
+          <w:rtl w:val="0"/>
         </w:rPr>
         <w:t xml:space="preserve">Last note from me.</w:t>
       </w:r>
+      <w:r>
+        <w:rPr>
+          <w:rtl w:val="0"/>
+        </w:rPr>
+      </w:r>
     </w:p>
     <w:p>
       <w:pPr>
@@ -3465,14 +4577,21 @@
         </w:pBdr>
         <w:spacing w:after="240" w:before="240" w:lineRule="auto"/>
         <w:jc w:val="left"/>
-      </w:pPr>
-      <w:r>
-        <w:rPr>
-          <w:i w:val="1"/>
-          <w:iCs w:val="1"/>
+        <w:rPr/>
+      </w:pPr>
+      <w:r>
+        <w:rPr>
+          <w:i w:val="1"/>
+          <w:iCs w:val="1"/>
+          <w:rtl w:val="0"/>
         </w:rPr>
         <w:t xml:space="preserve">If you have a client app someone else built and you're not sure what's inside, I can do a free limited code review. A short written note on what's there, what's risky, and what it would take to keep it running.</w:t>
       </w:r>
+      <w:r>
+        <w:rPr>
+          <w:rtl w:val="0"/>
+        </w:rPr>
+      </w:r>
     </w:p>
     <w:p>
       <w:pPr>
@@ -3482,14 +4601,21 @@
         </w:pBdr>
         <w:spacing w:after="240" w:before="240" w:lineRule="auto"/>
         <w:jc w:val="left"/>
-      </w:pPr>
-      <w:r>
-        <w:rPr>
-          <w:i w:val="1"/>
-          <w:iCs w:val="1"/>
+        <w:rPr/>
+      </w:pPr>
+      <w:r>
+        <w:rPr>
+          <w:i w:val="1"/>
+          <w:iCs w:val="1"/>
+          <w:rtl w:val="0"/>
         </w:rPr>
         <w:t xml:space="preserve">You keep the note either way. Want me to look at one?</w:t>
       </w:r>
+      <w:r>
+        <w:rPr>
+          <w:rtl w:val="0"/>
+        </w:rPr>
+      </w:r>
     </w:p>
     <w:p>
       <w:pPr>
@@ -3499,14 +4625,21 @@
         </w:pBdr>
         <w:spacing w:after="240" w:before="240" w:lineRule="auto"/>
         <w:jc w:val="left"/>
-      </w:pPr>
-      <w:r>
-        <w:rPr>
-          <w:i w:val="1"/>
-          <w:iCs w:val="1"/>
+        <w:rPr/>
+      </w:pPr>
+      <w:r>
+        <w:rPr>
+          <w:i w:val="1"/>
+          <w:iCs w:val="1"/>
+          <w:rtl w:val="0"/>
         </w:rPr>
         <w:t xml:space="preserve">Best,</w:t>
       </w:r>
+      <w:r>
+        <w:rPr>
+          <w:rtl w:val="0"/>
+        </w:rPr>
+      </w:r>
     </w:p>
     <w:p>
       <w:pPr>
@@ -3516,22 +4649,41 @@
         </w:pBdr>
         <w:spacing w:after="240" w:before="240" w:lineRule="auto"/>
         <w:jc w:val="left"/>
-      </w:pPr>
-      <w:r>
-        <w:rPr>
-          <w:i w:val="1"/>
-          <w:iCs w:val="1"/>
+        <w:rPr/>
+      </w:pPr>
+      <w:r>
+        <w:rPr>
+          <w:i w:val="1"/>
+          <w:iCs w:val="1"/>
+          <w:rtl w:val="0"/>
         </w:rPr>
         <w:t xml:space="preserve">Igor</w:t>
       </w:r>
-    </w:p>
-    <w:p/>
+      <w:r>
+        <w:rPr>
+          <w:rtl w:val="0"/>
+        </w:rPr>
+      </w:r>
+    </w:p>
+    <w:p>
+      <w:pPr>
+        <w:rPr/>
+      </w:pPr>
+      <w:r>
+        <w:rPr>
+          <w:rtl w:val="0"/>
+        </w:rPr>
+      </w:r>
+    </w:p>
     <w:p>
       <w:pPr>
         <w:pStyle w:val="Heading3"/>
-      </w:pPr>
-      <w:r>
-        <w:rPr/>
+        <w:rPr/>
+      </w:pPr>
+      <w:r>
+        <w:rPr>
+          <w:rtl w:val="0"/>
+        </w:rPr>
         <w:t xml:space="preserve">ICP 3 — Learning, Content and Community App Publishers</w:t>
       </w:r>
     </w:p>
@@ -3543,13 +4695,15 @@
         </w:pBdr>
         <w:spacing w:after="240" w:before="240" w:lineRule="auto"/>
         <w:jc w:val="left"/>
-      </w:pPr>
-      <w:r>
-        <w:rPr>
-          <w:b w:val="1"/>
-          <w:bCs w:val="1"/>
-          <w:i w:val="1"/>
-          <w:iCs w:val="1"/>
+        <w:rPr/>
+      </w:pPr>
+      <w:r>
+        <w:rPr>
+          <w:b w:val="1"/>
+          <w:bCs w:val="1"/>
+          <w:i w:val="1"/>
+          <w:iCs w:val="1"/>
+          <w:rtl w:val="0"/>
         </w:rPr>
         <w:t xml:space="preserve">Email 1 — Day 1</w:t>
       </w:r>
@@ -3557,9 +4711,15 @@
         <w:rPr>
           <w:i w:val="1"/>
           <w:iCs w:val="1"/>
+          <w:rtl w:val="0"/>
         </w:rPr>
         <w:t xml:space="preserve"> Subject: a churn question / quick question about {app name}</w:t>
       </w:r>
+      <w:r>
+        <w:rPr>
+          <w:rtl w:val="0"/>
+        </w:rPr>
+      </w:r>
     </w:p>
     <w:p>
       <w:pPr>
@@ -3569,11 +4729,13 @@
         </w:pBdr>
         <w:spacing w:after="240" w:before="240" w:lineRule="auto"/>
         <w:jc w:val="left"/>
-      </w:pPr>
-      <w:r>
-        <w:rPr>
-          <w:i w:val="1"/>
-          <w:iCs w:val="1"/>
+        <w:rPr/>
+      </w:pPr>
+      <w:r>
+        <w:rPr>
+          <w:i w:val="1"/>
+          <w:iCs w:val="1"/>
+          <w:rtl w:val="0"/>
         </w:rPr>
         <w:t xml:space="preserve">Hi </w:t>
       </w:r>
@@ -3583,7 +4745,8 @@
           <w:bCs w:val="1"/>
           <w:i w:val="1"/>
           <w:iCs w:val="1"/>
-          <w:color w:val="FF9900"/>
+          <w:color w:val="ff9900"/>
+          <w:rtl w:val="0"/>
         </w:rPr>
         <w:t xml:space="preserve">[First Name]</w:t>
       </w:r>
@@ -3591,9 +4754,15 @@
         <w:rPr>
           <w:i w:val="1"/>
           <w:iCs w:val="1"/>
+          <w:rtl w:val="0"/>
         </w:rPr>
         <w:t xml:space="preserve">,</w:t>
       </w:r>
+      <w:r>
+        <w:rPr>
+          <w:rtl w:val="0"/>
+        </w:rPr>
+      </w:r>
     </w:p>
     <w:p>
       <w:pPr>
@@ -3603,14 +4772,21 @@
         </w:pBdr>
         <w:spacing w:after="240" w:before="240" w:lineRule="auto"/>
         <w:jc w:val="left"/>
-      </w:pPr>
-      <w:r>
-        <w:rPr>
-          <w:i w:val="1"/>
-          <w:iCs w:val="1"/>
+        <w:rPr/>
+      </w:pPr>
+      <w:r>
+        <w:rPr>
+          <w:i w:val="1"/>
+          <w:iCs w:val="1"/>
+          <w:rtl w:val="0"/>
         </w:rPr>
         <w:t xml:space="preserve">Tried reaching out on LinkedIn, but figured email might work better.</w:t>
       </w:r>
+      <w:r>
+        <w:rPr>
+          <w:rtl w:val="0"/>
+        </w:rPr>
+      </w:r>
     </w:p>
     <w:p>
       <w:pPr>
@@ -3620,14 +4796,21 @@
         </w:pBdr>
         <w:spacing w:after="240" w:before="240" w:lineRule="auto"/>
         <w:jc w:val="left"/>
-      </w:pPr>
-      <w:r>
-        <w:rPr>
-          <w:i w:val="1"/>
-          <w:iCs w:val="1"/>
+        <w:rPr/>
+      </w:pPr>
+      <w:r>
+        <w:rPr>
+          <w:i w:val="1"/>
+          <w:iCs w:val="1"/>
+          <w:rtl w:val="0"/>
         </w:rPr>
         <w:t xml:space="preserve">Most teams treat cancellations as a content problem. But on the App Store, around 14% of subscription cancellations are payments that failed. The user never chose to leave.</w:t>
       </w:r>
+      <w:r>
+        <w:rPr>
+          <w:rtl w:val="0"/>
+        </w:rPr>
+      </w:r>
     </w:p>
     <w:p>
       <w:pPr>
@@ -3637,14 +4820,21 @@
         </w:pBdr>
         <w:spacing w:after="240" w:before="240" w:lineRule="auto"/>
         <w:jc w:val="left"/>
-      </w:pPr>
-      <w:r>
-        <w:rPr>
-          <w:i w:val="1"/>
-          <w:iCs w:val="1"/>
+        <w:rPr/>
+      </w:pPr>
+      <w:r>
+        <w:rPr>
+          <w:i w:val="1"/>
+          <w:iCs w:val="1"/>
+          <w:rtl w:val="0"/>
         </w:rPr>
         <w:t xml:space="preserve">Do you know how many of yours fall into that bucket?</w:t>
       </w:r>
+      <w:r>
+        <w:rPr>
+          <w:rtl w:val="0"/>
+        </w:rPr>
+      </w:r>
     </w:p>
     <w:p>
       <w:pPr>
@@ -3654,14 +4844,21 @@
         </w:pBdr>
         <w:spacing w:after="240" w:before="240" w:lineRule="auto"/>
         <w:jc w:val="left"/>
-      </w:pPr>
-      <w:r>
-        <w:rPr>
-          <w:i w:val="1"/>
-          <w:iCs w:val="1"/>
+        <w:rPr/>
+      </w:pPr>
+      <w:r>
+        <w:rPr>
+          <w:i w:val="1"/>
+          <w:iCs w:val="1"/>
+          <w:rtl w:val="0"/>
         </w:rPr>
         <w:t xml:space="preserve">Best,</w:t>
       </w:r>
+      <w:r>
+        <w:rPr>
+          <w:rtl w:val="0"/>
+        </w:rPr>
+      </w:r>
     </w:p>
     <w:p>
       <w:pPr>
@@ -3671,16 +4868,32 @@
         </w:pBdr>
         <w:spacing w:after="240" w:before="240" w:lineRule="auto"/>
         <w:jc w:val="left"/>
-      </w:pPr>
-      <w:r>
-        <w:rPr>
-          <w:i w:val="1"/>
-          <w:iCs w:val="1"/>
+        <w:rPr/>
+      </w:pPr>
+      <w:r>
+        <w:rPr>
+          <w:i w:val="1"/>
+          <w:iCs w:val="1"/>
+          <w:rtl w:val="0"/>
         </w:rPr>
         <w:t xml:space="preserve">Igor</w:t>
       </w:r>
-    </w:p>
-    <w:p/>
+      <w:r>
+        <w:rPr>
+          <w:rtl w:val="0"/>
+        </w:rPr>
+      </w:r>
+    </w:p>
+    <w:p>
+      <w:pPr>
+        <w:rPr/>
+      </w:pPr>
+      <w:r>
+        <w:rPr>
+          <w:rtl w:val="0"/>
+        </w:rPr>
+      </w:r>
+    </w:p>
     <w:p>
       <w:pPr>
         <w:pBdr>
@@ -3689,13 +4902,15 @@
         </w:pBdr>
         <w:spacing w:after="240" w:before="240" w:lineRule="auto"/>
         <w:jc w:val="left"/>
-      </w:pPr>
-      <w:r>
-        <w:rPr>
-          <w:b w:val="1"/>
-          <w:bCs w:val="1"/>
-          <w:i w:val="1"/>
-          <w:iCs w:val="1"/>
+        <w:rPr/>
+      </w:pPr>
+      <w:r>
+        <w:rPr>
+          <w:b w:val="1"/>
+          <w:bCs w:val="1"/>
+          <w:i w:val="1"/>
+          <w:iCs w:val="1"/>
+          <w:rtl w:val="0"/>
         </w:rPr>
         <w:t xml:space="preserve">Email 2 — Day 5</w:t>
       </w:r>
@@ -3703,9 +4918,15 @@
         <w:rPr>
           <w:i w:val="1"/>
           <w:iCs w:val="1"/>
+          <w:rtl w:val="0"/>
         </w:rPr>
         <w:t xml:space="preserve"> Subject: one more thing / the first month</w:t>
       </w:r>
+      <w:r>
+        <w:rPr>
+          <w:rtl w:val="0"/>
+        </w:rPr>
+      </w:r>
     </w:p>
     <w:p>
       <w:pPr>
@@ -3715,11 +4936,13 @@
         </w:pBdr>
         <w:spacing w:after="240" w:before="240" w:lineRule="auto"/>
         <w:jc w:val="left"/>
-      </w:pPr>
-      <w:r>
-        <w:rPr>
-          <w:i w:val="1"/>
-          <w:iCs w:val="1"/>
+        <w:rPr/>
+      </w:pPr>
+      <w:r>
+        <w:rPr>
+          <w:i w:val="1"/>
+          <w:iCs w:val="1"/>
+          <w:rtl w:val="0"/>
         </w:rPr>
         <w:t xml:space="preserve">Hi </w:t>
       </w:r>
@@ -3729,7 +4952,8 @@
           <w:bCs w:val="1"/>
           <w:i w:val="1"/>
           <w:iCs w:val="1"/>
-          <w:color w:val="FF9900"/>
+          <w:color w:val="ff9900"/>
+          <w:rtl w:val="0"/>
         </w:rPr>
         <w:t xml:space="preserve">[First Name]</w:t>
       </w:r>
@@ -3737,9 +4961,15 @@
         <w:rPr>
           <w:i w:val="1"/>
           <w:iCs w:val="1"/>
+          <w:rtl w:val="0"/>
         </w:rPr>
         <w:t xml:space="preserve">,</w:t>
       </w:r>
+      <w:r>
+        <w:rPr>
+          <w:rtl w:val="0"/>
+        </w:rPr>
+      </w:r>
     </w:p>
     <w:p>
       <w:pPr>
@@ -3749,14 +4979,21 @@
         </w:pBdr>
         <w:spacing w:after="240" w:before="240" w:lineRule="auto"/>
         <w:jc w:val="left"/>
-      </w:pPr>
-      <w:r>
-        <w:rPr>
-          <w:i w:val="1"/>
-          <w:iCs w:val="1"/>
+        <w:rPr/>
+      </w:pPr>
+      <w:r>
+        <w:rPr>
+          <w:i w:val="1"/>
+          <w:iCs w:val="1"/>
+          <w:rtl w:val="0"/>
         </w:rPr>
         <w:t xml:space="preserve">Following up. About a third of annual-plan cancellations happen in the first month, and a lot of that comes from the app: slow onboarding, crashes, or login issues. Better content doesn't fix any of it.</w:t>
       </w:r>
+      <w:r>
+        <w:rPr>
+          <w:rtl w:val="0"/>
+        </w:rPr>
+      </w:r>
     </w:p>
     <w:p>
       <w:pPr>
@@ -3766,14 +5003,21 @@
         </w:pBdr>
         <w:spacing w:after="240" w:before="240" w:lineRule="auto"/>
         <w:jc w:val="left"/>
-      </w:pPr>
-      <w:r>
-        <w:rPr>
-          <w:i w:val="1"/>
-          <w:iCs w:val="1"/>
+        <w:rPr/>
+      </w:pPr>
+      <w:r>
+        <w:rPr>
+          <w:i w:val="1"/>
+          <w:iCs w:val="1"/>
+          <w:rtl w:val="0"/>
         </w:rPr>
         <w:t xml:space="preserve">I run ODAXY Labs. We built an English-learning app for iOS and Android, and a community app for high school students in New Jersey.</w:t>
       </w:r>
+      <w:r>
+        <w:rPr>
+          <w:rtl w:val="0"/>
+        </w:rPr>
+      </w:r>
     </w:p>
     <w:p>
       <w:pPr>
@@ -3783,14 +5027,21 @@
         </w:pBdr>
         <w:spacing w:after="240" w:before="240" w:lineRule="auto"/>
         <w:jc w:val="left"/>
-      </w:pPr>
-      <w:r>
-        <w:rPr>
-          <w:i w:val="1"/>
-          <w:iCs w:val="1"/>
+        <w:rPr/>
+      </w:pPr>
+      <w:r>
+        <w:rPr>
+          <w:i w:val="1"/>
+          <w:iCs w:val="1"/>
+          <w:rtl w:val="0"/>
         </w:rPr>
         <w:t xml:space="preserve">Would a couple of examples help?</w:t>
       </w:r>
+      <w:r>
+        <w:rPr>
+          <w:rtl w:val="0"/>
+        </w:rPr>
+      </w:r>
     </w:p>
     <w:p>
       <w:pPr>
@@ -3800,14 +5051,21 @@
         </w:pBdr>
         <w:spacing w:after="240" w:before="240" w:lineRule="auto"/>
         <w:jc w:val="left"/>
-      </w:pPr>
-      <w:r>
-        <w:rPr>
-          <w:i w:val="1"/>
-          <w:iCs w:val="1"/>
+        <w:rPr/>
+      </w:pPr>
+      <w:r>
+        <w:rPr>
+          <w:i w:val="1"/>
+          <w:iCs w:val="1"/>
+          <w:rtl w:val="0"/>
         </w:rPr>
         <w:t xml:space="preserve">Best,</w:t>
       </w:r>
+      <w:r>
+        <w:rPr>
+          <w:rtl w:val="0"/>
+        </w:rPr>
+      </w:r>
     </w:p>
     <w:p>
       <w:pPr>
@@ -3817,16 +5075,32 @@
         </w:pBdr>
         <w:spacing w:after="240" w:before="240" w:lineRule="auto"/>
         <w:jc w:val="left"/>
-      </w:pPr>
-      <w:r>
-        <w:rPr>
-          <w:i w:val="1"/>
-          <w:iCs w:val="1"/>
+        <w:rPr/>
+      </w:pPr>
+      <w:r>
+        <w:rPr>
+          <w:i w:val="1"/>
+          <w:iCs w:val="1"/>
+          <w:rtl w:val="0"/>
         </w:rPr>
         <w:t xml:space="preserve">Igor</w:t>
       </w:r>
-    </w:p>
-    <w:p/>
+      <w:r>
+        <w:rPr>
+          <w:rtl w:val="0"/>
+        </w:rPr>
+      </w:r>
+    </w:p>
+    <w:p>
+      <w:pPr>
+        <w:rPr/>
+      </w:pPr>
+      <w:r>
+        <w:rPr>
+          <w:rtl w:val="0"/>
+        </w:rPr>
+      </w:r>
+    </w:p>
     <w:p>
       <w:pPr>
         <w:pBdr>
@@ -3835,13 +5109,15 @@
         </w:pBdr>
         <w:spacing w:after="240" w:before="240" w:lineRule="auto"/>
         <w:jc w:val="left"/>
-      </w:pPr>
-      <w:r>
-        <w:rPr>
-          <w:b w:val="1"/>
-          <w:bCs w:val="1"/>
-          <w:i w:val="1"/>
-          <w:iCs w:val="1"/>
+        <w:rPr/>
+      </w:pPr>
+      <w:r>
+        <w:rPr>
+          <w:b w:val="1"/>
+          <w:bCs w:val="1"/>
+          <w:i w:val="1"/>
+          <w:iCs w:val="1"/>
+          <w:rtl w:val="0"/>
         </w:rPr>
         <w:t xml:space="preserve">Email 3 — Day 10</w:t>
       </w:r>
@@ -3849,9 +5125,15 @@
         <w:rPr>
           <w:i w:val="1"/>
           <w:iCs w:val="1"/>
+          <w:rtl w:val="0"/>
         </w:rPr>
         <w:t xml:space="preserve"> Subject: last one from me / free audit for {app name}</w:t>
       </w:r>
+      <w:r>
+        <w:rPr>
+          <w:rtl w:val="0"/>
+        </w:rPr>
+      </w:r>
     </w:p>
     <w:p>
       <w:pPr>
@@ -3861,11 +5143,13 @@
         </w:pBdr>
         <w:spacing w:after="240" w:before="240" w:lineRule="auto"/>
         <w:jc w:val="left"/>
-      </w:pPr>
-      <w:r>
-        <w:rPr>
-          <w:i w:val="1"/>
-          <w:iCs w:val="1"/>
+        <w:rPr/>
+      </w:pPr>
+      <w:r>
+        <w:rPr>
+          <w:i w:val="1"/>
+          <w:iCs w:val="1"/>
+          <w:rtl w:val="0"/>
         </w:rPr>
         <w:t xml:space="preserve">Hi </w:t>
       </w:r>
@@ -3875,7 +5159,8 @@
           <w:bCs w:val="1"/>
           <w:i w:val="1"/>
           <w:iCs w:val="1"/>
-          <w:color w:val="FF9900"/>
+          <w:color w:val="ff9900"/>
+          <w:rtl w:val="0"/>
         </w:rPr>
         <w:t xml:space="preserve">[First Name]</w:t>
       </w:r>
@@ -3883,9 +5168,15 @@
         <w:rPr>
           <w:i w:val="1"/>
           <w:iCs w:val="1"/>
+          <w:rtl w:val="0"/>
         </w:rPr>
         <w:t xml:space="preserve">,</w:t>
       </w:r>
+      <w:r>
+        <w:rPr>
+          <w:rtl w:val="0"/>
+        </w:rPr>
+      </w:r>
     </w:p>
     <w:p>
       <w:pPr>
@@ -3895,14 +5186,21 @@
         </w:pBdr>
         <w:spacing w:after="240" w:before="240" w:lineRule="auto"/>
         <w:jc w:val="left"/>
-      </w:pPr>
-      <w:r>
-        <w:rPr>
-          <w:i w:val="1"/>
-          <w:iCs w:val="1"/>
+        <w:rPr/>
+      </w:pPr>
+      <w:r>
+        <w:rPr>
+          <w:i w:val="1"/>
+          <w:iCs w:val="1"/>
+          <w:rtl w:val="0"/>
         </w:rPr>
         <w:t xml:space="preserve">Last note from me.</w:t>
       </w:r>
+      <w:r>
+        <w:rPr>
+          <w:rtl w:val="0"/>
+        </w:rPr>
+      </w:r>
     </w:p>
     <w:p>
       <w:pPr>
@@ -3912,11 +5210,13 @@
         </w:pBdr>
         <w:spacing w:after="240" w:before="240" w:lineRule="auto"/>
         <w:jc w:val="left"/>
-      </w:pPr>
-      <w:r>
-        <w:rPr>
-          <w:i w:val="1"/>
-          <w:iCs w:val="1"/>
+        <w:rPr/>
+      </w:pPr>
+      <w:r>
+        <w:rPr>
+          <w:i w:val="1"/>
+          <w:iCs w:val="1"/>
+          <w:rtl w:val="0"/>
         </w:rPr>
         <w:t xml:space="preserve">I can do a free limited technical audit of </w:t>
       </w:r>
@@ -3926,7 +5226,8 @@
           <w:bCs w:val="1"/>
           <w:i w:val="1"/>
           <w:iCs w:val="1"/>
-          <w:color w:val="FF9900"/>
+          <w:color w:val="ff9900"/>
+          <w:rtl w:val="0"/>
         </w:rPr>
         <w:t xml:space="preserve">{app name}</w:t>
       </w:r>
@@ -3934,9 +5235,15 @@
         <w:rPr>
           <w:i w:val="1"/>
           <w:iCs w:val="1"/>
+          <w:rtl w:val="0"/>
         </w:rPr>
         <w:t xml:space="preserve"> and send you a short written note covering the payment flow, crashes and speed, and the new Apple and Google rules.</w:t>
       </w:r>
+      <w:r>
+        <w:rPr>
+          <w:rtl w:val="0"/>
+        </w:rPr>
+      </w:r>
     </w:p>
     <w:p>
       <w:pPr>
@@ -3946,14 +5253,21 @@
         </w:pBdr>
         <w:spacing w:after="240" w:before="240" w:lineRule="auto"/>
         <w:jc w:val="left"/>
-      </w:pPr>
-      <w:r>
-        <w:rPr>
-          <w:i w:val="1"/>
-          <w:iCs w:val="1"/>
+        <w:rPr/>
+      </w:pPr>
+      <w:r>
+        <w:rPr>
+          <w:i w:val="1"/>
+          <w:iCs w:val="1"/>
+          <w:rtl w:val="0"/>
         </w:rPr>
         <w:t xml:space="preserve">No strings attached. Want me to send it over?</w:t>
       </w:r>
+      <w:r>
+        <w:rPr>
+          <w:rtl w:val="0"/>
+        </w:rPr>
+      </w:r>
     </w:p>
     <w:p>
       <w:pPr>
@@ -3963,14 +5277,21 @@
         </w:pBdr>
         <w:spacing w:after="240" w:before="240" w:lineRule="auto"/>
         <w:jc w:val="left"/>
-      </w:pPr>
-      <w:r>
-        <w:rPr>
-          <w:i w:val="1"/>
-          <w:iCs w:val="1"/>
+        <w:rPr/>
+      </w:pPr>
+      <w:r>
+        <w:rPr>
+          <w:i w:val="1"/>
+          <w:iCs w:val="1"/>
+          <w:rtl w:val="0"/>
         </w:rPr>
         <w:t xml:space="preserve">Best,</w:t>
       </w:r>
+      <w:r>
+        <w:rPr>
+          <w:rtl w:val="0"/>
+        </w:rPr>
+      </w:r>
     </w:p>
     <w:p>
       <w:pPr>
@@ -3980,22 +5301,41 @@
         </w:pBdr>
         <w:spacing w:after="240" w:before="240" w:lineRule="auto"/>
         <w:jc w:val="left"/>
-      </w:pPr>
-      <w:r>
-        <w:rPr>
-          <w:i w:val="1"/>
-          <w:iCs w:val="1"/>
+        <w:rPr/>
+      </w:pPr>
+      <w:r>
+        <w:rPr>
+          <w:i w:val="1"/>
+          <w:iCs w:val="1"/>
+          <w:rtl w:val="0"/>
         </w:rPr>
         <w:t xml:space="preserve">Igor</w:t>
       </w:r>
-    </w:p>
-    <w:p/>
+      <w:r>
+        <w:rPr>
+          <w:rtl w:val="0"/>
+        </w:rPr>
+      </w:r>
+    </w:p>
+    <w:p>
+      <w:pPr>
+        <w:rPr/>
+      </w:pPr>
+      <w:r>
+        <w:rPr>
+          <w:rtl w:val="0"/>
+        </w:rPr>
+      </w:r>
+    </w:p>
     <w:p>
       <w:pPr>
         <w:pStyle w:val="Heading2"/>
-      </w:pPr>
-      <w:r>
-        <w:rPr/>
+        <w:rPr/>
+      </w:pPr>
+      <w:r>
+        <w:rPr>
+          <w:rtl w:val="0"/>
+        </w:rPr>
         <w:t xml:space="preserve">Notes</w:t>
       </w:r>
     </w:p>
@@ -4007,16 +5347,20 @@
         </w:numPr>
         <w:spacing w:after="0" w:before="120" w:lineRule="auto"/>
         <w:ind w:left="720" w:hanging="360"/>
-      </w:pPr>
-      <w:r>
-        <w:rPr>
-          <w:b w:val="1"/>
-          <w:bCs w:val="1"/>
+        <w:rPr/>
+      </w:pPr>
+      <w:r>
+        <w:rPr>
+          <w:b w:val="1"/>
+          <w:bCs w:val="1"/>
+          <w:rtl w:val="0"/>
         </w:rPr>
         <w:t xml:space="preserve">No client names.</w:t>
       </w:r>
       <w:r>
-        <w:rPr/>
+        <w:rPr>
+          <w:rtl w:val="0"/>
+        </w:rPr>
         <w:t xml:space="preserve"> "A GPS audio-tour company in Los Angeles" and "a web agency in Pennsylvania" carry the proof without naming anyone.</w:t>
       </w:r>
     </w:p>
@@ -4028,16 +5372,20 @@
         </w:numPr>
         <w:spacing w:after="0" w:before="120" w:lineRule="auto"/>
         <w:ind w:left="720" w:hanging="360"/>
-      </w:pPr>
-      <w:r>
-        <w:rPr>
-          <w:b w:val="1"/>
-          <w:bCs w:val="1"/>
+        <w:rPr/>
+      </w:pPr>
+      <w:r>
+        <w:rPr>
+          <w:b w:val="1"/>
+          <w:bCs w:val="1"/>
+          <w:rtl w:val="0"/>
         </w:rPr>
         <w:t xml:space="preserve">Everything stated is true.</w:t>
       </w:r>
       <w:r>
-        <w:rPr/>
+        <w:rPr>
+          <w:rtl w:val="0"/>
+        </w:rPr>
         <w:t xml:space="preserve"> The rebuild, the six-week first version, the learning and community apps, and the Apple and Google rules all come from the ICP research. As the client requested, we use the App Store figure (14%) for failed payments, not Google Play.</w:t>
       </w:r>
     </w:p>
@@ -4049,16 +5397,20 @@
         </w:numPr>
         <w:spacing w:after="0" w:before="120" w:lineRule="auto"/>
         <w:ind w:left="720" w:hanging="360"/>
-      </w:pPr>
-      <w:r>
-        <w:rPr>
-          <w:b w:val="1"/>
-          <w:bCs w:val="1"/>
+        <w:rPr/>
+      </w:pPr>
+      <w:r>
+        <w:rPr>
+          <w:b w:val="1"/>
+          <w:bCs w:val="1"/>
+          <w:rtl w:val="0"/>
         </w:rPr>
         <w:t xml:space="preserve">The free value has to be real.</w:t>
       </w:r>
       <w:r>
-        <w:rPr/>
+        <w:rPr>
+          <w:rtl w:val="0"/>
+        </w:rPr>
         <w:t xml:space="preserve"> Every audit or code review we offer is a short written note with something concrete in it. A generic note does more harm than good.</w:t>
       </w:r>
     </w:p>
@@ -4070,24 +5422,28 @@
         </w:numPr>
         <w:spacing w:after="0" w:before="120" w:lineRule="auto"/>
         <w:ind w:left="720" w:hanging="360"/>
-      </w:pPr>
-      <w:r>
-        <w:rPr>
-          <w:b w:val="1"/>
-          <w:bCs w:val="1"/>
+        <w:rPr/>
+      </w:pPr>
+      <w:r>
+        <w:rPr>
+          <w:b w:val="1"/>
+          <w:bCs w:val="1"/>
+          <w:rtl w:val="0"/>
         </w:rPr>
         <w:t xml:space="preserve">Direct versions need data.</w:t>
       </w:r>
       <w:r>
-        <w:rPr/>
+        <w:rPr>
+          <w:rtl w:val="0"/>
+        </w:rPr>
         <w:t xml:space="preserve"> Use them only when we've checked the prospect's app on the store (last update 18+ months ago, rating below 3.5, or reviews mentioning crashes). Otherwise, use the main version.</w:t>
       </w:r>
     </w:p>
     <w:sectPr>
-      <w:headerReference r:id="rId6" w:type="default"/>
-      <w:footerReference r:id="rId7" w:type="default"/>
+      <w:headerReference r:id="rId7" w:type="default"/>
+      <w:footerReference r:id="rId8" w:type="default"/>
       <w:pgSz w:h="16839" w:w="11907" w:orient="portrait"/>
-      <w:pgMar w:bottom="720" w:top="2174" w:left="1008" w:right="1008" w:header="720" w:footer="475" w:gutter="0"/>
+      <w:pgMar w:bottom="720" w:top="2174" w:left="1008" w:right="1008" w:header="720" w:footer="475"/>
       <w:pgNumType w:start="1"/>
     </w:sectPr>
   </w:body>
@@ -4133,15 +5489,15 @@
             <wp:anchor allowOverlap="1" behindDoc="0" distB="0" distT="0" distL="114300" distR="114300" hidden="0" layoutInCell="1" locked="0" relativeHeight="0" simplePos="0">
               <wp:simplePos x="0" y="0"/>
               <wp:positionH relativeFrom="column">
-                <wp:posOffset>3581400</wp:posOffset>
+                <wp:posOffset>3575050</wp:posOffset>
               </wp:positionH>
               <wp:positionV relativeFrom="paragraph">
-                <wp:posOffset>-12699</wp:posOffset>
+                <wp:posOffset>-19048</wp:posOffset>
               </wp:positionV>
-              <wp:extent cx="3525520" cy="50800"/>
+              <wp:extent cx="3538220" cy="63500"/>
               <wp:effectExtent b="0" l="0" r="0" t="0"/>
               <wp:wrapNone/>
-              <wp:docPr id="1" name=""/>
+              <wp:docPr id="4" name=""/>
               <a:graphic>
                 <a:graphicData uri="http://schemas.microsoft.com/office/word/2010/wordprocessingShape">
                   <wps:wsp>
@@ -4179,15 +5535,15 @@
             <wp:anchor allowOverlap="1" behindDoc="0" distB="0" distT="0" distL="114300" distR="114300" hidden="0" layoutInCell="1" locked="0" relativeHeight="0" simplePos="0">
               <wp:simplePos x="0" y="0"/>
               <wp:positionH relativeFrom="column">
-                <wp:posOffset>3581400</wp:posOffset>
+                <wp:posOffset>3575050</wp:posOffset>
               </wp:positionH>
               <wp:positionV relativeFrom="paragraph">
-                <wp:posOffset>-12699</wp:posOffset>
+                <wp:posOffset>-19048</wp:posOffset>
               </wp:positionV>
-              <wp:extent cx="3525520" cy="50800"/>
+              <wp:extent cx="3538220" cy="63500"/>
               <wp:effectExtent b="0" l="0" r="0" t="0"/>
               <wp:wrapNone/>
-              <wp:docPr id="1" name="image3.png"/>
+              <wp:docPr id="4" name="image3.png"/>
               <a:graphic>
                 <a:graphicData uri="http://schemas.openxmlformats.org/drawingml/2006/picture">
                   <pic:pic>
@@ -4205,7 +5561,7 @@
                     <pic:spPr>
                       <a:xfrm>
                         <a:off x="0" y="0"/>
-                        <a:ext cx="3525520" cy="50800"/>
+                        <a:ext cx="3538220" cy="63500"/>
                       </a:xfrm>
                       <a:prstGeom prst="rect"/>
                       <a:ln/>
@@ -4231,7 +5587,7 @@
           <wp:extent cx="361315" cy="441960"/>
           <wp:effectExtent b="0" l="0" r="0" t="0"/>
           <wp:wrapSquare wrapText="bothSides" distB="0" distT="0" distL="114300" distR="114300"/>
-          <wp:docPr descr="2019-12-20_1101" id="3" name="image2.png"/>
+          <wp:docPr descr="2019-12-20_1101" id="6" name="image2.png"/>
           <a:graphic>
             <a:graphicData uri="http://schemas.openxmlformats.org/drawingml/2006/picture">
               <pic:pic>
@@ -4322,15 +5678,15 @@
         <wp:anchor allowOverlap="1" behindDoc="1" distB="0" distT="0" distL="0" distR="0" hidden="0" layoutInCell="1" locked="0" relativeHeight="0" simplePos="0">
           <wp:simplePos x="0" y="0"/>
           <wp:positionH relativeFrom="page">
-            <wp:posOffset>-6981</wp:posOffset>
+            <wp:posOffset>-6980</wp:posOffset>
           </wp:positionH>
           <wp:positionV relativeFrom="page">
-            <wp:posOffset>-10379</wp:posOffset>
+            <wp:posOffset>-10378</wp:posOffset>
           </wp:positionV>
           <wp:extent cx="7567930" cy="10701655"/>
           <wp:effectExtent b="0" l="0" r="0" t="0"/>
           <wp:wrapNone/>
-          <wp:docPr id="2" name="image1.png"/>
+          <wp:docPr id="5" name="image1.png"/>
           <a:graphic>
             <a:graphicData uri="http://schemas.openxmlformats.org/drawingml/2006/picture">
               <pic:pic>
@@ -4625,7 +5981,7 @@
         <w:rFonts w:ascii="Calibri" w:cs="Calibri" w:eastAsia="Calibri" w:hAnsi="Calibri"/>
         <w:sz w:val="24"/>
         <w:szCs w:val="24"/>
-        <w:lang w:val="en-GB"/>
+        <w:lang w:val="en_GB"/>
       </w:rPr>
     </w:rPrDefault>
     <w:pPrDefault>
@@ -4761,6 +6117,20 @@
       <w:sz w:val="72"/>
       <w:szCs w:val="72"/>
     </w:rPr>
+  </w:style>
+  <w:style w:type="table" w:styleId="TableNormal" w:default="1">
+    <w:name w:val="TableNormal"/>
+    <w:tblPr>
+      <w:tblCellMar>
+        <w:top w:w="100.0" w:type="dxa"/>
+        <w:left w:w="100.0" w:type="dxa"/>
+        <w:bottom w:w="100.0" w:type="dxa"/>
+        <w:right w:w="100.0" w:type="dxa"/>
+      </w:tblCellMar>
+    </w:tblPr>
+  </w:style>
+  <w:style w:type="paragraph" w:styleId="Normal" w:default="1">
+    <w:name w:val="normal"/>
   </w:style>
   <w:style w:type="paragraph" w:styleId="Subtitle">
     <w:name w:val="Subtitle"/>
@@ -5101,4 +6471,19 @@
   </a:objectDefaults>
   <a:extraClrSchemeLst/>
 </a:theme>
+</file>
+
+<file path=customXML/item1.xml><?xml version="1.0" encoding="utf-8"?>
+<go:gDocsCustomXmlDataStorage xmlns:go="http://customooxmlschemas.google.com/" xmlns:r="http://schemas.openxmlformats.org/officeDocument/2006/relationships" uri="GoogleDocsCustomDataVersion2">
+  <go:docsCustomData xmlns:go="http://customooxmlschemas.google.com/" roundtripDataSignature="AMtx7mixYOzTFm9Vlut1VkI/+Wej4vkaVg==">CgMxLjA4AHIhMUkyMzJUQ19GeE5oYVNVTlNLeXJROWFqUGJ4MGxaWVpp</go:docsCustomData>
+</go:gDocsCustomXmlDataStorage>
+</file>
+
+<file path=customXML/itemProps1.xml><?xml version="1.0" encoding="utf-8"?>
+<ds:datastoreItem xmlns:ds="http://schemas.openxmlformats.org/officeDocument/2006/customXml" ds:itemID="{11111111-1234-1234-1234-123412341234}">
+  <ds:schemaRefs>
+    <ds:schemaRef ds:uri="http://schemas.openxmlformats.org/officeDocument/2006/relationships"/>
+    <ds:schemaRef ds:uri="http://customooxmlschemas.google.com/"/>
+  </ds:schemaRefs>
+</ds:datastoreItem>
 </file>
--- a/Outreach Messages - ODAXY Labs.docx
+++ b/Outreach Messages - ODAXY Labs.docx
@@ -631,26 +631,7 @@
           <w:iCs w:val="1"/>
           <w:rtl w:val="0"/>
         </w:rPr>
-        <w:t xml:space="preserve">. Curious what you think. I've been talking to a few people who run </w:t>
-      </w:r>
-      <w:r>
-        <w:rPr>
-          <w:b w:val="1"/>
-          <w:bCs w:val="1"/>
-          <w:i w:val="1"/>
-          <w:iCs w:val="1"/>
-          <w:color w:val="ff9900"/>
-          <w:rtl w:val="0"/>
-        </w:rPr>
-        <w:t xml:space="preserve">{industry}</w:t>
-      </w:r>
-      <w:r>
-        <w:rPr>
-          <w:i w:val="1"/>
-          <w:iCs w:val="1"/>
-          <w:rtl w:val="0"/>
-        </w:rPr>
-        <w:t xml:space="preserve"> apps, and opinions seem divided. Some say the app is a nice extra, and the real experience is the visit itself. Others say the app is now the first thing visitors judge them by, before they even show up. Where do you land on that?</w:t>
+        <w:t xml:space="preserve">. Curious what you think. I've been talking to a few companies whose app is part of what they offer, and opinions seem divided. Some say the app is a nice extra, and the experience itself is what really matters. Others say the app is now the first thing people judge them by. Where do you land on that?</w:t>
       </w:r>
       <w:r>
         <w:rPr>
@@ -862,21 +843,6 @@
         <w:rPr>
           <w:rtl w:val="0"/>
         </w:rPr>
-      </w:r>
-    </w:p>
-    <w:p>
-      <w:pPr>
-        <w:spacing w:before="60" w:after="120"/>
-      </w:pPr>
-      <w:r>
-        <w:rPr>
-          <w:i w:val="1"/>
-          <w:iCs w:val="1"/>
-          <w:color w:val="404040"/>
-          <w:sz w:val="22"/>
-          <w:szCs w:val="22"/>
-        </w:rPr>
-        <w:t xml:space="preserve">Note: fill {industry} with the prospect's field, e.g. tour, museum, attraction, or outdoor recreation. For small media companies, use the Direct version instead, since the "visit" angle doesn't apply to them.</w:t>
       </w:r>
     </w:p>
     <w:p>

--- a/Outreach Messages - ODAXY Labs.docx
+++ b/Outreach Messages - ODAXY Labs.docx
@@ -1172,7 +1172,7 @@
           <w:iCs w:val="1"/>
           <w:rtl w:val="0"/>
         </w:rPr>
-        <w:t xml:space="preserve">, I jumped into questions without properly introducing myself. I'm Igor, founder of ODAXY Labs. I've been building mobile apps for 15+ years, and we take over and rebuild apps that someone else built. For example, we rebuilt both the iOS and Android apps for a GPS audio-tour company in Los Angeles, with offline maps and turn-by-turn navigation, while the apps stayed live in the stores. If interested, happy to share how we did it.</w:t>
+        <w:t xml:space="preserve">, I jumped into questions without properly introducing myself. I'm Igor, founder of ODAXY Labs. I've been building mobile apps for 15+ years, and we take over and rebuild apps that someone else built. For example, we rebuilt both the iOS and Android GPS audio-tour apps for a company in Los Angeles, with turn-by-turn navigation and offline mode, while the apps stayed live in the stores. If interested, happy to share how we did it.</w:t>
       </w:r>
       <w:r>
         <w:rPr>
@@ -3649,7 +3649,7 @@
           <w:iCs w:val="1"/>
           <w:rtl w:val="0"/>
         </w:rPr>
-        <w:t xml:space="preserve">We rebuilt both the iOS and Android apps for a GPS audio-tour company in Los Angeles, with offline maps and navigation, while they stayed live in the stores.</w:t>
+        <w:t xml:space="preserve">We rebuilt both the iOS and Android GPS audio-tour apps for a company in Los Angeles, with turn-by-turn navigation and offline mode, while they stayed live in the stores.</w:t>
       </w:r>
       <w:r>
         <w:rPr>
@@ -5327,7 +5327,7 @@
         <w:rPr>
           <w:rtl w:val="0"/>
         </w:rPr>
-        <w:t xml:space="preserve"> "A GPS audio-tour company in Los Angeles" and "a web agency in Pennsylvania" carry the proof without naming anyone.</w:t>
+        <w:t xml:space="preserve"> "GPS audio-tour apps for a company in Los Angeles" and "a web agency in Pennsylvania" carry the proof without naming anyone.</w:t>
       </w:r>
     </w:p>
     <w:p>

--- a/Outreach Messages - ODAXY Labs.docx
+++ b/Outreach Messages - ODAXY Labs.docx
@@ -1288,31 +1288,7 @@
           <w:iCs w:val="1"/>
           <w:rtl w:val="0"/>
         </w:rPr>
-        <w:t xml:space="preserve">, so I'll stop here before I start to annoy you. One last thing. I'm doing a free limited technical audit for app owners, a short written note on where your app stands with the new Apple and Google rules, what's behind the crashes or bad reviews, and whether it needs a fix or a rebuild. Would you like me to do one for </w:t>
-      </w:r>
-      <w:r>
-        <w:rPr>
-          <w:b w:val="1"/>
-          <w:bCs w:val="1"/>
-          <w:i w:val="1"/>
-          <w:iCs w:val="1"/>
-          <w:color w:val="ff9900"/>
-          <w:rtl w:val="0"/>
-        </w:rPr>
-        <w:t xml:space="preserve">{app name}</w:t>
-      </w:r>
-      <w:r>
-        <w:rPr>
-          <w:i w:val="1"/>
-          <w:iCs w:val="1"/>
-          <w:rtl w:val="0"/>
-        </w:rPr>
-        <w:t xml:space="preserve">?</w:t>
-      </w:r>
-      <w:r>
-        <w:rPr>
-          <w:rtl w:val="0"/>
-        </w:rPr>
+        <w:t xml:space="preserve">, so I'll stop here before I start to annoy you. One last thing worth knowing. Since this year, Apple only accepts app updates built with its latest tools, and Google stops showing apps that fall behind to people with newer Android phones. I'm doing a free, limited technical audit for app owners, a short written note on where your app stands, what's behind any crashes or bad reviews, and whether it needs a fix or a rebuild. Would you like me to do one for your app?</w:t>
       </w:r>
     </w:p>
     <w:p>
@@ -2826,31 +2802,7 @@
           <w:iCs w:val="1"/>
           <w:rtl w:val="0"/>
         </w:rPr>
-        <w:t xml:space="preserve">, so I'll stop here before I start to annoy you. One last thing. I'm doing a free limited technical audit for learning apps, a short written note covering the payment flow, crashes and speed, and the new Apple and Google rules. Would you like me to do one for </w:t>
-      </w:r>
-      <w:r>
-        <w:rPr>
-          <w:b w:val="1"/>
-          <w:bCs w:val="1"/>
-          <w:i w:val="1"/>
-          <w:iCs w:val="1"/>
-          <w:color w:val="ff9900"/>
-          <w:rtl w:val="0"/>
-        </w:rPr>
-        <w:t xml:space="preserve">{app name}</w:t>
-      </w:r>
-      <w:r>
-        <w:rPr>
-          <w:i w:val="1"/>
-          <w:iCs w:val="1"/>
-          <w:rtl w:val="0"/>
-        </w:rPr>
-        <w:t xml:space="preserve">?</w:t>
-      </w:r>
-      <w:r>
-        <w:rPr>
-          <w:rtl w:val="0"/>
-        </w:rPr>
+        <w:t xml:space="preserve">, so I'll stop here before I start to annoy you. One last thing worth knowing. Since this year, Apple only accepts app updates built with its latest tools, and Google stops showing apps that fall behind to people with newer Android phones. I'm doing a free, limited technical audit for learning apps, a short written note on whether your app is affected, plus the payment flow, crashes and speed. Would you like me to do one for your app?</w:t>
       </w:r>
     </w:p>
     <w:p>
@@ -5184,31 +5136,7 @@
           <w:iCs w:val="1"/>
           <w:rtl w:val="0"/>
         </w:rPr>
-        <w:t xml:space="preserve">I can do a free limited technical audit of </w:t>
-      </w:r>
-      <w:r>
-        <w:rPr>
-          <w:b w:val="1"/>
-          <w:bCs w:val="1"/>
-          <w:i w:val="1"/>
-          <w:iCs w:val="1"/>
-          <w:color w:val="ff9900"/>
-          <w:rtl w:val="0"/>
-        </w:rPr>
-        <w:t xml:space="preserve">{app name}</w:t>
-      </w:r>
-      <w:r>
-        <w:rPr>
-          <w:i w:val="1"/>
-          <w:iCs w:val="1"/>
-          <w:rtl w:val="0"/>
-        </w:rPr>
-        <w:t xml:space="preserve"> and send you a short written note covering the payment flow, crashes and speed, and the new Apple and Google rules.</w:t>
-      </w:r>
-      <w:r>
-        <w:rPr>
-          <w:rtl w:val="0"/>
-        </w:rPr>
+        <w:t xml:space="preserve">Since this year, Apple only accepts app updates built with its latest tools, and Google stops showing apps that fall behind to people with newer Android phones. I can do a free, limited technical audit of your app and send you a short written note on whether it's affected, plus the payment flow, crashes and speed.</w:t>
       </w:r>
     </w:p>
     <w:p>

--- a/Outreach Messages - ODAXY Labs.docx
+++ b/Outreach Messages - ODAXY Labs.docx
@@ -3265,12 +3265,7 @@
           <w:iCs w:val="1"/>
           <w:rtl w:val="0"/>
         </w:rPr>
-        <w:t xml:space="preserve"> Subject: {app name} / quick question about {app name}</w:t>
-      </w:r>
-      <w:r>
-        <w:rPr>
-          <w:rtl w:val="0"/>
-        </w:rPr>
+        <w:t xml:space="preserve"> Subject: quick question / the new app store rules</w:t>
       </w:r>
     </w:p>
     <w:p>
@@ -3356,7 +3351,142 @@
           <w:iCs w:val="1"/>
           <w:rtl w:val="0"/>
         </w:rPr>
-        <w:t xml:space="preserve">I had a look at </w:t>
+        <w:t xml:space="preserve">Since this year, Apple only accepts app updates built with its latest tools, and Google stops showing apps that fall behind to people with newer Android phones. So an app that hasn't been updated in a while can get stuck without anyone noticing.</w:t>
+      </w:r>
+    </w:p>
+    <w:p>
+      <w:pPr>
+        <w:pBdr>
+          <w:top w:color="4f81bd" w:space="10" w:sz="4" w:val="single"/>
+          <w:bottom w:color="4f81bd" w:space="10" w:sz="4" w:val="single"/>
+        </w:pBdr>
+        <w:spacing w:after="240" w:before="240" w:lineRule="auto"/>
+        <w:jc w:val="left"/>
+        <w:rPr/>
+      </w:pPr>
+      <w:r>
+        <w:rPr>
+          <w:i w:val="1"/>
+          <w:iCs w:val="1"/>
+          <w:rtl w:val="0"/>
+        </w:rPr>
+        <w:t xml:space="preserve">Is that something you're already on top of, or has it been sitting on the list?</w:t>
+      </w:r>
+      <w:r>
+        <w:rPr>
+          <w:rtl w:val="0"/>
+        </w:rPr>
+      </w:r>
+    </w:p>
+    <w:p>
+      <w:pPr>
+        <w:pBdr>
+          <w:top w:color="4f81bd" w:space="10" w:sz="4" w:val="single"/>
+          <w:bottom w:color="4f81bd" w:space="10" w:sz="4" w:val="single"/>
+        </w:pBdr>
+        <w:spacing w:after="240" w:before="240" w:lineRule="auto"/>
+        <w:jc w:val="left"/>
+        <w:rPr/>
+      </w:pPr>
+      <w:r>
+        <w:rPr>
+          <w:i w:val="1"/>
+          <w:iCs w:val="1"/>
+          <w:rtl w:val="0"/>
+        </w:rPr>
+        <w:t xml:space="preserve">Best,</w:t>
+      </w:r>
+      <w:r>
+        <w:rPr>
+          <w:rtl w:val="0"/>
+        </w:rPr>
+      </w:r>
+    </w:p>
+    <w:p>
+      <w:pPr>
+        <w:pBdr>
+          <w:top w:color="4f81bd" w:space="10" w:sz="4" w:val="single"/>
+          <w:bottom w:color="4f81bd" w:space="10" w:sz="4" w:val="single"/>
+        </w:pBdr>
+        <w:spacing w:after="240" w:before="240" w:lineRule="auto"/>
+        <w:jc w:val="left"/>
+        <w:rPr/>
+      </w:pPr>
+      <w:r>
+        <w:rPr>
+          <w:i w:val="1"/>
+          <w:iCs w:val="1"/>
+          <w:rtl w:val="0"/>
+        </w:rPr>
+        <w:t xml:space="preserve">Igor</w:t>
+      </w:r>
+      <w:r>
+        <w:rPr>
+          <w:rtl w:val="0"/>
+        </w:rPr>
+      </w:r>
+    </w:p>
+    <w:p>
+      <w:pPr>
+        <w:rPr/>
+      </w:pPr>
+      <w:r>
+        <w:rPr>
+          <w:rtl w:val="0"/>
+        </w:rPr>
+      </w:r>
+    </w:p>
+    <w:p>
+      <w:pPr>
+        <w:pBdr>
+          <w:top w:color="4f81bd" w:space="10" w:sz="4" w:val="single"/>
+          <w:bottom w:color="4f81bd" w:space="10" w:sz="4" w:val="single"/>
+        </w:pBdr>
+        <w:spacing w:after="240" w:before="240" w:lineRule="auto"/>
+        <w:jc w:val="left"/>
+        <w:rPr/>
+      </w:pPr>
+      <w:r>
+        <w:rPr>
+          <w:b w:val="1"/>
+          <w:bCs w:val="1"/>
+          <w:i w:val="1"/>
+          <w:iCs w:val="1"/>
+          <w:rtl w:val="0"/>
+        </w:rPr>
+        <w:t xml:space="preserve">Email 2 — Day 5</w:t>
+      </w:r>
+      <w:r>
+        <w:rPr>
+          <w:i w:val="1"/>
+          <w:iCs w:val="1"/>
+          <w:rtl w:val="0"/>
+        </w:rPr>
+        <w:t xml:space="preserve"> Subject: one more thing / why downloads slip</w:t>
+      </w:r>
+      <w:r>
+        <w:rPr>
+          <w:rtl w:val="0"/>
+        </w:rPr>
+      </w:r>
+    </w:p>
+    <w:p>
+      <w:pPr>
+        <w:pBdr>
+          <w:top w:color="4f81bd" w:space="10" w:sz="4" w:val="single"/>
+          <w:bottom w:color="4f81bd" w:space="10" w:sz="4" w:val="single"/>
+        </w:pBdr>
+        <w:spacing w:after="240" w:before="240" w:lineRule="auto"/>
+        <w:jc w:val="left"/>
+        <w:rPr/>
+      </w:pPr>
+      <w:r>
+        <w:rPr>
+          <w:i w:val="1"/>
+          <w:iCs w:val="1"/>
+          <w:rtl w:val="0"/>
+        </w:rPr>
+        <w:t xml:space="preserve">Hi </w:t>
       </w:r>
       <w:r>
         <w:rPr>
@@ -3367,15 +3497,198 @@
           <w:color w:val="ff9900"/>
           <w:rtl w:val="0"/>
         </w:rPr>
-        <w:t xml:space="preserve">{app name}</w:t>
-      </w:r>
-      <w:r>
-        <w:rPr>
-          <w:i w:val="1"/>
-          <w:iCs w:val="1"/>
-          <w:rtl w:val="0"/>
-        </w:rPr>
-        <w:t xml:space="preserve"> and noticed the last update was in </w:t>
+        <w:t xml:space="preserve">[First Name]</w:t>
+      </w:r>
+      <w:r>
+        <w:rPr>
+          <w:i w:val="1"/>
+          <w:iCs w:val="1"/>
+          <w:rtl w:val="0"/>
+        </w:rPr>
+        <w:t xml:space="preserve">,</w:t>
+      </w:r>
+      <w:r>
+        <w:rPr>
+          <w:rtl w:val="0"/>
+        </w:rPr>
+      </w:r>
+    </w:p>
+    <w:p>
+      <w:pPr>
+        <w:pBdr>
+          <w:top w:color="4f81bd" w:space="10" w:sz="4" w:val="single"/>
+          <w:bottom w:color="4f81bd" w:space="10" w:sz="4" w:val="single"/>
+        </w:pBdr>
+        <w:spacing w:after="240" w:before="240" w:lineRule="auto"/>
+        <w:jc w:val="left"/>
+        <w:rPr/>
+      </w:pPr>
+      <w:r>
+        <w:rPr>
+          <w:i w:val="1"/>
+          <w:iCs w:val="1"/>
+          <w:rtl w:val="0"/>
+        </w:rPr>
+        <w:t xml:space="preserve">Following up. The part most owners miss isn't the update itself. About 15% of users delete an app after a single crash, and more than half leave after two or three. So ratings and downloads slip, and it's hard to tell why.</w:t>
+      </w:r>
+      <w:r>
+        <w:rPr>
+          <w:rtl w:val="0"/>
+        </w:rPr>
+      </w:r>
+    </w:p>
+    <w:p>
+      <w:pPr>
+        <w:pBdr>
+          <w:top w:color="4f81bd" w:space="10" w:sz="4" w:val="single"/>
+          <w:bottom w:color="4f81bd" w:space="10" w:sz="4" w:val="single"/>
+        </w:pBdr>
+        <w:spacing w:after="240" w:before="240" w:lineRule="auto"/>
+        <w:jc w:val="left"/>
+        <w:rPr/>
+      </w:pPr>
+      <w:r>
+        <w:rPr>
+          <w:i w:val="1"/>
+          <w:iCs w:val="1"/>
+          <w:rtl w:val="0"/>
+        </w:rPr>
+        <w:t xml:space="preserve">We rebuilt both the iOS and Android GPS audio-tour apps for a company in Los Angeles, with turn-by-turn navigation and offline mode, while they stayed live in the stores.</w:t>
+      </w:r>
+      <w:r>
+        <w:rPr>
+          <w:rtl w:val="0"/>
+        </w:rPr>
+      </w:r>
+    </w:p>
+    <w:p>
+      <w:pPr>
+        <w:pBdr>
+          <w:top w:color="4f81bd" w:space="10" w:sz="4" w:val="single"/>
+          <w:bottom w:color="4f81bd" w:space="10" w:sz="4" w:val="single"/>
+        </w:pBdr>
+        <w:spacing w:after="240" w:before="240" w:lineRule="auto"/>
+        <w:jc w:val="left"/>
+        <w:rPr/>
+      </w:pPr>
+      <w:r>
+        <w:rPr>
+          <w:i w:val="1"/>
+          <w:iCs w:val="1"/>
+          <w:rtl w:val="0"/>
+        </w:rPr>
+        <w:t xml:space="preserve">Would a couple of examples be useful?</w:t>
+      </w:r>
+      <w:r>
+        <w:rPr>
+          <w:rtl w:val="0"/>
+        </w:rPr>
+      </w:r>
+    </w:p>
+    <w:p>
+      <w:pPr>
+        <w:pBdr>
+          <w:top w:color="4f81bd" w:space="10" w:sz="4" w:val="single"/>
+          <w:bottom w:color="4f81bd" w:space="10" w:sz="4" w:val="single"/>
+        </w:pBdr>
+        <w:spacing w:after="240" w:before="240" w:lineRule="auto"/>
+        <w:jc w:val="left"/>
+        <w:rPr/>
+      </w:pPr>
+      <w:r>
+        <w:rPr>
+          <w:i w:val="1"/>
+          <w:iCs w:val="1"/>
+          <w:rtl w:val="0"/>
+        </w:rPr>
+        <w:t xml:space="preserve">Best,</w:t>
+      </w:r>
+      <w:r>
+        <w:rPr>
+          <w:rtl w:val="0"/>
+        </w:rPr>
+      </w:r>
+    </w:p>
+    <w:p>
+      <w:pPr>
+        <w:pBdr>
+          <w:top w:color="4f81bd" w:space="10" w:sz="4" w:val="single"/>
+          <w:bottom w:color="4f81bd" w:space="10" w:sz="4" w:val="single"/>
+        </w:pBdr>
+        <w:spacing w:after="240" w:before="240" w:lineRule="auto"/>
+        <w:jc w:val="left"/>
+        <w:rPr/>
+      </w:pPr>
+      <w:r>
+        <w:rPr>
+          <w:i w:val="1"/>
+          <w:iCs w:val="1"/>
+          <w:rtl w:val="0"/>
+        </w:rPr>
+        <w:t xml:space="preserve">Igor</w:t>
+      </w:r>
+      <w:r>
+        <w:rPr>
+          <w:rtl w:val="0"/>
+        </w:rPr>
+      </w:r>
+    </w:p>
+    <w:p>
+      <w:pPr>
+        <w:rPr/>
+      </w:pPr>
+      <w:r>
+        <w:rPr>
+          <w:rtl w:val="0"/>
+        </w:rPr>
+      </w:r>
+    </w:p>
+    <w:p>
+      <w:pPr>
+        <w:pBdr>
+          <w:top w:color="4f81bd" w:space="10" w:sz="4" w:val="single"/>
+          <w:bottom w:color="4f81bd" w:space="10" w:sz="4" w:val="single"/>
+        </w:pBdr>
+        <w:spacing w:after="240" w:before="240" w:lineRule="auto"/>
+        <w:jc w:val="left"/>
+        <w:rPr/>
+      </w:pPr>
+      <w:r>
+        <w:rPr>
+          <w:b w:val="1"/>
+          <w:bCs w:val="1"/>
+          <w:i w:val="1"/>
+          <w:iCs w:val="1"/>
+          <w:rtl w:val="0"/>
+        </w:rPr>
+        <w:t xml:space="preserve">Email 3 — Day 10</w:t>
+      </w:r>
+      <w:r>
+        <w:rPr>
+          <w:i w:val="1"/>
+          <w:iCs w:val="1"/>
+          <w:rtl w:val="0"/>
+        </w:rPr>
+        <w:t xml:space="preserve"> Subject: last one from me / a free audit for your app</w:t>
+      </w:r>
+    </w:p>
+    <w:p>
+      <w:pPr>
+        <w:pBdr>
+          <w:top w:color="4f81bd" w:space="10" w:sz="4" w:val="single"/>
+          <w:bottom w:color="4f81bd" w:space="10" w:sz="4" w:val="single"/>
+        </w:pBdr>
+        <w:spacing w:after="240" w:before="240" w:lineRule="auto"/>
+        <w:jc w:val="left"/>
+        <w:rPr/>
+      </w:pPr>
+      <w:r>
+        <w:rPr>
+          <w:i w:val="1"/>
+          <w:iCs w:val="1"/>
+          <w:rtl w:val="0"/>
+        </w:rPr>
+        <w:t xml:space="preserve">Hi </w:t>
       </w:r>
       <w:r>
         <w:rPr>
@@ -3386,39 +3699,82 @@
           <w:color w:val="ff9900"/>
           <w:rtl w:val="0"/>
         </w:rPr>
-        <w:t xml:space="preserve">{last update date}</w:t>
-      </w:r>
-      <w:r>
-        <w:rPr>
-          <w:i w:val="1"/>
-          <w:iCs w:val="1"/>
-          <w:rtl w:val="0"/>
-        </w:rPr>
-        <w:t xml:space="preserve">. Since this year, Apple only accepts updates built with its latest tools, and Google stops showing apps that fall behind to people with newer Android phones.</w:t>
-      </w:r>
-      <w:r>
-        <w:rPr>
-          <w:rtl w:val="0"/>
-        </w:rPr>
-      </w:r>
-    </w:p>
-    <w:p>
-      <w:pPr>
-        <w:pBdr>
-          <w:top w:color="4f81bd" w:space="10" w:sz="4" w:val="single"/>
-          <w:bottom w:color="4f81bd" w:space="10" w:sz="4" w:val="single"/>
-        </w:pBdr>
-        <w:spacing w:after="240" w:before="240" w:lineRule="auto"/>
-        <w:jc w:val="left"/>
-        <w:rPr/>
-      </w:pPr>
-      <w:r>
-        <w:rPr>
-          <w:i w:val="1"/>
-          <w:iCs w:val="1"/>
-          <w:rtl w:val="0"/>
-        </w:rPr>
-        <w:t xml:space="preserve">Is that something you're already on top of, or has it been sitting on the list?</w:t>
+        <w:t xml:space="preserve">[First Name]</w:t>
+      </w:r>
+      <w:r>
+        <w:rPr>
+          <w:i w:val="1"/>
+          <w:iCs w:val="1"/>
+          <w:rtl w:val="0"/>
+        </w:rPr>
+        <w:t xml:space="preserve">,</w:t>
+      </w:r>
+      <w:r>
+        <w:rPr>
+          <w:rtl w:val="0"/>
+        </w:rPr>
+      </w:r>
+    </w:p>
+    <w:p>
+      <w:pPr>
+        <w:pBdr>
+          <w:top w:color="4f81bd" w:space="10" w:sz="4" w:val="single"/>
+          <w:bottom w:color="4f81bd" w:space="10" w:sz="4" w:val="single"/>
+        </w:pBdr>
+        <w:spacing w:after="240" w:before="240" w:lineRule="auto"/>
+        <w:jc w:val="left"/>
+        <w:rPr/>
+      </w:pPr>
+      <w:r>
+        <w:rPr>
+          <w:i w:val="1"/>
+          <w:iCs w:val="1"/>
+          <w:rtl w:val="0"/>
+        </w:rPr>
+        <w:t xml:space="preserve">Last note from me.</w:t>
+      </w:r>
+      <w:r>
+        <w:rPr>
+          <w:rtl w:val="0"/>
+        </w:rPr>
+      </w:r>
+    </w:p>
+    <w:p>
+      <w:pPr>
+        <w:pBdr>
+          <w:top w:color="4f81bd" w:space="10" w:sz="4" w:val="single"/>
+          <w:bottom w:color="4f81bd" w:space="10" w:sz="4" w:val="single"/>
+        </w:pBdr>
+        <w:spacing w:after="240" w:before="240" w:lineRule="auto"/>
+        <w:jc w:val="left"/>
+        <w:rPr/>
+      </w:pPr>
+      <w:r>
+        <w:rPr>
+          <w:i w:val="1"/>
+          <w:iCs w:val="1"/>
+          <w:rtl w:val="0"/>
+        </w:rPr>
+        <w:t xml:space="preserve">If it's useful, I can do a free, limited technical audit of your app. A short written note on where it stands and whether it needs a fix or a rebuild. No strings attached.</w:t>
+      </w:r>
+    </w:p>
+    <w:p>
+      <w:pPr>
+        <w:pBdr>
+          <w:top w:color="4f81bd" w:space="10" w:sz="4" w:val="single"/>
+          <w:bottom w:color="4f81bd" w:space="10" w:sz="4" w:val="single"/>
+        </w:pBdr>
+        <w:spacing w:after="240" w:before="240" w:lineRule="auto"/>
+        <w:jc w:val="left"/>
+        <w:rPr/>
+      </w:pPr>
+      <w:r>
+        <w:rPr>
+          <w:i w:val="1"/>
+          <w:iCs w:val="1"/>
+          <w:rtl w:val="0"/>
+        </w:rPr>
+        <w:t xml:space="preserve">Want me to send it over?</w:t>
       </w:r>
       <w:r>
         <w:rPr>
@@ -3486,6 +3842,268 @@
     </w:p>
     <w:p>
       <w:pPr>
+        <w:pStyle w:val="Heading3"/>
+        <w:rPr/>
+      </w:pPr>
+      <w:r>
+        <w:rPr>
+          <w:rtl w:val="0"/>
+        </w:rPr>
+        <w:t xml:space="preserve">ICP 2 — Small Agencies and MSPs</w:t>
+      </w:r>
+    </w:p>
+    <w:p>
+      <w:pPr>
+        <w:pBdr>
+          <w:top w:color="4f81bd" w:space="10" w:sz="4" w:val="single"/>
+          <w:bottom w:color="4f81bd" w:space="10" w:sz="4" w:val="single"/>
+        </w:pBdr>
+        <w:spacing w:after="240" w:before="240" w:lineRule="auto"/>
+        <w:jc w:val="left"/>
+        <w:rPr/>
+      </w:pPr>
+      <w:r>
+        <w:rPr>
+          <w:b w:val="1"/>
+          <w:bCs w:val="1"/>
+          <w:i w:val="1"/>
+          <w:iCs w:val="1"/>
+          <w:rtl w:val="0"/>
+        </w:rPr>
+        <w:t xml:space="preserve">Email 1 — Day 1</w:t>
+      </w:r>
+      <w:r>
+        <w:rPr>
+          <w:i w:val="1"/>
+          <w:iCs w:val="1"/>
+          <w:rtl w:val="0"/>
+        </w:rPr>
+        <w:t xml:space="preserve"> Subject: linkedin follow up / mobile apps for your clients</w:t>
+      </w:r>
+      <w:r>
+        <w:rPr>
+          <w:rtl w:val="0"/>
+        </w:rPr>
+      </w:r>
+    </w:p>
+    <w:p>
+      <w:pPr>
+        <w:pBdr>
+          <w:top w:color="4f81bd" w:space="10" w:sz="4" w:val="single"/>
+          <w:bottom w:color="4f81bd" w:space="10" w:sz="4" w:val="single"/>
+        </w:pBdr>
+        <w:spacing w:after="240" w:before="240" w:lineRule="auto"/>
+        <w:jc w:val="left"/>
+        <w:rPr/>
+      </w:pPr>
+      <w:r>
+        <w:rPr>
+          <w:i w:val="1"/>
+          <w:iCs w:val="1"/>
+          <w:rtl w:val="0"/>
+        </w:rPr>
+        <w:t xml:space="preserve">Hi </w:t>
+      </w:r>
+      <w:r>
+        <w:rPr>
+          <w:b w:val="1"/>
+          <w:bCs w:val="1"/>
+          <w:i w:val="1"/>
+          <w:iCs w:val="1"/>
+          <w:color w:val="ff9900"/>
+          <w:rtl w:val="0"/>
+        </w:rPr>
+        <w:t xml:space="preserve">[First Name]</w:t>
+      </w:r>
+      <w:r>
+        <w:rPr>
+          <w:i w:val="1"/>
+          <w:iCs w:val="1"/>
+          <w:rtl w:val="0"/>
+        </w:rPr>
+        <w:t xml:space="preserve">,</w:t>
+      </w:r>
+      <w:r>
+        <w:rPr>
+          <w:rtl w:val="0"/>
+        </w:rPr>
+      </w:r>
+    </w:p>
+    <w:p>
+      <w:pPr>
+        <w:pBdr>
+          <w:top w:color="4f81bd" w:space="10" w:sz="4" w:val="single"/>
+          <w:bottom w:color="4f81bd" w:space="10" w:sz="4" w:val="single"/>
+        </w:pBdr>
+        <w:spacing w:after="240" w:before="240" w:lineRule="auto"/>
+        <w:jc w:val="left"/>
+        <w:rPr/>
+      </w:pPr>
+      <w:r>
+        <w:rPr>
+          <w:i w:val="1"/>
+          <w:iCs w:val="1"/>
+          <w:rtl w:val="0"/>
+        </w:rPr>
+        <w:t xml:space="preserve">Tried reaching out on LinkedIn, but figured email might work better.</w:t>
+      </w:r>
+      <w:r>
+        <w:rPr>
+          <w:rtl w:val="0"/>
+        </w:rPr>
+      </w:r>
+    </w:p>
+    <w:p>
+      <w:pPr>
+        <w:pBdr>
+          <w:top w:color="4f81bd" w:space="10" w:sz="4" w:val="single"/>
+          <w:bottom w:color="4f81bd" w:space="10" w:sz="4" w:val="single"/>
+        </w:pBdr>
+        <w:spacing w:after="240" w:before="240" w:lineRule="auto"/>
+        <w:jc w:val="left"/>
+        <w:rPr/>
+      </w:pPr>
+      <w:r>
+        <w:rPr>
+          <w:i w:val="1"/>
+          <w:iCs w:val="1"/>
+          <w:rtl w:val="0"/>
+        </w:rPr>
+        <w:t xml:space="preserve">When a client asks </w:t>
+      </w:r>
+      <w:r>
+        <w:rPr>
+          <w:b w:val="1"/>
+          <w:bCs w:val="1"/>
+          <w:i w:val="1"/>
+          <w:iCs w:val="1"/>
+          <w:color w:val="ff9900"/>
+          <w:rtl w:val="0"/>
+        </w:rPr>
+        <w:t xml:space="preserve">{company name}</w:t>
+      </w:r>
+      <w:r>
+        <w:rPr>
+          <w:i w:val="1"/>
+          <w:iCs w:val="1"/>
+          <w:rtl w:val="0"/>
+        </w:rPr>
+        <w:t xml:space="preserve"> for a mobile app, do you build it, pass it to a partner, or turn it down?</w:t>
+      </w:r>
+      <w:r>
+        <w:rPr>
+          <w:rtl w:val="0"/>
+        </w:rPr>
+      </w:r>
+    </w:p>
+    <w:p>
+      <w:pPr>
+        <w:pBdr>
+          <w:top w:color="4f81bd" w:space="10" w:sz="4" w:val="single"/>
+          <w:bottom w:color="4f81bd" w:space="10" w:sz="4" w:val="single"/>
+        </w:pBdr>
+        <w:spacing w:after="240" w:before="240" w:lineRule="auto"/>
+        <w:jc w:val="left"/>
+        <w:rPr/>
+      </w:pPr>
+      <w:r>
+        <w:rPr>
+          <w:i w:val="1"/>
+          <w:iCs w:val="1"/>
+          <w:rtl w:val="0"/>
+        </w:rPr>
+        <w:t xml:space="preserve">I run ODAXY Labs. We build mobile apps for agencies and MSPs behind the scenes, so your client only deals with you.</w:t>
+      </w:r>
+      <w:r>
+        <w:rPr>
+          <w:rtl w:val="0"/>
+        </w:rPr>
+      </w:r>
+    </w:p>
+    <w:p>
+      <w:pPr>
+        <w:pBdr>
+          <w:top w:color="4f81bd" w:space="10" w:sz="4" w:val="single"/>
+          <w:bottom w:color="4f81bd" w:space="10" w:sz="4" w:val="single"/>
+        </w:pBdr>
+        <w:spacing w:after="240" w:before="240" w:lineRule="auto"/>
+        <w:jc w:val="left"/>
+        <w:rPr/>
+      </w:pPr>
+      <w:r>
+        <w:rPr>
+          <w:i w:val="1"/>
+          <w:iCs w:val="1"/>
+          <w:rtl w:val="0"/>
+        </w:rPr>
+        <w:t xml:space="preserve">Worth a quick chat?</w:t>
+      </w:r>
+      <w:r>
+        <w:rPr>
+          <w:rtl w:val="0"/>
+        </w:rPr>
+      </w:r>
+    </w:p>
+    <w:p>
+      <w:pPr>
+        <w:pBdr>
+          <w:top w:color="4f81bd" w:space="10" w:sz="4" w:val="single"/>
+          <w:bottom w:color="4f81bd" w:space="10" w:sz="4" w:val="single"/>
+        </w:pBdr>
+        <w:spacing w:after="240" w:before="240" w:lineRule="auto"/>
+        <w:jc w:val="left"/>
+        <w:rPr/>
+      </w:pPr>
+      <w:r>
+        <w:rPr>
+          <w:i w:val="1"/>
+          <w:iCs w:val="1"/>
+          <w:rtl w:val="0"/>
+        </w:rPr>
+        <w:t xml:space="preserve">Best,</w:t>
+      </w:r>
+      <w:r>
+        <w:rPr>
+          <w:rtl w:val="0"/>
+        </w:rPr>
+      </w:r>
+    </w:p>
+    <w:p>
+      <w:pPr>
+        <w:pBdr>
+          <w:top w:color="4f81bd" w:space="10" w:sz="4" w:val="single"/>
+          <w:bottom w:color="4f81bd" w:space="10" w:sz="4" w:val="single"/>
+        </w:pBdr>
+        <w:spacing w:after="240" w:before="240" w:lineRule="auto"/>
+        <w:jc w:val="left"/>
+        <w:rPr/>
+      </w:pPr>
+      <w:r>
+        <w:rPr>
+          <w:i w:val="1"/>
+          <w:iCs w:val="1"/>
+          <w:rtl w:val="0"/>
+        </w:rPr>
+        <w:t xml:space="preserve">Igor</w:t>
+      </w:r>
+      <w:r>
+        <w:rPr>
+          <w:rtl w:val="0"/>
+        </w:rPr>
+      </w:r>
+    </w:p>
+    <w:p>
+      <w:pPr>
+        <w:rPr/>
+      </w:pPr>
+      <w:r>
+        <w:rPr>
+          <w:rtl w:val="0"/>
+        </w:rPr>
+      </w:r>
+    </w:p>
+    <w:p>
+      <w:pPr>
         <w:pBdr>
           <w:top w:color="4f81bd" w:space="10" w:sz="4" w:val="single"/>
           <w:bottom w:color="4f81bd" w:space="10" w:sz="4" w:val="single"/>
@@ -3510,7 +4128,7 @@
           <w:iCs w:val="1"/>
           <w:rtl w:val="0"/>
         </w:rPr>
-        <w:t xml:space="preserve"> Subject: one more thing / why downloads slip</w:t>
+        <w:t xml:space="preserve"> Subject: one more thing / the part that matters</w:t>
       </w:r>
       <w:r>
         <w:rPr>
@@ -3577,55 +4195,55 @@
           <w:iCs w:val="1"/>
           <w:rtl w:val="0"/>
         </w:rPr>
-        <w:t xml:space="preserve">Following up. The part most owners miss isn't the update itself. About 15% of users delete an app after a single crash, and more than half leave after two or three. So ratings and downloads slip, and it's hard to tell why.</w:t>
-      </w:r>
-      <w:r>
-        <w:rPr>
-          <w:rtl w:val="0"/>
-        </w:rPr>
-      </w:r>
-    </w:p>
-    <w:p>
-      <w:pPr>
-        <w:pBdr>
-          <w:top w:color="4f81bd" w:space="10" w:sz="4" w:val="single"/>
-          <w:bottom w:color="4f81bd" w:space="10" w:sz="4" w:val="single"/>
-        </w:pBdr>
-        <w:spacing w:after="240" w:before="240" w:lineRule="auto"/>
-        <w:jc w:val="left"/>
-        <w:rPr/>
-      </w:pPr>
-      <w:r>
-        <w:rPr>
-          <w:i w:val="1"/>
-          <w:iCs w:val="1"/>
-          <w:rtl w:val="0"/>
-        </w:rPr>
-        <w:t xml:space="preserve">We rebuilt both the iOS and Android GPS audio-tour apps for a company in Los Angeles, with turn-by-turn navigation and offline mode, while they stayed live in the stores.</w:t>
-      </w:r>
-      <w:r>
-        <w:rPr>
-          <w:rtl w:val="0"/>
-        </w:rPr>
-      </w:r>
-    </w:p>
-    <w:p>
-      <w:pPr>
-        <w:pBdr>
-          <w:top w:color="4f81bd" w:space="10" w:sz="4" w:val="single"/>
-          <w:bottom w:color="4f81bd" w:space="10" w:sz="4" w:val="single"/>
-        </w:pBdr>
-        <w:spacing w:after="240" w:before="240" w:lineRule="auto"/>
-        <w:jc w:val="left"/>
-        <w:rPr/>
-      </w:pPr>
-      <w:r>
-        <w:rPr>
-          <w:i w:val="1"/>
-          <w:iCs w:val="1"/>
-          <w:rtl w:val="0"/>
-        </w:rPr>
-        <w:t xml:space="preserve">Would a couple of examples be useful?</w:t>
+        <w:t xml:space="preserve">Following up. For most agency owners, the biggest risk isn't the price. It's losing a retainer client because a partner missed a deadline.</w:t>
+      </w:r>
+      <w:r>
+        <w:rPr>
+          <w:rtl w:val="0"/>
+        </w:rPr>
+      </w:r>
+    </w:p>
+    <w:p>
+      <w:pPr>
+        <w:pBdr>
+          <w:top w:color="4f81bd" w:space="10" w:sz="4" w:val="single"/>
+          <w:bottom w:color="4f81bd" w:space="10" w:sz="4" w:val="single"/>
+        </w:pBdr>
+        <w:spacing w:after="240" w:before="240" w:lineRule="auto"/>
+        <w:jc w:val="left"/>
+        <w:rPr/>
+      </w:pPr>
+      <w:r>
+        <w:rPr>
+          <w:i w:val="1"/>
+          <w:iCs w:val="1"/>
+          <w:rtl w:val="0"/>
+        </w:rPr>
+        <w:t xml:space="preserve">With us, you talk to me directly, the scope is agreed in writing before we start, and the first version for a web agency in Pennsylvania was ready in about six weeks.</w:t>
+      </w:r>
+      <w:r>
+        <w:rPr>
+          <w:rtl w:val="0"/>
+        </w:rPr>
+      </w:r>
+    </w:p>
+    <w:p>
+      <w:pPr>
+        <w:pBdr>
+          <w:top w:color="4f81bd" w:space="10" w:sz="4" w:val="single"/>
+          <w:bottom w:color="4f81bd" w:space="10" w:sz="4" w:val="single"/>
+        </w:pBdr>
+        <w:spacing w:after="240" w:before="240" w:lineRule="auto"/>
+        <w:jc w:val="left"/>
+        <w:rPr/>
+      </w:pPr>
+      <w:r>
+        <w:rPr>
+          <w:i w:val="1"/>
+          <w:iCs w:val="1"/>
+          <w:rtl w:val="0"/>
+        </w:rPr>
+        <w:t xml:space="preserve">Want me to share how we set it up?</w:t>
       </w:r>
       <w:r>
         <w:rPr>
@@ -3717,7 +4335,7 @@
           <w:iCs w:val="1"/>
           <w:rtl w:val="0"/>
         </w:rPr>
-        <w:t xml:space="preserve"> Subject: last one from me / free audit for {app name}</w:t>
+        <w:t xml:space="preserve"> Subject: last one from me / inherited a client app?</w:t>
       </w:r>
       <w:r>
         <w:rPr>
@@ -3808,7 +4426,154 @@
           <w:iCs w:val="1"/>
           <w:rtl w:val="0"/>
         </w:rPr>
-        <w:t xml:space="preserve">If it's useful, I can do a free limited technical audit of </w:t>
+        <w:t xml:space="preserve">If you have a client app someone else built and you're not sure what's inside, I can do a free limited code review. A short written note on what's there, what's risky, and what it would take to keep it running.</w:t>
+      </w:r>
+      <w:r>
+        <w:rPr>
+          <w:rtl w:val="0"/>
+        </w:rPr>
+      </w:r>
+    </w:p>
+    <w:p>
+      <w:pPr>
+        <w:pBdr>
+          <w:top w:color="4f81bd" w:space="10" w:sz="4" w:val="single"/>
+          <w:bottom w:color="4f81bd" w:space="10" w:sz="4" w:val="single"/>
+        </w:pBdr>
+        <w:spacing w:after="240" w:before="240" w:lineRule="auto"/>
+        <w:jc w:val="left"/>
+        <w:rPr/>
+      </w:pPr>
+      <w:r>
+        <w:rPr>
+          <w:i w:val="1"/>
+          <w:iCs w:val="1"/>
+          <w:rtl w:val="0"/>
+        </w:rPr>
+        <w:t xml:space="preserve">You keep the note either way. Want me to look at one?</w:t>
+      </w:r>
+      <w:r>
+        <w:rPr>
+          <w:rtl w:val="0"/>
+        </w:rPr>
+      </w:r>
+    </w:p>
+    <w:p>
+      <w:pPr>
+        <w:pBdr>
+          <w:top w:color="4f81bd" w:space="10" w:sz="4" w:val="single"/>
+          <w:bottom w:color="4f81bd" w:space="10" w:sz="4" w:val="single"/>
+        </w:pBdr>
+        <w:spacing w:after="240" w:before="240" w:lineRule="auto"/>
+        <w:jc w:val="left"/>
+        <w:rPr/>
+      </w:pPr>
+      <w:r>
+        <w:rPr>
+          <w:i w:val="1"/>
+          <w:iCs w:val="1"/>
+          <w:rtl w:val="0"/>
+        </w:rPr>
+        <w:t xml:space="preserve">Best,</w:t>
+      </w:r>
+      <w:r>
+        <w:rPr>
+          <w:rtl w:val="0"/>
+        </w:rPr>
+      </w:r>
+    </w:p>
+    <w:p>
+      <w:pPr>
+        <w:pBdr>
+          <w:top w:color="4f81bd" w:space="10" w:sz="4" w:val="single"/>
+          <w:bottom w:color="4f81bd" w:space="10" w:sz="4" w:val="single"/>
+        </w:pBdr>
+        <w:spacing w:after="240" w:before="240" w:lineRule="auto"/>
+        <w:jc w:val="left"/>
+        <w:rPr/>
+      </w:pPr>
+      <w:r>
+        <w:rPr>
+          <w:i w:val="1"/>
+          <w:iCs w:val="1"/>
+          <w:rtl w:val="0"/>
+        </w:rPr>
+        <w:t xml:space="preserve">Igor</w:t>
+      </w:r>
+      <w:r>
+        <w:rPr>
+          <w:rtl w:val="0"/>
+        </w:rPr>
+      </w:r>
+    </w:p>
+    <w:p>
+      <w:pPr>
+        <w:rPr/>
+      </w:pPr>
+      <w:r>
+        <w:rPr>
+          <w:rtl w:val="0"/>
+        </w:rPr>
+      </w:r>
+    </w:p>
+    <w:p>
+      <w:pPr>
+        <w:pStyle w:val="Heading3"/>
+        <w:rPr/>
+      </w:pPr>
+      <w:r>
+        <w:rPr>
+          <w:rtl w:val="0"/>
+        </w:rPr>
+        <w:t xml:space="preserve">ICP 3 — Learning, Content and Community App Publishers</w:t>
+      </w:r>
+    </w:p>
+    <w:p>
+      <w:pPr>
+        <w:pBdr>
+          <w:top w:color="4f81bd" w:space="10" w:sz="4" w:val="single"/>
+          <w:bottom w:color="4f81bd" w:space="10" w:sz="4" w:val="single"/>
+        </w:pBdr>
+        <w:spacing w:after="240" w:before="240" w:lineRule="auto"/>
+        <w:jc w:val="left"/>
+        <w:rPr/>
+      </w:pPr>
+      <w:r>
+        <w:rPr>
+          <w:b w:val="1"/>
+          <w:bCs w:val="1"/>
+          <w:i w:val="1"/>
+          <w:iCs w:val="1"/>
+          <w:rtl w:val="0"/>
+        </w:rPr>
+        <w:t xml:space="preserve">Email 1 — Day 1</w:t>
+      </w:r>
+      <w:r>
+        <w:rPr>
+          <w:i w:val="1"/>
+          <w:iCs w:val="1"/>
+          <w:rtl w:val="0"/>
+        </w:rPr>
+        <w:t xml:space="preserve"> Subject: a churn question / quick question</w:t>
+      </w:r>
+    </w:p>
+    <w:p>
+      <w:pPr>
+        <w:pBdr>
+          <w:top w:color="4f81bd" w:space="10" w:sz="4" w:val="single"/>
+          <w:bottom w:color="4f81bd" w:space="10" w:sz="4" w:val="single"/>
+        </w:pBdr>
+        <w:spacing w:after="240" w:before="240" w:lineRule="auto"/>
+        <w:jc w:val="left"/>
+        <w:rPr/>
+      </w:pPr>
+      <w:r>
+        <w:rPr>
+          <w:i w:val="1"/>
+          <w:iCs w:val="1"/>
+          <w:rtl w:val="0"/>
+        </w:rPr>
+        <w:t xml:space="preserve">Hi </w:t>
       </w:r>
       <w:r>
         <w:rPr>
@@ -3819,39 +4584,87 @@
           <w:color w:val="ff9900"/>
           <w:rtl w:val="0"/>
         </w:rPr>
-        <w:t xml:space="preserve">{app name}</w:t>
-      </w:r>
-      <w:r>
-        <w:rPr>
-          <w:i w:val="1"/>
-          <w:iCs w:val="1"/>
-          <w:rtl w:val="0"/>
-        </w:rPr>
-        <w:t xml:space="preserve">. A short written note on where it stands and whether it needs a fix or a rebuild. No strings attached.</w:t>
-      </w:r>
-      <w:r>
-        <w:rPr>
-          <w:rtl w:val="0"/>
-        </w:rPr>
-      </w:r>
-    </w:p>
-    <w:p>
-      <w:pPr>
-        <w:pBdr>
-          <w:top w:color="4f81bd" w:space="10" w:sz="4" w:val="single"/>
-          <w:bottom w:color="4f81bd" w:space="10" w:sz="4" w:val="single"/>
-        </w:pBdr>
-        <w:spacing w:after="240" w:before="240" w:lineRule="auto"/>
-        <w:jc w:val="left"/>
-        <w:rPr/>
-      </w:pPr>
-      <w:r>
-        <w:rPr>
-          <w:i w:val="1"/>
-          <w:iCs w:val="1"/>
-          <w:rtl w:val="0"/>
-        </w:rPr>
-        <w:t xml:space="preserve">Want me to send it over?</w:t>
+        <w:t xml:space="preserve">[First Name]</w:t>
+      </w:r>
+      <w:r>
+        <w:rPr>
+          <w:i w:val="1"/>
+          <w:iCs w:val="1"/>
+          <w:rtl w:val="0"/>
+        </w:rPr>
+        <w:t xml:space="preserve">,</w:t>
+      </w:r>
+      <w:r>
+        <w:rPr>
+          <w:rtl w:val="0"/>
+        </w:rPr>
+      </w:r>
+    </w:p>
+    <w:p>
+      <w:pPr>
+        <w:pBdr>
+          <w:top w:color="4f81bd" w:space="10" w:sz="4" w:val="single"/>
+          <w:bottom w:color="4f81bd" w:space="10" w:sz="4" w:val="single"/>
+        </w:pBdr>
+        <w:spacing w:after="240" w:before="240" w:lineRule="auto"/>
+        <w:jc w:val="left"/>
+        <w:rPr/>
+      </w:pPr>
+      <w:r>
+        <w:rPr>
+          <w:i w:val="1"/>
+          <w:iCs w:val="1"/>
+          <w:rtl w:val="0"/>
+        </w:rPr>
+        <w:t xml:space="preserve">Tried reaching out on LinkedIn, but figured email might work better.</w:t>
+      </w:r>
+      <w:r>
+        <w:rPr>
+          <w:rtl w:val="0"/>
+        </w:rPr>
+      </w:r>
+    </w:p>
+    <w:p>
+      <w:pPr>
+        <w:pBdr>
+          <w:top w:color="4f81bd" w:space="10" w:sz="4" w:val="single"/>
+          <w:bottom w:color="4f81bd" w:space="10" w:sz="4" w:val="single"/>
+        </w:pBdr>
+        <w:spacing w:after="240" w:before="240" w:lineRule="auto"/>
+        <w:jc w:val="left"/>
+        <w:rPr/>
+      </w:pPr>
+      <w:r>
+        <w:rPr>
+          <w:i w:val="1"/>
+          <w:iCs w:val="1"/>
+          <w:rtl w:val="0"/>
+        </w:rPr>
+        <w:t xml:space="preserve">Most teams treat cancellations as a content problem. But on the App Store, around 14% of subscription cancellations are payments that failed. The user never chose to leave.</w:t>
+      </w:r>
+      <w:r>
+        <w:rPr>
+          <w:rtl w:val="0"/>
+        </w:rPr>
+      </w:r>
+    </w:p>
+    <w:p>
+      <w:pPr>
+        <w:pBdr>
+          <w:top w:color="4f81bd" w:space="10" w:sz="4" w:val="single"/>
+          <w:bottom w:color="4f81bd" w:space="10" w:sz="4" w:val="single"/>
+        </w:pBdr>
+        <w:spacing w:after="240" w:before="240" w:lineRule="auto"/>
+        <w:jc w:val="left"/>
+        <w:rPr/>
+      </w:pPr>
+      <w:r>
+        <w:rPr>
+          <w:i w:val="1"/>
+          <w:iCs w:val="1"/>
+          <w:rtl w:val="0"/>
+        </w:rPr>
+        <w:t xml:space="preserve">Do you know how many of yours fall into that bucket?</w:t>
       </w:r>
       <w:r>
         <w:rPr>
@@ -3919,43 +4732,31 @@
     </w:p>
     <w:p>
       <w:pPr>
-        <w:pStyle w:val="Heading3"/>
-        <w:rPr/>
-      </w:pPr>
-      <w:r>
-        <w:rPr>
-          <w:rtl w:val="0"/>
-        </w:rPr>
-        <w:t xml:space="preserve">ICP 2 — Small Agencies and MSPs</w:t>
-      </w:r>
-    </w:p>
-    <w:p>
-      <w:pPr>
-        <w:pBdr>
-          <w:top w:color="4f81bd" w:space="10" w:sz="4" w:val="single"/>
-          <w:bottom w:color="4f81bd" w:space="10" w:sz="4" w:val="single"/>
-        </w:pBdr>
-        <w:spacing w:after="240" w:before="240" w:lineRule="auto"/>
-        <w:jc w:val="left"/>
-        <w:rPr/>
-      </w:pPr>
-      <w:r>
-        <w:rPr>
-          <w:b w:val="1"/>
-          <w:bCs w:val="1"/>
-          <w:i w:val="1"/>
-          <w:iCs w:val="1"/>
-          <w:rtl w:val="0"/>
-        </w:rPr>
-        <w:t xml:space="preserve">Email 1 — Day 1</w:t>
-      </w:r>
-      <w:r>
-        <w:rPr>
-          <w:i w:val="1"/>
-          <w:iCs w:val="1"/>
-          <w:rtl w:val="0"/>
-        </w:rPr>
-        <w:t xml:space="preserve"> Subject: linkedin follow up / mobile apps for your clients</w:t>
+        <w:pBdr>
+          <w:top w:color="4f81bd" w:space="10" w:sz="4" w:val="single"/>
+          <w:bottom w:color="4f81bd" w:space="10" w:sz="4" w:val="single"/>
+        </w:pBdr>
+        <w:spacing w:after="240" w:before="240" w:lineRule="auto"/>
+        <w:jc w:val="left"/>
+        <w:rPr/>
+      </w:pPr>
+      <w:r>
+        <w:rPr>
+          <w:b w:val="1"/>
+          <w:bCs w:val="1"/>
+          <w:i w:val="1"/>
+          <w:iCs w:val="1"/>
+          <w:rtl w:val="0"/>
+        </w:rPr>
+        <w:t xml:space="preserve">Email 2 — Day 5</w:t>
+      </w:r>
+      <w:r>
+        <w:rPr>
+          <w:i w:val="1"/>
+          <w:iCs w:val="1"/>
+          <w:rtl w:val="0"/>
+        </w:rPr>
+        <w:t xml:space="preserve"> Subject: one more thing / the first month</w:t>
       </w:r>
       <w:r>
         <w:rPr>
@@ -4022,98 +4823,55 @@
           <w:iCs w:val="1"/>
           <w:rtl w:val="0"/>
         </w:rPr>
-        <w:t xml:space="preserve">Tried reaching out on LinkedIn, but figured email might work better.</w:t>
-      </w:r>
-      <w:r>
-        <w:rPr>
-          <w:rtl w:val="0"/>
-        </w:rPr>
-      </w:r>
-    </w:p>
-    <w:p>
-      <w:pPr>
-        <w:pBdr>
-          <w:top w:color="4f81bd" w:space="10" w:sz="4" w:val="single"/>
-          <w:bottom w:color="4f81bd" w:space="10" w:sz="4" w:val="single"/>
-        </w:pBdr>
-        <w:spacing w:after="240" w:before="240" w:lineRule="auto"/>
-        <w:jc w:val="left"/>
-        <w:rPr/>
-      </w:pPr>
-      <w:r>
-        <w:rPr>
-          <w:i w:val="1"/>
-          <w:iCs w:val="1"/>
-          <w:rtl w:val="0"/>
-        </w:rPr>
-        <w:t xml:space="preserve">When a client asks </w:t>
-      </w:r>
-      <w:r>
-        <w:rPr>
-          <w:b w:val="1"/>
-          <w:bCs w:val="1"/>
-          <w:i w:val="1"/>
-          <w:iCs w:val="1"/>
-          <w:color w:val="ff9900"/>
-          <w:rtl w:val="0"/>
-        </w:rPr>
-        <w:t xml:space="preserve">{company name}</w:t>
-      </w:r>
-      <w:r>
-        <w:rPr>
-          <w:i w:val="1"/>
-          <w:iCs w:val="1"/>
-          <w:rtl w:val="0"/>
-        </w:rPr>
-        <w:t xml:space="preserve"> for a mobile app, do you build it, pass it to a partner, or turn it down?</w:t>
-      </w:r>
-      <w:r>
-        <w:rPr>
-          <w:rtl w:val="0"/>
-        </w:rPr>
-      </w:r>
-    </w:p>
-    <w:p>
-      <w:pPr>
-        <w:pBdr>
-          <w:top w:color="4f81bd" w:space="10" w:sz="4" w:val="single"/>
-          <w:bottom w:color="4f81bd" w:space="10" w:sz="4" w:val="single"/>
-        </w:pBdr>
-        <w:spacing w:after="240" w:before="240" w:lineRule="auto"/>
-        <w:jc w:val="left"/>
-        <w:rPr/>
-      </w:pPr>
-      <w:r>
-        <w:rPr>
-          <w:i w:val="1"/>
-          <w:iCs w:val="1"/>
-          <w:rtl w:val="0"/>
-        </w:rPr>
-        <w:t xml:space="preserve">I run ODAXY Labs. We build mobile apps for agencies and MSPs behind the scenes, so your client only deals with you.</w:t>
-      </w:r>
-      <w:r>
-        <w:rPr>
-          <w:rtl w:val="0"/>
-        </w:rPr>
-      </w:r>
-    </w:p>
-    <w:p>
-      <w:pPr>
-        <w:pBdr>
-          <w:top w:color="4f81bd" w:space="10" w:sz="4" w:val="single"/>
-          <w:bottom w:color="4f81bd" w:space="10" w:sz="4" w:val="single"/>
-        </w:pBdr>
-        <w:spacing w:after="240" w:before="240" w:lineRule="auto"/>
-        <w:jc w:val="left"/>
-        <w:rPr/>
-      </w:pPr>
-      <w:r>
-        <w:rPr>
-          <w:i w:val="1"/>
-          <w:iCs w:val="1"/>
-          <w:rtl w:val="0"/>
-        </w:rPr>
-        <w:t xml:space="preserve">Worth a quick chat?</w:t>
+        <w:t xml:space="preserve">Following up. About a third of annual-plan cancellations happen in the first month, and a lot of that comes from the app: slow onboarding, crashes, or login issues. Better content doesn't fix any of it.</w:t>
+      </w:r>
+      <w:r>
+        <w:rPr>
+          <w:rtl w:val="0"/>
+        </w:rPr>
+      </w:r>
+    </w:p>
+    <w:p>
+      <w:pPr>
+        <w:pBdr>
+          <w:top w:color="4f81bd" w:space="10" w:sz="4" w:val="single"/>
+          <w:bottom w:color="4f81bd" w:space="10" w:sz="4" w:val="single"/>
+        </w:pBdr>
+        <w:spacing w:after="240" w:before="240" w:lineRule="auto"/>
+        <w:jc w:val="left"/>
+        <w:rPr/>
+      </w:pPr>
+      <w:r>
+        <w:rPr>
+          <w:i w:val="1"/>
+          <w:iCs w:val="1"/>
+          <w:rtl w:val="0"/>
+        </w:rPr>
+        <w:t xml:space="preserve">I run ODAXY Labs. We built an English-learning app for iOS and Android, and a community app for high school students in New Jersey.</w:t>
+      </w:r>
+      <w:r>
+        <w:rPr>
+          <w:rtl w:val="0"/>
+        </w:rPr>
+      </w:r>
+    </w:p>
+    <w:p>
+      <w:pPr>
+        <w:pBdr>
+          <w:top w:color="4f81bd" w:space="10" w:sz="4" w:val="single"/>
+          <w:bottom w:color="4f81bd" w:space="10" w:sz="4" w:val="single"/>
+        </w:pBdr>
+        <w:spacing w:after="240" w:before="240" w:lineRule="auto"/>
+        <w:jc w:val="left"/>
+        <w:rPr/>
+      </w:pPr>
+      <w:r>
+        <w:rPr>
+          <w:i w:val="1"/>
+          <w:iCs w:val="1"/>
+          <w:rtl w:val="0"/>
+        </w:rPr>
+        <w:t xml:space="preserve">Would a couple of examples help?</w:t>
       </w:r>
       <w:r>
         <w:rPr>
@@ -4197,213 +4955,6 @@
           <w:iCs w:val="1"/>
           <w:rtl w:val="0"/>
         </w:rPr>
-        <w:t xml:space="preserve">Email 2 — Day 5</w:t>
-      </w:r>
-      <w:r>
-        <w:rPr>
-          <w:i w:val="1"/>
-          <w:iCs w:val="1"/>
-          <w:rtl w:val="0"/>
-        </w:rPr>
-        <w:t xml:space="preserve"> Subject: one more thing / the part that matters</w:t>
-      </w:r>
-      <w:r>
-        <w:rPr>
-          <w:rtl w:val="0"/>
-        </w:rPr>
-      </w:r>
-    </w:p>
-    <w:p>
-      <w:pPr>
-        <w:pBdr>
-          <w:top w:color="4f81bd" w:space="10" w:sz="4" w:val="single"/>
-          <w:bottom w:color="4f81bd" w:space="10" w:sz="4" w:val="single"/>
-        </w:pBdr>
-        <w:spacing w:after="240" w:before="240" w:lineRule="auto"/>
-        <w:jc w:val="left"/>
-        <w:rPr/>
-      </w:pPr>
-      <w:r>
-        <w:rPr>
-          <w:i w:val="1"/>
-          <w:iCs w:val="1"/>
-          <w:rtl w:val="0"/>
-        </w:rPr>
-        <w:t xml:space="preserve">Hi </w:t>
-      </w:r>
-      <w:r>
-        <w:rPr>
-          <w:b w:val="1"/>
-          <w:bCs w:val="1"/>
-          <w:i w:val="1"/>
-          <w:iCs w:val="1"/>
-          <w:color w:val="ff9900"/>
-          <w:rtl w:val="0"/>
-        </w:rPr>
-        <w:t xml:space="preserve">[First Name]</w:t>
-      </w:r>
-      <w:r>
-        <w:rPr>
-          <w:i w:val="1"/>
-          <w:iCs w:val="1"/>
-          <w:rtl w:val="0"/>
-        </w:rPr>
-        <w:t xml:space="preserve">,</w:t>
-      </w:r>
-      <w:r>
-        <w:rPr>
-          <w:rtl w:val="0"/>
-        </w:rPr>
-      </w:r>
-    </w:p>
-    <w:p>
-      <w:pPr>
-        <w:pBdr>
-          <w:top w:color="4f81bd" w:space="10" w:sz="4" w:val="single"/>
-          <w:bottom w:color="4f81bd" w:space="10" w:sz="4" w:val="single"/>
-        </w:pBdr>
-        <w:spacing w:after="240" w:before="240" w:lineRule="auto"/>
-        <w:jc w:val="left"/>
-        <w:rPr/>
-      </w:pPr>
-      <w:r>
-        <w:rPr>
-          <w:i w:val="1"/>
-          <w:iCs w:val="1"/>
-          <w:rtl w:val="0"/>
-        </w:rPr>
-        <w:t xml:space="preserve">Following up. For most agency owners, the biggest risk isn't the price. It's losing a retainer client because a partner missed a deadline.</w:t>
-      </w:r>
-      <w:r>
-        <w:rPr>
-          <w:rtl w:val="0"/>
-        </w:rPr>
-      </w:r>
-    </w:p>
-    <w:p>
-      <w:pPr>
-        <w:pBdr>
-          <w:top w:color="4f81bd" w:space="10" w:sz="4" w:val="single"/>
-          <w:bottom w:color="4f81bd" w:space="10" w:sz="4" w:val="single"/>
-        </w:pBdr>
-        <w:spacing w:after="240" w:before="240" w:lineRule="auto"/>
-        <w:jc w:val="left"/>
-        <w:rPr/>
-      </w:pPr>
-      <w:r>
-        <w:rPr>
-          <w:i w:val="1"/>
-          <w:iCs w:val="1"/>
-          <w:rtl w:val="0"/>
-        </w:rPr>
-        <w:t xml:space="preserve">With us, you talk to me directly, the scope is agreed in writing before we start, and the first version for a web agency in Pennsylvania was ready in about six weeks.</w:t>
-      </w:r>
-      <w:r>
-        <w:rPr>
-          <w:rtl w:val="0"/>
-        </w:rPr>
-      </w:r>
-    </w:p>
-    <w:p>
-      <w:pPr>
-        <w:pBdr>
-          <w:top w:color="4f81bd" w:space="10" w:sz="4" w:val="single"/>
-          <w:bottom w:color="4f81bd" w:space="10" w:sz="4" w:val="single"/>
-        </w:pBdr>
-        <w:spacing w:after="240" w:before="240" w:lineRule="auto"/>
-        <w:jc w:val="left"/>
-        <w:rPr/>
-      </w:pPr>
-      <w:r>
-        <w:rPr>
-          <w:i w:val="1"/>
-          <w:iCs w:val="1"/>
-          <w:rtl w:val="0"/>
-        </w:rPr>
-        <w:t xml:space="preserve">Want me to share how we set it up?</w:t>
-      </w:r>
-      <w:r>
-        <w:rPr>
-          <w:rtl w:val="0"/>
-        </w:rPr>
-      </w:r>
-    </w:p>
-    <w:p>
-      <w:pPr>
-        <w:pBdr>
-          <w:top w:color="4f81bd" w:space="10" w:sz="4" w:val="single"/>
-          <w:bottom w:color="4f81bd" w:space="10" w:sz="4" w:val="single"/>
-        </w:pBdr>
-        <w:spacing w:after="240" w:before="240" w:lineRule="auto"/>
-        <w:jc w:val="left"/>
-        <w:rPr/>
-      </w:pPr>
-      <w:r>
-        <w:rPr>
-          <w:i w:val="1"/>
-          <w:iCs w:val="1"/>
-          <w:rtl w:val="0"/>
-        </w:rPr>
-        <w:t xml:space="preserve">Best,</w:t>
-      </w:r>
-      <w:r>
-        <w:rPr>
-          <w:rtl w:val="0"/>
-        </w:rPr>
-      </w:r>
-    </w:p>
-    <w:p>
-      <w:pPr>
-        <w:pBdr>
-          <w:top w:color="4f81bd" w:space="10" w:sz="4" w:val="single"/>
-          <w:bottom w:color="4f81bd" w:space="10" w:sz="4" w:val="single"/>
-        </w:pBdr>
-        <w:spacing w:after="240" w:before="240" w:lineRule="auto"/>
-        <w:jc w:val="left"/>
-        <w:rPr/>
-      </w:pPr>
-      <w:r>
-        <w:rPr>
-          <w:i w:val="1"/>
-          <w:iCs w:val="1"/>
-          <w:rtl w:val="0"/>
-        </w:rPr>
-        <w:t xml:space="preserve">Igor</w:t>
-      </w:r>
-      <w:r>
-        <w:rPr>
-          <w:rtl w:val="0"/>
-        </w:rPr>
-      </w:r>
-    </w:p>
-    <w:p>
-      <w:pPr>
-        <w:rPr/>
-      </w:pPr>
-      <w:r>
-        <w:rPr>
-          <w:rtl w:val="0"/>
-        </w:rPr>
-      </w:r>
-    </w:p>
-    <w:p>
-      <w:pPr>
-        <w:pBdr>
-          <w:top w:color="4f81bd" w:space="10" w:sz="4" w:val="single"/>
-          <w:bottom w:color="4f81bd" w:space="10" w:sz="4" w:val="single"/>
-        </w:pBdr>
-        <w:spacing w:after="240" w:before="240" w:lineRule="auto"/>
-        <w:jc w:val="left"/>
-        <w:rPr/>
-      </w:pPr>
-      <w:r>
-        <w:rPr>
-          <w:b w:val="1"/>
-          <w:bCs w:val="1"/>
-          <w:i w:val="1"/>
-          <w:iCs w:val="1"/>
-          <w:rtl w:val="0"/>
-        </w:rPr>
         <w:t xml:space="preserve">Email 3 — Day 10</w:t>
       </w:r>
       <w:r>
@@ -4412,645 +4963,7 @@
           <w:iCs w:val="1"/>
           <w:rtl w:val="0"/>
         </w:rPr>
-        <w:t xml:space="preserve"> Subject: last one from me / inherited a client app?</w:t>
-      </w:r>
-      <w:r>
-        <w:rPr>
-          <w:rtl w:val="0"/>
-        </w:rPr>
-      </w:r>
-    </w:p>
-    <w:p>
-      <w:pPr>
-        <w:pBdr>
-          <w:top w:color="4f81bd" w:space="10" w:sz="4" w:val="single"/>
-          <w:bottom w:color="4f81bd" w:space="10" w:sz="4" w:val="single"/>
-        </w:pBdr>
-        <w:spacing w:after="240" w:before="240" w:lineRule="auto"/>
-        <w:jc w:val="left"/>
-        <w:rPr/>
-      </w:pPr>
-      <w:r>
-        <w:rPr>
-          <w:i w:val="1"/>
-          <w:iCs w:val="1"/>
-          <w:rtl w:val="0"/>
-        </w:rPr>
-        <w:t xml:space="preserve">Hi </w:t>
-      </w:r>
-      <w:r>
-        <w:rPr>
-          <w:b w:val="1"/>
-          <w:bCs w:val="1"/>
-          <w:i w:val="1"/>
-          <w:iCs w:val="1"/>
-          <w:color w:val="ff9900"/>
-          <w:rtl w:val="0"/>
-        </w:rPr>
-        <w:t xml:space="preserve">[First Name]</w:t>
-      </w:r>
-      <w:r>
-        <w:rPr>
-          <w:i w:val="1"/>
-          <w:iCs w:val="1"/>
-          <w:rtl w:val="0"/>
-        </w:rPr>
-        <w:t xml:space="preserve">,</w:t>
-      </w:r>
-      <w:r>
-        <w:rPr>
-          <w:rtl w:val="0"/>
-        </w:rPr>
-      </w:r>
-    </w:p>
-    <w:p>
-      <w:pPr>
-        <w:pBdr>
-          <w:top w:color="4f81bd" w:space="10" w:sz="4" w:val="single"/>
-          <w:bottom w:color="4f81bd" w:space="10" w:sz="4" w:val="single"/>
-        </w:pBdr>
-        <w:spacing w:after="240" w:before="240" w:lineRule="auto"/>
-        <w:jc w:val="left"/>
-        <w:rPr/>
-      </w:pPr>
-      <w:r>
-        <w:rPr>
-          <w:i w:val="1"/>
-          <w:iCs w:val="1"/>
-          <w:rtl w:val="0"/>
-        </w:rPr>
-        <w:t xml:space="preserve">Last note from me.</w:t>
-      </w:r>
-      <w:r>
-        <w:rPr>
-          <w:rtl w:val="0"/>
-        </w:rPr>
-      </w:r>
-    </w:p>
-    <w:p>
-      <w:pPr>
-        <w:pBdr>
-          <w:top w:color="4f81bd" w:space="10" w:sz="4" w:val="single"/>
-          <w:bottom w:color="4f81bd" w:space="10" w:sz="4" w:val="single"/>
-        </w:pBdr>
-        <w:spacing w:after="240" w:before="240" w:lineRule="auto"/>
-        <w:jc w:val="left"/>
-        <w:rPr/>
-      </w:pPr>
-      <w:r>
-        <w:rPr>
-          <w:i w:val="1"/>
-          <w:iCs w:val="1"/>
-          <w:rtl w:val="0"/>
-        </w:rPr>
-        <w:t xml:space="preserve">If you have a client app someone else built and you're not sure what's inside, I can do a free limited code review. A short written note on what's there, what's risky, and what it would take to keep it running.</w:t>
-      </w:r>
-      <w:r>
-        <w:rPr>
-          <w:rtl w:val="0"/>
-        </w:rPr>
-      </w:r>
-    </w:p>
-    <w:p>
-      <w:pPr>
-        <w:pBdr>
-          <w:top w:color="4f81bd" w:space="10" w:sz="4" w:val="single"/>
-          <w:bottom w:color="4f81bd" w:space="10" w:sz="4" w:val="single"/>
-        </w:pBdr>
-        <w:spacing w:after="240" w:before="240" w:lineRule="auto"/>
-        <w:jc w:val="left"/>
-        <w:rPr/>
-      </w:pPr>
-      <w:r>
-        <w:rPr>
-          <w:i w:val="1"/>
-          <w:iCs w:val="1"/>
-          <w:rtl w:val="0"/>
-        </w:rPr>
-        <w:t xml:space="preserve">You keep the note either way. Want me to look at one?</w:t>
-      </w:r>
-      <w:r>
-        <w:rPr>
-          <w:rtl w:val="0"/>
-        </w:rPr>
-      </w:r>
-    </w:p>
-    <w:p>
-      <w:pPr>
-        <w:pBdr>
-          <w:top w:color="4f81bd" w:space="10" w:sz="4" w:val="single"/>
-          <w:bottom w:color="4f81bd" w:space="10" w:sz="4" w:val="single"/>
-        </w:pBdr>
-        <w:spacing w:after="240" w:before="240" w:lineRule="auto"/>
-        <w:jc w:val="left"/>
-        <w:rPr/>
-      </w:pPr>
-      <w:r>
-        <w:rPr>
-          <w:i w:val="1"/>
-          <w:iCs w:val="1"/>
-          <w:rtl w:val="0"/>
-        </w:rPr>
-        <w:t xml:space="preserve">Best,</w:t>
-      </w:r>
-      <w:r>
-        <w:rPr>
-          <w:rtl w:val="0"/>
-        </w:rPr>
-      </w:r>
-    </w:p>
-    <w:p>
-      <w:pPr>
-        <w:pBdr>
-          <w:top w:color="4f81bd" w:space="10" w:sz="4" w:val="single"/>
-          <w:bottom w:color="4f81bd" w:space="10" w:sz="4" w:val="single"/>
-        </w:pBdr>
-        <w:spacing w:after="240" w:before="240" w:lineRule="auto"/>
-        <w:jc w:val="left"/>
-        <w:rPr/>
-      </w:pPr>
-      <w:r>
-        <w:rPr>
-          <w:i w:val="1"/>
-          <w:iCs w:val="1"/>
-          <w:rtl w:val="0"/>
-        </w:rPr>
-        <w:t xml:space="preserve">Igor</w:t>
-      </w:r>
-      <w:r>
-        <w:rPr>
-          <w:rtl w:val="0"/>
-        </w:rPr>
-      </w:r>
-    </w:p>
-    <w:p>
-      <w:pPr>
-        <w:rPr/>
-      </w:pPr>
-      <w:r>
-        <w:rPr>
-          <w:rtl w:val="0"/>
-        </w:rPr>
-      </w:r>
-    </w:p>
-    <w:p>
-      <w:pPr>
-        <w:pStyle w:val="Heading3"/>
-        <w:rPr/>
-      </w:pPr>
-      <w:r>
-        <w:rPr>
-          <w:rtl w:val="0"/>
-        </w:rPr>
-        <w:t xml:space="preserve">ICP 3 — Learning, Content and Community App Publishers</w:t>
-      </w:r>
-    </w:p>
-    <w:p>
-      <w:pPr>
-        <w:pBdr>
-          <w:top w:color="4f81bd" w:space="10" w:sz="4" w:val="single"/>
-          <w:bottom w:color="4f81bd" w:space="10" w:sz="4" w:val="single"/>
-        </w:pBdr>
-        <w:spacing w:after="240" w:before="240" w:lineRule="auto"/>
-        <w:jc w:val="left"/>
-        <w:rPr/>
-      </w:pPr>
-      <w:r>
-        <w:rPr>
-          <w:b w:val="1"/>
-          <w:bCs w:val="1"/>
-          <w:i w:val="1"/>
-          <w:iCs w:val="1"/>
-          <w:rtl w:val="0"/>
-        </w:rPr>
-        <w:t xml:space="preserve">Email 1 — Day 1</w:t>
-      </w:r>
-      <w:r>
-        <w:rPr>
-          <w:i w:val="1"/>
-          <w:iCs w:val="1"/>
-          <w:rtl w:val="0"/>
-        </w:rPr>
-        <w:t xml:space="preserve"> Subject: a churn question / quick question about {app name}</w:t>
-      </w:r>
-      <w:r>
-        <w:rPr>
-          <w:rtl w:val="0"/>
-        </w:rPr>
-      </w:r>
-    </w:p>
-    <w:p>
-      <w:pPr>
-        <w:pBdr>
-          <w:top w:color="4f81bd" w:space="10" w:sz="4" w:val="single"/>
-          <w:bottom w:color="4f81bd" w:space="10" w:sz="4" w:val="single"/>
-        </w:pBdr>
-        <w:spacing w:after="240" w:before="240" w:lineRule="auto"/>
-        <w:jc w:val="left"/>
-        <w:rPr/>
-      </w:pPr>
-      <w:r>
-        <w:rPr>
-          <w:i w:val="1"/>
-          <w:iCs w:val="1"/>
-          <w:rtl w:val="0"/>
-        </w:rPr>
-        <w:t xml:space="preserve">Hi </w:t>
-      </w:r>
-      <w:r>
-        <w:rPr>
-          <w:b w:val="1"/>
-          <w:bCs w:val="1"/>
-          <w:i w:val="1"/>
-          <w:iCs w:val="1"/>
-          <w:color w:val="ff9900"/>
-          <w:rtl w:val="0"/>
-        </w:rPr>
-        <w:t xml:space="preserve">[First Name]</w:t>
-      </w:r>
-      <w:r>
-        <w:rPr>
-          <w:i w:val="1"/>
-          <w:iCs w:val="1"/>
-          <w:rtl w:val="0"/>
-        </w:rPr>
-        <w:t xml:space="preserve">,</w:t>
-      </w:r>
-      <w:r>
-        <w:rPr>
-          <w:rtl w:val="0"/>
-        </w:rPr>
-      </w:r>
-    </w:p>
-    <w:p>
-      <w:pPr>
-        <w:pBdr>
-          <w:top w:color="4f81bd" w:space="10" w:sz="4" w:val="single"/>
-          <w:bottom w:color="4f81bd" w:space="10" w:sz="4" w:val="single"/>
-        </w:pBdr>
-        <w:spacing w:after="240" w:before="240" w:lineRule="auto"/>
-        <w:jc w:val="left"/>
-        <w:rPr/>
-      </w:pPr>
-      <w:r>
-        <w:rPr>
-          <w:i w:val="1"/>
-          <w:iCs w:val="1"/>
-          <w:rtl w:val="0"/>
-        </w:rPr>
-        <w:t xml:space="preserve">Tried reaching out on LinkedIn, but figured email might work better.</w:t>
-      </w:r>
-      <w:r>
-        <w:rPr>
-          <w:rtl w:val="0"/>
-        </w:rPr>
-      </w:r>
-    </w:p>
-    <w:p>
-      <w:pPr>
-        <w:pBdr>
-          <w:top w:color="4f81bd" w:space="10" w:sz="4" w:val="single"/>
-          <w:bottom w:color="4f81bd" w:space="10" w:sz="4" w:val="single"/>
-        </w:pBdr>
-        <w:spacing w:after="240" w:before="240" w:lineRule="auto"/>
-        <w:jc w:val="left"/>
-        <w:rPr/>
-      </w:pPr>
-      <w:r>
-        <w:rPr>
-          <w:i w:val="1"/>
-          <w:iCs w:val="1"/>
-          <w:rtl w:val="0"/>
-        </w:rPr>
-        <w:t xml:space="preserve">Most teams treat cancellations as a content problem. But on the App Store, around 14% of subscription cancellations are payments that failed. The user never chose to leave.</w:t>
-      </w:r>
-      <w:r>
-        <w:rPr>
-          <w:rtl w:val="0"/>
-        </w:rPr>
-      </w:r>
-    </w:p>
-    <w:p>
-      <w:pPr>
-        <w:pBdr>
-          <w:top w:color="4f81bd" w:space="10" w:sz="4" w:val="single"/>
-          <w:bottom w:color="4f81bd" w:space="10" w:sz="4" w:val="single"/>
-        </w:pBdr>
-        <w:spacing w:after="240" w:before="240" w:lineRule="auto"/>
-        <w:jc w:val="left"/>
-        <w:rPr/>
-      </w:pPr>
-      <w:r>
-        <w:rPr>
-          <w:i w:val="1"/>
-          <w:iCs w:val="1"/>
-          <w:rtl w:val="0"/>
-        </w:rPr>
-        <w:t xml:space="preserve">Do you know how many of yours fall into that bucket?</w:t>
-      </w:r>
-      <w:r>
-        <w:rPr>
-          <w:rtl w:val="0"/>
-        </w:rPr>
-      </w:r>
-    </w:p>
-    <w:p>
-      <w:pPr>
-        <w:pBdr>
-          <w:top w:color="4f81bd" w:space="10" w:sz="4" w:val="single"/>
-          <w:bottom w:color="4f81bd" w:space="10" w:sz="4" w:val="single"/>
-        </w:pBdr>
-        <w:spacing w:after="240" w:before="240" w:lineRule="auto"/>
-        <w:jc w:val="left"/>
-        <w:rPr/>
-      </w:pPr>
-      <w:r>
-        <w:rPr>
-          <w:i w:val="1"/>
-          <w:iCs w:val="1"/>
-          <w:rtl w:val="0"/>
-        </w:rPr>
-        <w:t xml:space="preserve">Best,</w:t>
-      </w:r>
-      <w:r>
-        <w:rPr>
-          <w:rtl w:val="0"/>
-        </w:rPr>
-      </w:r>
-    </w:p>
-    <w:p>
-      <w:pPr>
-        <w:pBdr>
-          <w:top w:color="4f81bd" w:space="10" w:sz="4" w:val="single"/>
-          <w:bottom w:color="4f81bd" w:space="10" w:sz="4" w:val="single"/>
-        </w:pBdr>
-        <w:spacing w:after="240" w:before="240" w:lineRule="auto"/>
-        <w:jc w:val="left"/>
-        <w:rPr/>
-      </w:pPr>
-      <w:r>
-        <w:rPr>
-          <w:i w:val="1"/>
-          <w:iCs w:val="1"/>
-          <w:rtl w:val="0"/>
-        </w:rPr>
-        <w:t xml:space="preserve">Igor</w:t>
-      </w:r>
-      <w:r>
-        <w:rPr>
-          <w:rtl w:val="0"/>
-        </w:rPr>
-      </w:r>
-    </w:p>
-    <w:p>
-      <w:pPr>
-        <w:rPr/>
-      </w:pPr>
-      <w:r>
-        <w:rPr>
-          <w:rtl w:val="0"/>
-        </w:rPr>
-      </w:r>
-    </w:p>
-    <w:p>
-      <w:pPr>
-        <w:pBdr>
-          <w:top w:color="4f81bd" w:space="10" w:sz="4" w:val="single"/>
-          <w:bottom w:color="4f81bd" w:space="10" w:sz="4" w:val="single"/>
-        </w:pBdr>
-        <w:spacing w:after="240" w:before="240" w:lineRule="auto"/>
-        <w:jc w:val="left"/>
-        <w:rPr/>
-      </w:pPr>
-      <w:r>
-        <w:rPr>
-          <w:b w:val="1"/>
-          <w:bCs w:val="1"/>
-          <w:i w:val="1"/>
-          <w:iCs w:val="1"/>
-          <w:rtl w:val="0"/>
-        </w:rPr>
-        <w:t xml:space="preserve">Email 2 — Day 5</w:t>
-      </w:r>
-      <w:r>
-        <w:rPr>
-          <w:i w:val="1"/>
-          <w:iCs w:val="1"/>
-          <w:rtl w:val="0"/>
-        </w:rPr>
-        <w:t xml:space="preserve"> Subject: one more thing / the first month</w:t>
-      </w:r>
-      <w:r>
-        <w:rPr>
-          <w:rtl w:val="0"/>
-        </w:rPr>
-      </w:r>
-    </w:p>
-    <w:p>
-      <w:pPr>
-        <w:pBdr>
-          <w:top w:color="4f81bd" w:space="10" w:sz="4" w:val="single"/>
-          <w:bottom w:color="4f81bd" w:space="10" w:sz="4" w:val="single"/>
-        </w:pBdr>
-        <w:spacing w:after="240" w:before="240" w:lineRule="auto"/>
-        <w:jc w:val="left"/>
-        <w:rPr/>
-      </w:pPr>
-      <w:r>
-        <w:rPr>
-          <w:i w:val="1"/>
-          <w:iCs w:val="1"/>
-          <w:rtl w:val="0"/>
-        </w:rPr>
-        <w:t xml:space="preserve">Hi </w:t>
-      </w:r>
-      <w:r>
-        <w:rPr>
-          <w:b w:val="1"/>
-          <w:bCs w:val="1"/>
-          <w:i w:val="1"/>
-          <w:iCs w:val="1"/>
-          <w:color w:val="ff9900"/>
-          <w:rtl w:val="0"/>
-        </w:rPr>
-        <w:t xml:space="preserve">[First Name]</w:t>
-      </w:r>
-      <w:r>
-        <w:rPr>
-          <w:i w:val="1"/>
-          <w:iCs w:val="1"/>
-          <w:rtl w:val="0"/>
-        </w:rPr>
-        <w:t xml:space="preserve">,</w:t>
-      </w:r>
-      <w:r>
-        <w:rPr>
-          <w:rtl w:val="0"/>
-        </w:rPr>
-      </w:r>
-    </w:p>
-    <w:p>
-      <w:pPr>
-        <w:pBdr>
-          <w:top w:color="4f81bd" w:space="10" w:sz="4" w:val="single"/>
-          <w:bottom w:color="4f81bd" w:space="10" w:sz="4" w:val="single"/>
-        </w:pBdr>
-        <w:spacing w:after="240" w:before="240" w:lineRule="auto"/>
-        <w:jc w:val="left"/>
-        <w:rPr/>
-      </w:pPr>
-      <w:r>
-        <w:rPr>
-          <w:i w:val="1"/>
-          <w:iCs w:val="1"/>
-          <w:rtl w:val="0"/>
-        </w:rPr>
-        <w:t xml:space="preserve">Following up. About a third of annual-plan cancellations happen in the first month, and a lot of that comes from the app: slow onboarding, crashes, or login issues. Better content doesn't fix any of it.</w:t>
-      </w:r>
-      <w:r>
-        <w:rPr>
-          <w:rtl w:val="0"/>
-        </w:rPr>
-      </w:r>
-    </w:p>
-    <w:p>
-      <w:pPr>
-        <w:pBdr>
-          <w:top w:color="4f81bd" w:space="10" w:sz="4" w:val="single"/>
-          <w:bottom w:color="4f81bd" w:space="10" w:sz="4" w:val="single"/>
-        </w:pBdr>
-        <w:spacing w:after="240" w:before="240" w:lineRule="auto"/>
-        <w:jc w:val="left"/>
-        <w:rPr/>
-      </w:pPr>
-      <w:r>
-        <w:rPr>
-          <w:i w:val="1"/>
-          <w:iCs w:val="1"/>
-          <w:rtl w:val="0"/>
-        </w:rPr>
-        <w:t xml:space="preserve">I run ODAXY Labs. We built an English-learning app for iOS and Android, and a community app for high school students in New Jersey.</w:t>
-      </w:r>
-      <w:r>
-        <w:rPr>
-          <w:rtl w:val="0"/>
-        </w:rPr>
-      </w:r>
-    </w:p>
-    <w:p>
-      <w:pPr>
-        <w:pBdr>
-          <w:top w:color="4f81bd" w:space="10" w:sz="4" w:val="single"/>
-          <w:bottom w:color="4f81bd" w:space="10" w:sz="4" w:val="single"/>
-        </w:pBdr>
-        <w:spacing w:after="240" w:before="240" w:lineRule="auto"/>
-        <w:jc w:val="left"/>
-        <w:rPr/>
-      </w:pPr>
-      <w:r>
-        <w:rPr>
-          <w:i w:val="1"/>
-          <w:iCs w:val="1"/>
-          <w:rtl w:val="0"/>
-        </w:rPr>
-        <w:t xml:space="preserve">Would a couple of examples help?</w:t>
-      </w:r>
-      <w:r>
-        <w:rPr>
-          <w:rtl w:val="0"/>
-        </w:rPr>
-      </w:r>
-    </w:p>
-    <w:p>
-      <w:pPr>
-        <w:pBdr>
-          <w:top w:color="4f81bd" w:space="10" w:sz="4" w:val="single"/>
-          <w:bottom w:color="4f81bd" w:space="10" w:sz="4" w:val="single"/>
-        </w:pBdr>
-        <w:spacing w:after="240" w:before="240" w:lineRule="auto"/>
-        <w:jc w:val="left"/>
-        <w:rPr/>
-      </w:pPr>
-      <w:r>
-        <w:rPr>
-          <w:i w:val="1"/>
-          <w:iCs w:val="1"/>
-          <w:rtl w:val="0"/>
-        </w:rPr>
-        <w:t xml:space="preserve">Best,</w:t>
-      </w:r>
-      <w:r>
-        <w:rPr>
-          <w:rtl w:val="0"/>
-        </w:rPr>
-      </w:r>
-    </w:p>
-    <w:p>
-      <w:pPr>
-        <w:pBdr>
-          <w:top w:color="4f81bd" w:space="10" w:sz="4" w:val="single"/>
-          <w:bottom w:color="4f81bd" w:space="10" w:sz="4" w:val="single"/>
-        </w:pBdr>
-        <w:spacing w:after="240" w:before="240" w:lineRule="auto"/>
-        <w:jc w:val="left"/>
-        <w:rPr/>
-      </w:pPr>
-      <w:r>
-        <w:rPr>
-          <w:i w:val="1"/>
-          <w:iCs w:val="1"/>
-          <w:rtl w:val="0"/>
-        </w:rPr>
-        <w:t xml:space="preserve">Igor</w:t>
-      </w:r>
-      <w:r>
-        <w:rPr>
-          <w:rtl w:val="0"/>
-        </w:rPr>
-      </w:r>
-    </w:p>
-    <w:p>
-      <w:pPr>
-        <w:rPr/>
-      </w:pPr>
-      <w:r>
-        <w:rPr>
-          <w:rtl w:val="0"/>
-        </w:rPr>
-      </w:r>
-    </w:p>
-    <w:p>
-      <w:pPr>
-        <w:pBdr>
-          <w:top w:color="4f81bd" w:space="10" w:sz="4" w:val="single"/>
-          <w:bottom w:color="4f81bd" w:space="10" w:sz="4" w:val="single"/>
-        </w:pBdr>
-        <w:spacing w:after="240" w:before="240" w:lineRule="auto"/>
-        <w:jc w:val="left"/>
-        <w:rPr/>
-      </w:pPr>
-      <w:r>
-        <w:rPr>
-          <w:b w:val="1"/>
-          <w:bCs w:val="1"/>
-          <w:i w:val="1"/>
-          <w:iCs w:val="1"/>
-          <w:rtl w:val="0"/>
-        </w:rPr>
-        <w:t xml:space="preserve">Email 3 — Day 10</w:t>
-      </w:r>
-      <w:r>
-        <w:rPr>
-          <w:i w:val="1"/>
-          <w:iCs w:val="1"/>
-          <w:rtl w:val="0"/>
-        </w:rPr>
-        <w:t xml:space="preserve"> Subject: last one from me / free audit for {app name}</w:t>
-      </w:r>
-      <w:r>
-        <w:rPr>
-          <w:rtl w:val="0"/>
-        </w:rPr>
+        <w:t xml:space="preserve"> Subject: last one from me / a free audit for your app</w:t>
       </w:r>
     </w:p>
     <w:p>

--- a/Outreach Messages - ODAXY Labs.docx
+++ b/Outreach Messages - ODAXY Labs.docx
@@ -3370,12 +3370,26 @@
           <w:iCs w:val="1"/>
           <w:rtl w:val="0"/>
         </w:rPr>
-        <w:t xml:space="preserve">Is that something you're already on top of, or has it been sitting on the list?</w:t>
-      </w:r>
-      <w:r>
-        <w:rPr>
-          <w:rtl w:val="0"/>
-        </w:rPr>
+        <w:t xml:space="preserve">I run ODAXY Labs. We take over and rebuild apps like this while they stay live in the stores, so you don't have to manage any developers.</w:t>
+      </w:r>
+    </w:p>
+    <w:p>
+      <w:pPr>
+        <w:pBdr>
+          <w:top w:color="4f81bd" w:space="10" w:sz="4" w:val="single"/>
+          <w:bottom w:color="4f81bd" w:space="10" w:sz="4" w:val="single"/>
+        </w:pBdr>
+        <w:spacing w:after="240" w:before="240" w:lineRule="auto"/>
+        <w:jc w:val="left"/>
+        <w:rPr/>
+      </w:pPr>
+      <w:r>
+        <w:rPr>
+          <w:i w:val="1"/>
+          <w:iCs w:val="1"/>
+          <w:rtl w:val="0"/>
+        </w:rPr>
+        <w:t xml:space="preserve">Would a quick 15-minute call next week make sense to see where your app stands?</w:t>
       </w:r>
     </w:p>
     <w:p>
@@ -4664,12 +4678,26 @@
           <w:iCs w:val="1"/>
           <w:rtl w:val="0"/>
         </w:rPr>
-        <w:t xml:space="preserve">Do you know how many of yours fall into that bucket?</w:t>
-      </w:r>
-      <w:r>
-        <w:rPr>
-          <w:rtl w:val="0"/>
-        </w:rPr>
+        <w:t xml:space="preserve">I run ODAXY Labs. We build and take over learning apps for iOS and Android, so your team can focus on the content.</w:t>
+      </w:r>
+    </w:p>
+    <w:p>
+      <w:pPr>
+        <w:pBdr>
+          <w:top w:color="4f81bd" w:space="10" w:sz="4" w:val="single"/>
+          <w:bottom w:color="4f81bd" w:space="10" w:sz="4" w:val="single"/>
+        </w:pBdr>
+        <w:spacing w:after="240" w:before="240" w:lineRule="auto"/>
+        <w:jc w:val="left"/>
+        <w:rPr/>
+      </w:pPr>
+      <w:r>
+        <w:rPr>
+          <w:i w:val="1"/>
+          <w:iCs w:val="1"/>
+          <w:rtl w:val="0"/>
+        </w:rPr>
+        <w:t xml:space="preserve">Would a quick 15-minute call next week make sense to see how much of your churn could be coming from the app?</w:t>
       </w:r>
     </w:p>
     <w:p>

--- a/Outreach Messages - ODAXY Labs.docx
+++ b/Outreach Messages - ODAXY Labs.docx
@@ -3351,45 +3351,45 @@
           <w:iCs w:val="1"/>
           <w:rtl w:val="0"/>
         </w:rPr>
-        <w:t xml:space="preserve">Since this year, Apple only accepts app updates built with its latest tools, and Google stops showing apps that fall behind to people with newer Android phones. So an app that hasn't been updated in a while can get stuck without anyone noticing.</w:t>
-      </w:r>
-    </w:p>
-    <w:p>
-      <w:pPr>
-        <w:pBdr>
-          <w:top w:color="4f81bd" w:space="10" w:sz="4" w:val="single"/>
-          <w:bottom w:color="4f81bd" w:space="10" w:sz="4" w:val="single"/>
-        </w:pBdr>
-        <w:spacing w:after="240" w:before="240" w:lineRule="auto"/>
-        <w:jc w:val="left"/>
-        <w:rPr/>
-      </w:pPr>
-      <w:r>
-        <w:rPr>
-          <w:i w:val="1"/>
-          <w:iCs w:val="1"/>
-          <w:rtl w:val="0"/>
-        </w:rPr>
-        <w:t xml:space="preserve">I run ODAXY Labs. We take over and rebuild apps like this while they stay live in the stores, so you don't have to manage any developers.</w:t>
-      </w:r>
-    </w:p>
-    <w:p>
-      <w:pPr>
-        <w:pBdr>
-          <w:top w:color="4f81bd" w:space="10" w:sz="4" w:val="single"/>
-          <w:bottom w:color="4f81bd" w:space="10" w:sz="4" w:val="single"/>
-        </w:pBdr>
-        <w:spacing w:after="240" w:before="240" w:lineRule="auto"/>
-        <w:jc w:val="left"/>
-        <w:rPr/>
-      </w:pPr>
-      <w:r>
-        <w:rPr>
-          <w:i w:val="1"/>
-          <w:iCs w:val="1"/>
-          <w:rtl w:val="0"/>
-        </w:rPr>
-        <w:t xml:space="preserve">Would a quick 15-minute call next week make sense to see where your app stands?</w:t>
+        <w:t xml:space="preserve">I'm Igor, founder of ODAXY Labs. We take over and rebuild mobile apps while they stay live in the stores, so you don't have to manage any developers.</w:t>
+      </w:r>
+    </w:p>
+    <w:p>
+      <w:pPr>
+        <w:pBdr>
+          <w:top w:color="4f81bd" w:space="10" w:sz="4" w:val="single"/>
+          <w:bottom w:color="4f81bd" w:space="10" w:sz="4" w:val="single"/>
+        </w:pBdr>
+        <w:spacing w:after="240" w:before="240" w:lineRule="auto"/>
+        <w:jc w:val="left"/>
+        <w:rPr/>
+      </w:pPr>
+      <w:r>
+        <w:rPr>
+          <w:i w:val="1"/>
+          <w:iCs w:val="1"/>
+          <w:rtl w:val="0"/>
+        </w:rPr>
+        <w:t xml:space="preserve">The reason I'm writing: since this year, Apple only accepts app updates built with its latest tools, and Google stops showing apps that fall behind to people with newer Android phones. So an app that hasn't been updated in a while can get stuck without anyone noticing.</w:t>
+      </w:r>
+    </w:p>
+    <w:p>
+      <w:pPr>
+        <w:pBdr>
+          <w:top w:color="4f81bd" w:space="10" w:sz="4" w:val="single"/>
+          <w:bottom w:color="4f81bd" w:space="10" w:sz="4" w:val="single"/>
+        </w:pBdr>
+        <w:spacing w:after="240" w:before="240" w:lineRule="auto"/>
+        <w:jc w:val="left"/>
+        <w:rPr/>
+      </w:pPr>
+      <w:r>
+        <w:rPr>
+          <w:i w:val="1"/>
+          <w:iCs w:val="1"/>
+          <w:rtl w:val="0"/>
+        </w:rPr>
+        <w:t xml:space="preserve">Would a quick call make sense to see where your app stands?</w:t>
       </w:r>
     </w:p>
     <w:p>
@@ -4654,50 +4654,45 @@
           <w:iCs w:val="1"/>
           <w:rtl w:val="0"/>
         </w:rPr>
-        <w:t xml:space="preserve">Most teams treat cancellations as a content problem. But on the App Store, around 14% of subscription cancellations are payments that failed. The user never chose to leave.</w:t>
-      </w:r>
-      <w:r>
-        <w:rPr>
-          <w:rtl w:val="0"/>
-        </w:rPr>
-      </w:r>
-    </w:p>
-    <w:p>
-      <w:pPr>
-        <w:pBdr>
-          <w:top w:color="4f81bd" w:space="10" w:sz="4" w:val="single"/>
-          <w:bottom w:color="4f81bd" w:space="10" w:sz="4" w:val="single"/>
-        </w:pBdr>
-        <w:spacing w:after="240" w:before="240" w:lineRule="auto"/>
-        <w:jc w:val="left"/>
-        <w:rPr/>
-      </w:pPr>
-      <w:r>
-        <w:rPr>
-          <w:i w:val="1"/>
-          <w:iCs w:val="1"/>
-          <w:rtl w:val="0"/>
-        </w:rPr>
-        <w:t xml:space="preserve">I run ODAXY Labs. We build and take over learning apps for iOS and Android, so your team can focus on the content.</w:t>
-      </w:r>
-    </w:p>
-    <w:p>
-      <w:pPr>
-        <w:pBdr>
-          <w:top w:color="4f81bd" w:space="10" w:sz="4" w:val="single"/>
-          <w:bottom w:color="4f81bd" w:space="10" w:sz="4" w:val="single"/>
-        </w:pBdr>
-        <w:spacing w:after="240" w:before="240" w:lineRule="auto"/>
-        <w:jc w:val="left"/>
-        <w:rPr/>
-      </w:pPr>
-      <w:r>
-        <w:rPr>
-          <w:i w:val="1"/>
-          <w:iCs w:val="1"/>
-          <w:rtl w:val="0"/>
-        </w:rPr>
-        <w:t xml:space="preserve">Would a quick 15-minute call next week make sense to see how much of your churn could be coming from the app?</w:t>
+        <w:t xml:space="preserve">I'm Igor, founder of ODAXY Labs. We build and take over learning apps for iOS and Android, so teams like yours can focus on the content.</w:t>
+      </w:r>
+    </w:p>
+    <w:p>
+      <w:pPr>
+        <w:pBdr>
+          <w:top w:color="4f81bd" w:space="10" w:sz="4" w:val="single"/>
+          <w:bottom w:color="4f81bd" w:space="10" w:sz="4" w:val="single"/>
+        </w:pBdr>
+        <w:spacing w:after="240" w:before="240" w:lineRule="auto"/>
+        <w:jc w:val="left"/>
+        <w:rPr/>
+      </w:pPr>
+      <w:r>
+        <w:rPr>
+          <w:i w:val="1"/>
+          <w:iCs w:val="1"/>
+          <w:rtl w:val="0"/>
+        </w:rPr>
+        <w:t xml:space="preserve">The reason I'm writing: when subscribers cancel, most teams see it as a content problem. But on the App Store, around 14% of subscription cancellations are actually failed payments. Those users never chose to leave, and it usually gets counted as regular churn.</w:t>
+      </w:r>
+    </w:p>
+    <w:p>
+      <w:pPr>
+        <w:pBdr>
+          <w:top w:color="4f81bd" w:space="10" w:sz="4" w:val="single"/>
+          <w:bottom w:color="4f81bd" w:space="10" w:sz="4" w:val="single"/>
+        </w:pBdr>
+        <w:spacing w:after="240" w:before="240" w:lineRule="auto"/>
+        <w:jc w:val="left"/>
+        <w:rPr/>
+      </w:pPr>
+      <w:r>
+        <w:rPr>
+          <w:i w:val="1"/>
+          <w:iCs w:val="1"/>
+          <w:rtl w:val="0"/>
+        </w:rPr>
+        <w:t xml:space="preserve">Would a quick call make sense to see how much of your churn could be coming from the app?</w:t>
       </w:r>
     </w:p>
     <w:p>

--- a/Outreach Messages - ODAXY Labs.docx
+++ b/Outreach Messages - ODAXY Labs.docx
@@ -124,7 +124,7 @@
         <w:rPr>
           <w:rtl w:val="0"/>
         </w:rPr>
-        <w:t xml:space="preserve">The timing is on their side. Since 2026, Apple only accepts app updates built with its latest tools, and Google stops showing apps that fall behind to users on newer Android devices. An app that hasn't been looked after is now a visible, dated problem, and none of the competitors we analysed talk about it.</w:t>
+        <w:t xml:space="preserve">The timing is on their side. Since 2026, Apple and Google only accept app updates built with recent tools, and Google hides older apps from new users on newer versions of Android. An app that hasn't been looked after is now a visible, dated problem, and none of the competitors we analysed talk about it.</w:t>
       </w:r>
     </w:p>
     <w:p>
@@ -1037,7 +1037,7 @@
           <w:iCs w:val="1"/>
           <w:rtl w:val="0"/>
         </w:rPr>
-        <w:t xml:space="preserve">. Since this year, Apple only accepts updates built with its latest tools, and Google stops showing apps that fall behind to people with newer Android phones. So an app that's been left alone for a while can get stuck without anyone noticing. Has that come up for </w:t>
+        <w:t xml:space="preserve">. Since this year, Apple and Google only accept app updates built with recent tools, and Google hides older apps from new users on newer versions of Android. So an app that's been left alone for a while can get stuck without anyone noticing. Has that come up for </w:t>
       </w:r>
       <w:r>
         <w:rPr>
@@ -1288,7 +1288,7 @@
           <w:iCs w:val="1"/>
           <w:rtl w:val="0"/>
         </w:rPr>
-        <w:t xml:space="preserve">, so I'll stop here before I start to annoy you. One last thing worth knowing. Since this year, Apple only accepts app updates built with its latest tools, and Google stops showing apps that fall behind to people with newer Android phones. I'm doing a free, limited technical audit for app owners, a short written note on where your app stands, what's behind any crashes or bad reviews, and whether it needs a fix or a rebuild. Would you like me to do one for your app?</w:t>
+        <w:t xml:space="preserve">, so I'll stop here before I start to annoy you. One last thing worth knowing. Since this year, Apple and Google only accept app updates built with recent tools, and Google hides older apps from new users on newer versions of Android. I'm doing a free, limited technical audit for app owners, a short written note on where your app stands, what's behind any crashes or bad reviews, and whether it needs a fix or a rebuild. Would you like me to do one for your app?</w:t>
       </w:r>
     </w:p>
     <w:p>
@@ -2802,7 +2802,7 @@
           <w:iCs w:val="1"/>
           <w:rtl w:val="0"/>
         </w:rPr>
-        <w:t xml:space="preserve">, so I'll stop here before I start to annoy you. One last thing worth knowing. Since this year, Apple only accepts app updates built with its latest tools, and Google stops showing apps that fall behind to people with newer Android phones. I'm doing a free, limited technical audit for learning apps, a short written note on whether your app is affected, plus the payment flow, crashes and speed. Would you like me to do one for your app?</w:t>
+        <w:t xml:space="preserve">, so I'll stop here before I start to annoy you. One last thing worth knowing. Since this year, Apple and Google only accept app updates built with recent tools, and Google hides older apps from new users on newer versions of Android. I'm doing a free, limited technical audit for learning apps, a short written note on whether your app is affected, plus the payment flow, crashes and speed. Would you like me to do one for your app?</w:t>
       </w:r>
     </w:p>
     <w:p>
@@ -3096,7 +3096,7 @@
           <w:iCs w:val="1"/>
           <w:rtl w:val="0"/>
         </w:rPr>
-        <w:t xml:space="preserve">. Since this year, Apple only accepts updates built with its latest tools, and Google stops showing apps that fall behind to people with newer Android phones. I'm doing a free limited technical audit, a short written note on where an app stands and what it would take to sort out. Would that be useful? Best, Igor</w:t>
+        <w:t xml:space="preserve">. Since this year, Apple and Google only accept app updates built with recent tools, and Google hides older apps from new users on newer versions of Android. I'm doing a free limited technical audit, a short written note on where an app stands and what it would take to sort out. Would that be useful? Best, Igor</w:t>
       </w:r>
       <w:r>
         <w:rPr>
@@ -3370,7 +3370,7 @@
           <w:iCs w:val="1"/>
           <w:rtl w:val="0"/>
         </w:rPr>
-        <w:t xml:space="preserve">The reason I'm writing: since this year, Apple only accepts app updates built with its latest tools, and Google stops showing apps that fall behind to people with newer Android phones. So an app that hasn't been updated in a while can get stuck without anyone noticing.</w:t>
+        <w:t xml:space="preserve">The reason I'm writing: since this year, Apple and Google only accept app updates built with recent tools, and Google hides older apps from new users on newer versions of Android. So an app that hasn't been updated in a while can get stuck without anyone noticing.</w:t>
       </w:r>
     </w:p>
     <w:p>
@@ -5072,7 +5072,7 @@
           <w:iCs w:val="1"/>
           <w:rtl w:val="0"/>
         </w:rPr>
-        <w:t xml:space="preserve">Since this year, Apple only accepts app updates built with its latest tools, and Google stops showing apps that fall behind to people with newer Android phones. I can do a free, limited technical audit of your app and send you a short written note on whether it's affected, plus the payment flow, crashes and speed.</w:t>
+        <w:t xml:space="preserve">Since this year, Apple and Google only accept app updates built with recent tools, and Google hides older apps from new users on newer versions of Android. I can do a free, limited technical audit of your app and send you a short written note on whether it's affected, plus the payment flow, crashes and speed.</w:t>
       </w:r>
     </w:p>
     <w:p>

--- a/Outreach Messages - ODAXY Labs.docx
+++ b/Outreach Messages - ODAXY Labs.docx
@@ -2783,7 +2783,7 @@
           <w:iCs w:val="1"/>
           <w:rtl w:val="0"/>
         </w:rPr>
-        <w:t xml:space="preserve">I guess you're busy, </w:t>
+        <w:t xml:space="preserve">One last thing worth knowing, </w:t>
       </w:r>
       <w:r>
         <w:rPr>
@@ -2802,7 +2802,7 @@
           <w:iCs w:val="1"/>
           <w:rtl w:val="0"/>
         </w:rPr>
-        <w:t xml:space="preserve">, so I'll stop here before I start to annoy you. One last thing worth knowing. Since this year, Apple and Google only accept app updates built with recent tools, and Google hides older apps from new users on newer versions of Android. I'm doing a free, limited technical audit for learning apps, a short written note on whether your app is affected, plus the payment flow, crashes and speed. Would you like me to do one for your app?</w:t>
+        <w:t xml:space="preserve">. Since this year, Apple only accepts app updates built with recent tools, and Google hides older apps from new users on newer versions of Android. I'm doing a free, limited technical audit for learning apps: a short note on whether yours is affected, plus payments, crashes, and speed. Want me to do one for your app?</w:t>
       </w:r>
     </w:p>
     <w:p>

--- a/Outreach Messages - ODAXY Labs.docx
+++ b/Outreach Messages - ODAXY Labs.docx
@@ -1269,7 +1269,7 @@
           <w:iCs w:val="1"/>
           <w:rtl w:val="0"/>
         </w:rPr>
-        <w:t xml:space="preserve">I guess you're busy, </w:t>
+        <w:t xml:space="preserve">One last thing worth knowing, </w:t>
       </w:r>
       <w:r>
         <w:rPr>
@@ -1288,7 +1288,7 @@
           <w:iCs w:val="1"/>
           <w:rtl w:val="0"/>
         </w:rPr>
-        <w:t xml:space="preserve">, so I'll stop here before I start to annoy you. One last thing worth knowing. Since this year, Apple and Google only accept app updates built with recent tools, and Google hides older apps from new users on newer versions of Android. I'm doing a free, limited technical audit for app owners, a short written note on where your app stands, what's behind any crashes or bad reviews, and whether it needs a fix or a rebuild. Would you like me to do one for your app?</w:t>
+        <w:t xml:space="preserve">. Since this year, Apple only accepts app updates built with recent tools, and Google hides older apps from new users on newer versions of Android. I'm doing a free, limited technical audit for app owners: a short note on whether yours is affected, what's behind any crashes or bad reviews, and if it needs a fix or a rebuild. Want me to do one for your app?</w:t>
       </w:r>
     </w:p>
     <w:p>

--- a/Outreach Messages - ODAXY Labs.docx
+++ b/Outreach Messages - ODAXY Labs.docx
@@ -1172,7 +1172,7 @@
           <w:iCs w:val="1"/>
           <w:rtl w:val="0"/>
         </w:rPr>
-        <w:t xml:space="preserve">, I jumped into questions without properly introducing myself. I'm Igor, founder of ODAXY Labs. I've been building mobile apps for 15+ years, and we take over and rebuild apps that someone else built. For example, we rebuilt both the iOS and Android GPS audio-tour apps for a company in Los Angeles, with turn-by-turn navigation and offline mode, while the apps stayed live in the stores. If interested, happy to share how we did it.</w:t>
+        <w:t xml:space="preserve">, I jumped into questions without properly introducing myself. I'm Igor, founder of ODAXY Labs. I've been a developer for 15+ years, and we take over and rebuild apps that someone else built. For example, we rebuilt both the iOS and Android GPS audio-tour apps for a company in Los Angeles, with turn-by-turn navigation and offline mode, while the apps stayed live in the stores. If interested, happy to share how we did it.</w:t>
       </w:r>
       <w:r>
         <w:rPr>
@@ -2686,7 +2686,7 @@
           <w:iCs w:val="1"/>
           <w:rtl w:val="0"/>
         </w:rPr>
-        <w:t xml:space="preserve">, I jumped into questions without properly introducing myself. I'm Igor, founder of ODAXY Labs. I've been building mobile apps for 15+ years. We built an English-learning app for iOS and Android, and a mobile community app for high school students in New Jersey. We also run an app of our own, so we know what keeping a live product running takes. If interested, happy to share a couple of examples.</w:t>
+        <w:t xml:space="preserve">, I jumped into questions without properly introducing myself. I'm Igor, founder of ODAXY Labs. I've been a developer for 15+ years. We built an English-learning app for iOS and Android, and a mobile community app for high school students in New Jersey. We also run an app of our own, so we know what keeping a live product running takes. If interested, happy to share a couple of examples.</w:t>
       </w:r>
       <w:r>
         <w:rPr>

--- a/Outreach Messages - ODAXY Labs.docx
+++ b/Outreach Messages - ODAXY Labs.docx
@@ -1037,31 +1037,7 @@
           <w:iCs w:val="1"/>
           <w:rtl w:val="0"/>
         </w:rPr>
-        <w:t xml:space="preserve">. Since this year, Apple and Google only accept app updates built with recent tools, and Google hides older apps from new users on newer versions of Android. So an app that's been left alone for a while can get stuck without anyone noticing. Has that come up for </w:t>
-      </w:r>
-      <w:r>
-        <w:rPr>
-          <w:b w:val="1"/>
-          <w:bCs w:val="1"/>
-          <w:i w:val="1"/>
-          <w:iCs w:val="1"/>
-          <w:color w:val="ff9900"/>
-          <w:rtl w:val="0"/>
-        </w:rPr>
-        <w:t xml:space="preserve">{app name}</w:t>
-      </w:r>
-      <w:r>
-        <w:rPr>
-          <w:i w:val="1"/>
-          <w:iCs w:val="1"/>
-          <w:rtl w:val="0"/>
-        </w:rPr>
-        <w:t xml:space="preserve">?</w:t>
-      </w:r>
-      <w:r>
-        <w:rPr>
-          <w:rtl w:val="0"/>
-        </w:rPr>
+        <w:t xml:space="preserve">. Since this year, Apple and Google only accept app updates built with recent tools, and Google hides older apps from new users on newer versions of Android. So an app that hasn't been updated in a while can get stuck without anyone noticing. Curious, is keeping the app up to date something someone on your team looks after, or does it tend to slip behind other priorities?</w:t>
       </w:r>
     </w:p>
     <w:p>

--- a/Outreach Messages - ODAXY Labs.docx
+++ b/Outreach Messages - ODAXY Labs.docx
@@ -1037,7 +1037,7 @@
           <w:iCs w:val="1"/>
           <w:rtl w:val="0"/>
         </w:rPr>
-        <w:t xml:space="preserve">. Since this year, Apple and Google only accept app updates built with recent tools, and Google hides older apps from new users on newer versions of Android. So an app that hasn't been updated in a while can get stuck without anyone noticing. Curious, is keeping the app up to date something someone on your team looks after, or does it tend to slip behind other priorities?</w:t>
+        <w:t xml:space="preserve">. Since this year, Apple and Google only accept app updates built with recent tools, and Google hides older apps from new users on newer versions of Android. So an app that hasn't been updated in a while can get stuck without anyone noticing. Is that on your radar?</w:t>
       </w:r>
     </w:p>
     <w:p>

--- a/Outreach Messages - ODAXY Labs.docx
+++ b/Outreach Messages - ODAXY Labs.docx
@@ -1037,7 +1037,7 @@
           <w:iCs w:val="1"/>
           <w:rtl w:val="0"/>
         </w:rPr>
-        <w:t xml:space="preserve">. Since this year, Apple and Google only accept app updates built with recent tools, and Google hides older apps from new users on newer versions of Android. So an app that hasn't been updated in a while can get stuck without anyone noticing. Is that on your radar?</w:t>
+        <w:t xml:space="preserve">. Since this year, Apple and Google only accept app updates built with recent tools, and Google hides older apps from new users on newer versions of Android. So an app that hasn't been updated in a while can get stuck without anyone noticing. Have you run into this?</w:t>
       </w:r>
     </w:p>
     <w:p>

--- a/Outreach Messages - ODAXY Labs.docx
+++ b/Outreach Messages - ODAXY Labs.docx
@@ -1037,7 +1037,7 @@
           <w:iCs w:val="1"/>
           <w:rtl w:val="0"/>
         </w:rPr>
-        <w:t xml:space="preserve">. Since this year, Apple and Google only accept app updates built with recent tools, and Google hides older apps from new users on newer versions of Android. So an app that hasn't been updated in a while can get stuck without anyone noticing. Have you run into this?</w:t>
+        <w:t xml:space="preserve">. Since this year, Apple and Google only accept app updates built with recent tools, and Google hides older apps from new users on newer versions of Android. So an app that hasn't been updated in a while can get stuck without anyone noticing. Were you aware of this, or have you already dealt with it?</w:t>
       </w:r>
     </w:p>
     <w:p>
